--- a/downloads/14_AI-naar-website.docx
+++ b/downloads/14_AI-naar-website.docx
@@ -23,12 +23,6 @@
         <w:gridCol w:w="9746"/>
       </w:tblGrid>
       <w:tr>
-        <w:tblPrEx>
-          <w:tblCellMar>
-            <w:top w:w="0" w:type="dxa"/>
-            <w:bottom w:w="0" w:type="dxa"/>
-          </w:tblCellMar>
-        </w:tblPrEx>
         <w:tc>
           <w:tcPr>
             <w:tcW w:w="9746" w:type="dxa"/>
@@ -63,7 +57,7 @@
                 <w:szCs w:val="16"/>
                 <w:lang w:val="nl-NL"/>
               </w:rPr>
-              <w:t>MINOR CIRCULAIRE ECONOMIE  ·  HULPMIDDEL 14</w:t>
+              <w:t xml:space="preserve">MINOR CIRCULAIRE ECONOMIE  ·  HULPMIDDEL 14</w:t>
             </w:r>
           </w:p>
           <w:p>
@@ -82,7 +76,7 @@
                 <w:szCs w:val="52"/>
                 <w:lang w:val="nl-NL"/>
               </w:rPr>
-              <w:t>AI naar website</w:t>
+              <w:t xml:space="preserve">AI naar website</w:t>
             </w:r>
           </w:p>
           <w:p>
@@ -98,7 +92,7 @@
                 <w:szCs w:val="22"/>
                 <w:lang w:val="nl-NL"/>
               </w:rPr>
-              <w:t>Van een schets naar een werkende website, zonder te coderen</w:t>
+              <w:t xml:space="preserve">Van een schets naar een werkende pagina, zonder te coderen</w:t>
             </w:r>
           </w:p>
         </w:tc>
@@ -107,6 +101,259 @@
     <w:p>
       <w:pPr>
         <w:spacing w:after="160"/>
+        <w:rPr>
+          <w:lang w:val="nl-NL"/>
+        </w:rPr>
+      </w:pPr>
+    </w:p>
+    <w:tbl>
+      <w:tblPr>
+        <w:tblW w:w="9746" w:type="dxa"/>
+        <w:tblBorders>
+          <w:top w:val="single" w:sz="4" w:space="0" w:color="auto"/>
+          <w:left w:val="single" w:sz="4" w:space="0" w:color="auto"/>
+          <w:bottom w:val="single" w:sz="4" w:space="0" w:color="auto"/>
+          <w:right w:val="single" w:sz="4" w:space="0" w:color="auto"/>
+          <w:insideH w:val="single" w:sz="4" w:space="0" w:color="auto"/>
+          <w:insideV w:val="single" w:sz="4" w:space="0" w:color="auto"/>
+        </w:tblBorders>
+        <w:tblCellMar>
+          <w:left w:w="10" w:type="dxa"/>
+          <w:right w:w="10" w:type="dxa"/>
+        </w:tblCellMar>
+        <w:tblLook w:val="04A0" w:firstRow="1" w:lastRow="0" w:firstColumn="1" w:lastColumn="0" w:noHBand="0" w:noVBand="1"/>
+      </w:tblPr>
+      <w:tblGrid>
+        <w:gridCol w:w="1900"/>
+        <w:gridCol w:w="7846"/>
+      </w:tblGrid>
+      <w:tr>
+        <w:trPr>
+          <w:cantSplit/>
+        </w:trPr>
+        <w:tc>
+          <w:tcPr>
+            <w:tcW w:w="1900" w:type="dxa"/>
+            <w:tcBorders>
+              <w:top w:val="single" w:sz="4" w:space="0" w:color="D9D9D9"/>
+              <w:left w:val="single" w:sz="4" w:space="0" w:color="D9D9D9"/>
+              <w:bottom w:val="single" w:sz="4" w:space="0" w:color="D9D9D9"/>
+              <w:right w:val="single" w:sz="4" w:space="0" w:color="D9D9D9"/>
+            </w:tcBorders>
+            <w:shd w:val="clear" w:color="auto" w:fill="F4F4F4"/>
+            <w:tcMar>
+              <w:top w:w="90" w:type="dxa"/>
+              <w:left w:w="130" w:type="dxa"/>
+              <w:bottom w:w="90" w:type="dxa"/>
+              <w:right w:w="130" w:type="dxa"/>
+            </w:tcMar>
+          </w:tcPr>
+          <w:p>
+            <w:pPr>
+              <w:spacing w:after="30"/>
+              <w:rPr>
+                <w:lang w:val="nl-NL"/>
+              </w:rPr>
+            </w:pPr>
+            <w:r>
+              <w:rPr>
+                <w:b/>
+                <w:bCs/>
+                <w:sz w:val="19"/>
+                <w:szCs w:val="19"/>
+                <w:lang w:val="nl-NL"/>
+              </w:rPr>
+              <w:t xml:space="preserve">Wanneer</w:t>
+            </w:r>
+          </w:p>
+        </w:tc>
+        <w:tc>
+          <w:tcPr>
+            <w:tcW w:w="7846" w:type="dxa"/>
+            <w:tcBorders>
+              <w:top w:val="single" w:sz="4" w:space="0" w:color="D9D9D9"/>
+              <w:left w:val="single" w:sz="4" w:space="0" w:color="D9D9D9"/>
+              <w:bottom w:val="single" w:sz="4" w:space="0" w:color="D9D9D9"/>
+              <w:right w:val="single" w:sz="4" w:space="0" w:color="D9D9D9"/>
+            </w:tcBorders>
+            <w:tcMar>
+              <w:top w:w="90" w:type="dxa"/>
+              <w:left w:w="130" w:type="dxa"/>
+              <w:bottom w:w="90" w:type="dxa"/>
+              <w:right w:w="130" w:type="dxa"/>
+            </w:tcMar>
+          </w:tcPr>
+          <w:p>
+            <w:pPr>
+              <w:rPr>
+                <w:lang w:val="nl-NL"/>
+              </w:rPr>
+            </w:pPr>
+            <w:r>
+              <w:rPr>
+                <w:sz w:val="18"/>
+                <w:szCs w:val="18"/>
+                <w:lang w:val="nl-NL"/>
+              </w:rPr>
+              <w:t xml:space="preserve">In de develop- en deliver-fase, zodra je iets hebt om te tonen.</w:t>
+            </w:r>
+          </w:p>
+        </w:tc>
+      </w:tr>
+      <w:tr>
+        <w:trPr>
+          <w:cantSplit/>
+        </w:trPr>
+        <w:tc>
+          <w:tcPr>
+            <w:tcW w:w="1900" w:type="dxa"/>
+            <w:tcBorders>
+              <w:top w:val="single" w:sz="4" w:space="0" w:color="D9D9D9"/>
+              <w:left w:val="single" w:sz="4" w:space="0" w:color="D9D9D9"/>
+              <w:bottom w:val="single" w:sz="4" w:space="0" w:color="D9D9D9"/>
+              <w:right w:val="single" w:sz="4" w:space="0" w:color="D9D9D9"/>
+            </w:tcBorders>
+            <w:shd w:val="clear" w:color="auto" w:fill="F4F4F4"/>
+            <w:tcMar>
+              <w:top w:w="90" w:type="dxa"/>
+              <w:left w:w="130" w:type="dxa"/>
+              <w:bottom w:w="90" w:type="dxa"/>
+              <w:right w:w="130" w:type="dxa"/>
+            </w:tcMar>
+          </w:tcPr>
+          <w:p>
+            <w:pPr>
+              <w:spacing w:after="30"/>
+              <w:rPr>
+                <w:lang w:val="nl-NL"/>
+              </w:rPr>
+            </w:pPr>
+            <w:r>
+              <w:rPr>
+                <w:b/>
+                <w:bCs/>
+                <w:sz w:val="19"/>
+                <w:szCs w:val="19"/>
+                <w:lang w:val="nl-NL"/>
+              </w:rPr>
+              <w:t xml:space="preserve">Wat lever je op</w:t>
+            </w:r>
+          </w:p>
+        </w:tc>
+        <w:tc>
+          <w:tcPr>
+            <w:tcW w:w="7846" w:type="dxa"/>
+            <w:tcBorders>
+              <w:top w:val="single" w:sz="4" w:space="0" w:color="D9D9D9"/>
+              <w:left w:val="single" w:sz="4" w:space="0" w:color="D9D9D9"/>
+              <w:bottom w:val="single" w:sz="4" w:space="0" w:color="D9D9D9"/>
+              <w:right w:val="single" w:sz="4" w:space="0" w:color="D9D9D9"/>
+            </w:tcBorders>
+            <w:tcMar>
+              <w:top w:w="90" w:type="dxa"/>
+              <w:left w:w="130" w:type="dxa"/>
+              <w:bottom w:w="90" w:type="dxa"/>
+              <w:right w:w="130" w:type="dxa"/>
+            </w:tcMar>
+          </w:tcPr>
+          <w:p>
+            <w:pPr>
+              <w:rPr>
+                <w:lang w:val="nl-NL"/>
+              </w:rPr>
+            </w:pPr>
+            <w:r>
+              <w:rPr>
+                <w:sz w:val="18"/>
+                <w:szCs w:val="18"/>
+                <w:lang w:val="nl-NL"/>
+              </w:rPr>
+              <w:t xml:space="preserve">Een werkende pagina of prototype, plus je ingevulde briefing.</w:t>
+            </w:r>
+          </w:p>
+        </w:tc>
+      </w:tr>
+      <w:tr>
+        <w:trPr>
+          <w:cantSplit/>
+        </w:trPr>
+        <w:tc>
+          <w:tcPr>
+            <w:tcW w:w="1900" w:type="dxa"/>
+            <w:tcBorders>
+              <w:top w:val="single" w:sz="4" w:space="0" w:color="D9D9D9"/>
+              <w:left w:val="single" w:sz="4" w:space="0" w:color="D9D9D9"/>
+              <w:bottom w:val="single" w:sz="4" w:space="0" w:color="D9D9D9"/>
+              <w:right w:val="single" w:sz="4" w:space="0" w:color="D9D9D9"/>
+            </w:tcBorders>
+            <w:shd w:val="clear" w:color="auto" w:fill="F4F4F4"/>
+            <w:tcMar>
+              <w:top w:w="90" w:type="dxa"/>
+              <w:left w:w="130" w:type="dxa"/>
+              <w:bottom w:w="90" w:type="dxa"/>
+              <w:right w:w="130" w:type="dxa"/>
+            </w:tcMar>
+          </w:tcPr>
+          <w:p>
+            <w:pPr>
+              <w:spacing w:after="30"/>
+              <w:rPr>
+                <w:lang w:val="nl-NL"/>
+              </w:rPr>
+            </w:pPr>
+            <w:r>
+              <w:rPr>
+                <w:b/>
+                <w:bCs/>
+                <w:sz w:val="19"/>
+                <w:szCs w:val="19"/>
+                <w:lang w:val="nl-NL"/>
+              </w:rPr>
+              <w:t xml:space="preserve">Namen en datum</w:t>
+            </w:r>
+          </w:p>
+        </w:tc>
+        <w:tc>
+          <w:tcPr>
+            <w:tcW w:w="7846" w:type="dxa"/>
+            <w:tcBorders>
+              <w:top w:val="single" w:sz="4" w:space="0" w:color="D9D9D9"/>
+              <w:left w:val="single" w:sz="4" w:space="0" w:color="D9D9D9"/>
+              <w:bottom w:val="single" w:sz="4" w:space="0" w:color="D9D9D9"/>
+              <w:right w:val="single" w:sz="4" w:space="0" w:color="D9D9D9"/>
+            </w:tcBorders>
+            <w:tcMar>
+              <w:top w:w="90" w:type="dxa"/>
+              <w:left w:w="130" w:type="dxa"/>
+              <w:bottom w:w="90" w:type="dxa"/>
+              <w:right w:w="130" w:type="dxa"/>
+            </w:tcMar>
+          </w:tcPr>
+          <w:p>
+            <w:pPr>
+              <w:spacing w:before="40" w:after="40"/>
+              <w:rPr>
+                <w:lang w:val="nl-NL"/>
+              </w:rPr>
+            </w:pPr>
+            <w:r>
+              <w:rPr>
+                <w:i/>
+                <w:iCs/>
+                <w:color w:val="595959"/>
+                <w:sz w:val="18"/>
+                <w:szCs w:val="18"/>
+                <w:lang w:val="nl-NL"/>
+              </w:rPr>
+              <w:t xml:space="preserve">[ namen ]  ·  [ opdrachtgever ]  ·  [ datum ]</w:t>
+            </w:r>
+          </w:p>
+        </w:tc>
+      </w:tr>
+    </w:tbl>
+    <w:p>
+      <w:pPr>
+        <w:spacing w:after="120"/>
         <w:rPr>
           <w:lang w:val="nl-NL"/>
         </w:rPr>
@@ -132,7 +379,7 @@
           <w:szCs w:val="28"/>
           <w:lang w:val="nl-NL"/>
         </w:rPr>
-        <w:t>Waarom dit hulpmiddel?</w:t>
+        <w:t xml:space="preserve">Waarom dit hulpmiddel?</w:t>
       </w:r>
     </w:p>
     <w:p>
@@ -146,7 +393,7 @@
         <w:rPr>
           <w:lang w:val="nl-NL"/>
         </w:rPr>
-        <w:t>Met AI kun je een eenvoudige website of prototype bouwen zonder zelf te programmeren. Je beschrijft wat je wilt, en de AI maakt het. Maar dezelfde regel geldt als bij al het AI-werk: eerst denken, dan schetsen, dan prompten (13).</w:t>
+        <w:t xml:space="preserve">Met AI bouw je een eenvoudige website of prototype zonder te programmeren. Je beschrijft wat je wilt, de AI schrijft de code, jij beoordeelt en stuurt bij.</w:t>
       </w:r>
     </w:p>
     <w:p>
@@ -160,26 +407,21 @@
         <w:rPr>
           <w:lang w:val="nl-NL"/>
         </w:rPr>
-        <w:t>Je gebruikt dit bijvoorbeeld om je beroepsproduct als website op te leveren, of om snel een prototype te tonen aan je opdrachtgever en daar feedback op op te halen. Begin klein: één goede pagina is beter dan een halve site.</w:t>
+        <w:t xml:space="preserve">Je gebruikt dit om je beroepsproduct als website op te leveren, of om halverwege een prototype te tonen en daar feedback op te halen. Een pagina werkt daarvoor beter dan een document: je opdrachtgever klikt erdoorheen en reageert op wat hij ziet, in plaats van op wat hij zich erbij voorstelt.</w:t>
       </w:r>
     </w:p>
     <w:p>
       <w:pPr>
-        <w:keepNext/>
-        <w:pBdr>
-          <w:bottom w:val="single" w:sz="8" w:space="4" w:color="E5007D"/>
-        </w:pBdr>
-        <w:spacing w:before="360" w:after="140"/>
+        <w:spacing w:after="120" w:line="264" w:lineRule="auto"/>
+        <w:rPr>
+          <w:lang w:val="nl-NL"/>
+        </w:rPr>
       </w:pPr>
       <w:r>
         <w:rPr>
-          <w:b/>
-          <w:bCs/>
-          <w:color w:val="E5007D"/>
-          <w:sz w:val="28"/>
-          <w:szCs w:val="28"/>
-        </w:rPr>
-        <w:t>Van schets naar site</w:t>
+          <w:lang w:val="nl-NL"/>
+        </w:rPr>
+        <w:t xml:space="preserve">Dezelfde volgorde geldt als bij al het AI-werk: eerst denken, dan schetsen, dan prompten (zie 13 Slim AI gebruiken). Begin klein. Eén goede pagina is beter dan een halve site.</w:t>
       </w:r>
     </w:p>
     <w:p>
@@ -192,10 +434,10 @@
           <w:noProof/>
         </w:rPr>
         <w:drawing>
-          <wp:inline distT="0" distB="0" distL="0" distR="0" wp14:anchorId="0F41A0E5" wp14:editId="63C61D06">
-            <wp:extent cx="6019800" cy="2162175"/>
+          <wp:inline distT="0" distB="0" distL="0" distR="0">
+            <wp:extent cx="6019800" cy="1805940"/>
             <wp:effectExtent l="0" t="0" r="0" b="0"/>
-            <wp:docPr id="1" name="Picture 1"/>
+            <wp:docPr id="1" name="Van schets naar site"/>
             <wp:cNvGraphicFramePr>
               <a:graphicFrameLocks xmlns:a="http://schemas.openxmlformats.org/drawingml/2006/main" noChangeAspect="1"/>
             </wp:cNvGraphicFramePr>
@@ -218,7 +460,7 @@
                   <pic:spPr bwMode="auto">
                     <a:xfrm>
                       <a:off x="0" y="0"/>
-                      <a:ext cx="6019800" cy="2162175"/>
+                      <a:ext cx="6019800" cy="1805940"/>
                     </a:xfrm>
                     <a:prstGeom prst="rect">
                       <a:avLst/>
@@ -248,33 +490,7 @@
           <w:szCs w:val="16"/>
           <w:lang w:val="nl-NL"/>
         </w:rPr>
-        <w:t>De volgorde, met de iteratielus: bekijk, test en verfijn.</w:t>
-      </w:r>
-    </w:p>
-    <w:p>
-      <w:pPr>
-        <w:spacing w:after="120" w:line="264" w:lineRule="auto"/>
-        <w:rPr>
-          <w:lang w:val="nl-NL"/>
-        </w:rPr>
-      </w:pPr>
-      <w:r>
-        <w:rPr>
-          <w:lang w:val="nl-NL"/>
-        </w:rPr>
-        <w:t>Je begint niet bij de prompt, maar bij een schets. Teken ruw hoe je pagina eruitziet: wat staat waar? Vertaal dat in een korte briefing, en pas dan prompt je de AI om het te bouwen. De eerste versie is nooit meteen goed; je bekijkt, test en verfijnt in rondes.</w:t>
-      </w:r>
-      <w:r>
-        <w:rPr>
-          <w:lang w:val="nl-NL"/>
-        </w:rPr>
-        <w:t xml:space="preserve"> Pak voorbeelden erbij van designs die je goed vindt. Teken het </w:t>
-      </w:r>
-      <w:r>
-        <w:rPr>
-          <w:lang w:val="nl-NL"/>
-        </w:rPr>
-        <w:t>design uit.</w:t>
+        <w:t xml:space="preserve">Je begint bij een schets, niet bij een prompt. AI bouwt wat jij hebt bedacht.</w:t>
       </w:r>
     </w:p>
     <w:p>
@@ -284,6 +500,9 @@
           <w:bottom w:val="single" w:sz="8" w:space="4" w:color="E5007D"/>
         </w:pBdr>
         <w:spacing w:before="360" w:after="140"/>
+        <w:rPr>
+          <w:lang w:val="nl-NL"/>
+        </w:rPr>
       </w:pPr>
       <w:r>
         <w:rPr>
@@ -292,16 +511,31 @@
           <w:color w:val="E5007D"/>
           <w:sz w:val="28"/>
           <w:szCs w:val="28"/>
-        </w:rPr>
-        <w:t>Stappenplan</w:t>
+          <w:lang w:val="nl-NL"/>
+        </w:rPr>
+        <w:t xml:space="preserve">Voor je begint</w:t>
       </w:r>
     </w:p>
     <w:p>
       <w:pPr>
+        <w:spacing w:after="120" w:line="264" w:lineRule="auto"/>
+        <w:rPr>
+          <w:lang w:val="nl-NL"/>
+        </w:rPr>
+      </w:pPr>
+      <w:r>
+        <w:rPr>
+          <w:lang w:val="nl-NL"/>
+        </w:rPr>
+        <w:t xml:space="preserve">Drie dingen moeten klaarliggen voordat prompten zin heeft.</w:t>
+      </w:r>
+    </w:p>
+    <w:p>
+      <w:pPr>
         <w:pStyle w:val="ListParagraph"/>
         <w:numPr>
           <w:ilvl w:val="0"/>
-          <w:numId w:val="2"/>
+          <w:numId w:val="900"/>
         </w:numPr>
         <w:spacing w:after="90" w:line="262" w:lineRule="auto"/>
         <w:rPr>
@@ -314,13 +548,13 @@
           <w:bCs/>
           <w:lang w:val="nl-NL"/>
         </w:rPr>
-        <w:t>Schets je pagina.</w:t>
+        <w:t xml:space="preserve">Inhoud die klopt.</w:t>
       </w:r>
       <w:r>
         <w:rPr>
           <w:lang w:val="nl-NL"/>
         </w:rPr>
-        <w:t xml:space="preserve"> Teken ruw de opbouw: kop, secties, knoppen. Op papier of in steekwoorden.</w:t>
+        <w:t xml:space="preserve"> Je teksten, cijfers en bronnen. Die staan grotendeels al in je projectpaper (zie 08 Projectpaper) en je onderbouwingslogboek (zie 09 Onderbouwen). Verzin geen inhoud tijdens het bouwen.</w:t>
       </w:r>
     </w:p>
     <w:p>
@@ -328,7 +562,7 @@
         <w:pStyle w:val="ListParagraph"/>
         <w:numPr>
           <w:ilvl w:val="0"/>
-          <w:numId w:val="2"/>
+          <w:numId w:val="900"/>
         </w:numPr>
         <w:spacing w:after="90" w:line="262" w:lineRule="auto"/>
         <w:rPr>
@@ -341,13 +575,13 @@
           <w:bCs/>
           <w:lang w:val="nl-NL"/>
         </w:rPr>
-        <w:t>Vul de mini-briefing in.</w:t>
+        <w:t xml:space="preserve">Een schets.</w:t>
       </w:r>
       <w:r>
         <w:rPr>
           <w:lang w:val="nl-NL"/>
         </w:rPr>
-        <w:t xml:space="preserve"> Beschrijf doel, doelgroep, inhoud en stijl (zie het format hieronder).</w:t>
+        <w:t xml:space="preserve"> Ruw op papier, zie stap 1.</w:t>
       </w:r>
     </w:p>
     <w:p>
@@ -355,7 +589,7 @@
         <w:pStyle w:val="ListParagraph"/>
         <w:numPr>
           <w:ilvl w:val="0"/>
-          <w:numId w:val="2"/>
+          <w:numId w:val="900"/>
         </w:numPr>
         <w:spacing w:after="90" w:line="262" w:lineRule="auto"/>
         <w:rPr>
@@ -368,94 +602,13 @@
           <w:bCs/>
           <w:lang w:val="nl-NL"/>
         </w:rPr>
-        <w:t>Schrijf je prompt.</w:t>
+        <w:t xml:space="preserve">Een AI-tool die de HAN toestaat.</w:t>
       </w:r>
       <w:r>
         <w:rPr>
           <w:lang w:val="nl-NL"/>
         </w:rPr>
-        <w:t xml:space="preserve"> Bouw hem op met rol, context, opdracht en output (13), en voeg je briefing toe.</w:t>
-      </w:r>
-    </w:p>
-    <w:p>
-      <w:pPr>
-        <w:pStyle w:val="ListParagraph"/>
-        <w:numPr>
-          <w:ilvl w:val="0"/>
-          <w:numId w:val="2"/>
-        </w:numPr>
-        <w:spacing w:after="90" w:line="262" w:lineRule="auto"/>
-        <w:rPr>
-          <w:lang w:val="nl-NL"/>
-        </w:rPr>
-      </w:pPr>
-      <w:r>
-        <w:rPr>
-          <w:b/>
-          <w:bCs/>
-          <w:lang w:val="nl-NL"/>
-        </w:rPr>
-        <w:t>Genereer de site.</w:t>
-      </w:r>
-      <w:r>
-        <w:rPr>
-          <w:lang w:val="nl-NL"/>
-        </w:rPr>
-        <w:t xml:space="preserve"> Laat de AI een eerste versie maken.</w:t>
-      </w:r>
-    </w:p>
-    <w:p>
-      <w:pPr>
-        <w:pStyle w:val="ListParagraph"/>
-        <w:numPr>
-          <w:ilvl w:val="0"/>
-          <w:numId w:val="2"/>
-        </w:numPr>
-        <w:spacing w:after="90" w:line="262" w:lineRule="auto"/>
-        <w:rPr>
-          <w:lang w:val="nl-NL"/>
-        </w:rPr>
-      </w:pPr>
-      <w:r>
-        <w:rPr>
-          <w:b/>
-          <w:bCs/>
-          <w:lang w:val="nl-NL"/>
-        </w:rPr>
-        <w:t>Bekijk, test en verfijn.</w:t>
-      </w:r>
-      <w:r>
-        <w:rPr>
-          <w:lang w:val="nl-NL"/>
-        </w:rPr>
-        <w:t xml:space="preserve"> Klopt het? Vraag gerichte aanpassingen. Herhaal tot het past.</w:t>
-      </w:r>
-    </w:p>
-    <w:p>
-      <w:pPr>
-        <w:pStyle w:val="ListParagraph"/>
-        <w:numPr>
-          <w:ilvl w:val="0"/>
-          <w:numId w:val="2"/>
-        </w:numPr>
-        <w:spacing w:after="90" w:line="262" w:lineRule="auto"/>
-        <w:rPr>
-          <w:lang w:val="nl-NL"/>
-        </w:rPr>
-      </w:pPr>
-      <w:r>
-        <w:rPr>
-          <w:b/>
-          <w:bCs/>
-          <w:lang w:val="nl-NL"/>
-        </w:rPr>
-        <w:t>Deel of publiceer.</w:t>
-      </w:r>
-      <w:r>
-        <w:rPr>
-          <w:lang w:val="nl-NL"/>
-        </w:rPr>
-        <w:t xml:space="preserve"> Toon het aan je opdrachtgever (06) en haal feedback op.</w:t>
+        <w:t xml:space="preserve"> Er zijn twee soorten. De ene geeft je code terug die je opslaat als bestand en in je browser opent. De andere bouwt en host de pagina meteen. De eerste geeft je meer controle, de tweede is sneller.</w:t>
       </w:r>
     </w:p>
     <w:p>
@@ -478,8 +631,7 @@
           <w:szCs w:val="28"/>
           <w:lang w:val="nl-NL"/>
         </w:rPr>
-        <w:lastRenderedPageBreak/>
-        <w:t>Invulbaar: mini-briefing</w:t>
+        <w:t xml:space="preserve">Stap 1: schets je pagina</w:t>
       </w:r>
     </w:p>
     <w:p>
@@ -493,819 +645,102 @@
         <w:rPr>
           <w:lang w:val="nl-NL"/>
         </w:rPr>
-        <w:t>Vul dit in voordat je gaat prompten. Hoe scherper je briefing, hoe beter de site.</w:t>
+        <w:t xml:space="preserve">Teken de opbouw ruw op papier of op een whiteboard. Geen kleuren, geen mooie letters, alleen blokken met een woord erin. Zet in elk blok wat erin komt en hoe groot het is ten opzichte van de rest. Werk van boven naar beneden, in de volgorde waarin een bezoeker leest.</w:t>
       </w:r>
     </w:p>
-    <w:tbl>
-      <w:tblPr>
-        <w:tblW w:w="9746" w:type="dxa"/>
-        <w:tblBorders>
-          <w:top w:val="single" w:sz="4" w:space="0" w:color="auto"/>
-          <w:left w:val="single" w:sz="4" w:space="0" w:color="auto"/>
-          <w:bottom w:val="single" w:sz="4" w:space="0" w:color="auto"/>
-          <w:right w:val="single" w:sz="4" w:space="0" w:color="auto"/>
-          <w:insideH w:val="single" w:sz="4" w:space="0" w:color="auto"/>
-          <w:insideV w:val="single" w:sz="4" w:space="0" w:color="auto"/>
-        </w:tblBorders>
-        <w:tblCellMar>
-          <w:left w:w="10" w:type="dxa"/>
-          <w:right w:w="10" w:type="dxa"/>
-        </w:tblCellMar>
-        <w:tblLook w:val="04A0" w:firstRow="1" w:lastRow="0" w:firstColumn="1" w:lastColumn="0" w:noHBand="0" w:noVBand="1"/>
-      </w:tblPr>
-      <w:tblGrid>
-        <w:gridCol w:w="3300"/>
-        <w:gridCol w:w="6446"/>
-      </w:tblGrid>
-      <w:tr>
-        <w:tblPrEx>
-          <w:tblCellMar>
-            <w:top w:w="0" w:type="dxa"/>
-            <w:bottom w:w="0" w:type="dxa"/>
-          </w:tblCellMar>
-        </w:tblPrEx>
-        <w:tc>
-          <w:tcPr>
-            <w:tcW w:w="3300" w:type="dxa"/>
-            <w:tcBorders>
-              <w:top w:val="single" w:sz="4" w:space="0" w:color="D9D9D9"/>
-              <w:left w:val="single" w:sz="4" w:space="0" w:color="D9D9D9"/>
-              <w:bottom w:val="single" w:sz="4" w:space="0" w:color="D9D9D9"/>
-              <w:right w:val="single" w:sz="4" w:space="0" w:color="D9D9D9"/>
-            </w:tcBorders>
-            <w:shd w:val="clear" w:color="auto" w:fill="F4F4F4"/>
-            <w:tcMar>
-              <w:top w:w="90" w:type="dxa"/>
-              <w:left w:w="130" w:type="dxa"/>
-              <w:bottom w:w="90" w:type="dxa"/>
-              <w:right w:w="130" w:type="dxa"/>
-            </w:tcMar>
-          </w:tcPr>
-          <w:p>
-            <w:pPr>
-              <w:spacing w:after="30"/>
-              <w:rPr>
-                <w:lang w:val="nl-NL"/>
-              </w:rPr>
-            </w:pPr>
-            <w:r>
-              <w:rPr>
-                <w:b/>
-                <w:bCs/>
-                <w:sz w:val="19"/>
-                <w:szCs w:val="19"/>
-                <w:lang w:val="nl-NL"/>
-              </w:rPr>
-              <w:t>Doel van de site</w:t>
-            </w:r>
-          </w:p>
-          <w:p>
-            <w:pPr>
-              <w:rPr>
-                <w:lang w:val="nl-NL"/>
-              </w:rPr>
-            </w:pPr>
-            <w:r>
-              <w:rPr>
-                <w:i/>
-                <w:iCs/>
-                <w:color w:val="E5007D"/>
-                <w:sz w:val="17"/>
-                <w:szCs w:val="17"/>
-                <w:lang w:val="nl-NL"/>
-              </w:rPr>
-              <w:t>Wat moet de site doen?</w:t>
-            </w:r>
-          </w:p>
-        </w:tc>
-        <w:tc>
-          <w:tcPr>
-            <w:tcW w:w="6446" w:type="dxa"/>
-            <w:tcBorders>
-              <w:top w:val="single" w:sz="4" w:space="0" w:color="D9D9D9"/>
-              <w:left w:val="single" w:sz="4" w:space="0" w:color="D9D9D9"/>
-              <w:bottom w:val="single" w:sz="4" w:space="0" w:color="D9D9D9"/>
-              <w:right w:val="single" w:sz="4" w:space="0" w:color="D9D9D9"/>
-            </w:tcBorders>
-            <w:tcMar>
-              <w:top w:w="90" w:type="dxa"/>
-              <w:left w:w="130" w:type="dxa"/>
-              <w:bottom w:w="120" w:type="dxa"/>
-              <w:right w:w="130" w:type="dxa"/>
-            </w:tcMar>
-          </w:tcPr>
-          <w:p>
-            <w:pPr>
-              <w:spacing w:after="60"/>
-              <w:rPr>
-                <w:lang w:val="nl-NL"/>
-              </w:rPr>
-            </w:pPr>
-            <w:r>
-              <w:rPr>
-                <w:i/>
-                <w:iCs/>
-                <w:color w:val="595959"/>
-                <w:sz w:val="17"/>
-                <w:szCs w:val="17"/>
-                <w:lang w:val="nl-NL"/>
-              </w:rPr>
-              <w:t>Informeren, overtuigen, een product tonen of feedback ophalen?</w:t>
-            </w:r>
-          </w:p>
-          <w:p>
-            <w:pPr>
-              <w:spacing w:before="40" w:after="40"/>
-            </w:pPr>
-            <w:r>
-              <w:rPr>
-                <w:i/>
-                <w:iCs/>
-                <w:color w:val="595959"/>
-                <w:sz w:val="18"/>
-                <w:szCs w:val="18"/>
-              </w:rPr>
-              <w:t>[ vul hier in ]</w:t>
-            </w:r>
-          </w:p>
-        </w:tc>
-      </w:tr>
-      <w:tr>
-        <w:tblPrEx>
-          <w:tblCellMar>
-            <w:top w:w="0" w:type="dxa"/>
-            <w:bottom w:w="0" w:type="dxa"/>
-          </w:tblCellMar>
-        </w:tblPrEx>
-        <w:tc>
-          <w:tcPr>
-            <w:tcW w:w="3300" w:type="dxa"/>
-            <w:tcBorders>
-              <w:top w:val="single" w:sz="4" w:space="0" w:color="D9D9D9"/>
-              <w:left w:val="single" w:sz="4" w:space="0" w:color="D9D9D9"/>
-              <w:bottom w:val="single" w:sz="4" w:space="0" w:color="D9D9D9"/>
-              <w:right w:val="single" w:sz="4" w:space="0" w:color="D9D9D9"/>
-            </w:tcBorders>
-            <w:shd w:val="clear" w:color="auto" w:fill="F4F4F4"/>
-            <w:tcMar>
-              <w:top w:w="90" w:type="dxa"/>
-              <w:left w:w="130" w:type="dxa"/>
-              <w:bottom w:w="90" w:type="dxa"/>
-              <w:right w:w="130" w:type="dxa"/>
-            </w:tcMar>
-          </w:tcPr>
-          <w:p>
-            <w:pPr>
-              <w:spacing w:after="30"/>
-              <w:rPr>
-                <w:lang w:val="nl-NL"/>
-              </w:rPr>
-            </w:pPr>
-            <w:r>
-              <w:rPr>
-                <w:b/>
-                <w:bCs/>
-                <w:sz w:val="19"/>
-                <w:szCs w:val="19"/>
-                <w:lang w:val="nl-NL"/>
-              </w:rPr>
-              <w:t>Voor wie</w:t>
-            </w:r>
-          </w:p>
-          <w:p>
-            <w:pPr>
-              <w:rPr>
-                <w:lang w:val="nl-NL"/>
-              </w:rPr>
-            </w:pPr>
-            <w:r>
-              <w:rPr>
-                <w:i/>
-                <w:iCs/>
-                <w:color w:val="E5007D"/>
-                <w:sz w:val="17"/>
-                <w:szCs w:val="17"/>
-                <w:lang w:val="nl-NL"/>
-              </w:rPr>
-              <w:t>Wie is de bezoeker?</w:t>
-            </w:r>
-          </w:p>
-        </w:tc>
-        <w:tc>
-          <w:tcPr>
-            <w:tcW w:w="6446" w:type="dxa"/>
-            <w:tcBorders>
-              <w:top w:val="single" w:sz="4" w:space="0" w:color="D9D9D9"/>
-              <w:left w:val="single" w:sz="4" w:space="0" w:color="D9D9D9"/>
-              <w:bottom w:val="single" w:sz="4" w:space="0" w:color="D9D9D9"/>
-              <w:right w:val="single" w:sz="4" w:space="0" w:color="D9D9D9"/>
-            </w:tcBorders>
-            <w:tcMar>
-              <w:top w:w="90" w:type="dxa"/>
-              <w:left w:w="130" w:type="dxa"/>
-              <w:bottom w:w="120" w:type="dxa"/>
-              <w:right w:w="130" w:type="dxa"/>
-            </w:tcMar>
-          </w:tcPr>
-          <w:p>
-            <w:pPr>
-              <w:spacing w:after="60"/>
-              <w:rPr>
-                <w:lang w:val="nl-NL"/>
-              </w:rPr>
-            </w:pPr>
-            <w:r>
-              <w:rPr>
-                <w:i/>
-                <w:iCs/>
-                <w:color w:val="595959"/>
-                <w:sz w:val="17"/>
-                <w:szCs w:val="17"/>
-                <w:lang w:val="nl-NL"/>
-              </w:rPr>
-              <w:t>Je doelgroep en je opdrachtgever.</w:t>
-            </w:r>
-          </w:p>
-          <w:p>
-            <w:pPr>
-              <w:spacing w:before="40" w:after="40"/>
-            </w:pPr>
-            <w:r>
-              <w:rPr>
-                <w:i/>
-                <w:iCs/>
-                <w:color w:val="595959"/>
-                <w:sz w:val="18"/>
-                <w:szCs w:val="18"/>
-              </w:rPr>
-              <w:t>[ vul hier in ]</w:t>
-            </w:r>
-          </w:p>
-        </w:tc>
-      </w:tr>
-      <w:tr>
-        <w:tblPrEx>
-          <w:tblCellMar>
-            <w:top w:w="0" w:type="dxa"/>
-            <w:bottom w:w="0" w:type="dxa"/>
-          </w:tblCellMar>
-        </w:tblPrEx>
-        <w:tc>
-          <w:tcPr>
-            <w:tcW w:w="3300" w:type="dxa"/>
-            <w:tcBorders>
-              <w:top w:val="single" w:sz="4" w:space="0" w:color="D9D9D9"/>
-              <w:left w:val="single" w:sz="4" w:space="0" w:color="D9D9D9"/>
-              <w:bottom w:val="single" w:sz="4" w:space="0" w:color="D9D9D9"/>
-              <w:right w:val="single" w:sz="4" w:space="0" w:color="D9D9D9"/>
-            </w:tcBorders>
-            <w:shd w:val="clear" w:color="auto" w:fill="F4F4F4"/>
-            <w:tcMar>
-              <w:top w:w="90" w:type="dxa"/>
-              <w:left w:w="130" w:type="dxa"/>
-              <w:bottom w:w="90" w:type="dxa"/>
-              <w:right w:w="130" w:type="dxa"/>
-            </w:tcMar>
-          </w:tcPr>
-          <w:p>
-            <w:pPr>
-              <w:spacing w:after="30"/>
-              <w:rPr>
-                <w:lang w:val="nl-NL"/>
-              </w:rPr>
-            </w:pPr>
-            <w:r>
-              <w:rPr>
-                <w:b/>
-                <w:bCs/>
-                <w:sz w:val="19"/>
-                <w:szCs w:val="19"/>
-                <w:lang w:val="nl-NL"/>
-              </w:rPr>
-              <w:t>Pagina's of secties</w:t>
-            </w:r>
-          </w:p>
-          <w:p>
-            <w:pPr>
-              <w:rPr>
-                <w:lang w:val="nl-NL"/>
-              </w:rPr>
-            </w:pPr>
-            <w:r>
-              <w:rPr>
-                <w:i/>
-                <w:iCs/>
-                <w:color w:val="E5007D"/>
-                <w:sz w:val="17"/>
-                <w:szCs w:val="17"/>
-                <w:lang w:val="nl-NL"/>
-              </w:rPr>
-              <w:t>Hoe is het opgebouwd?</w:t>
-            </w:r>
-          </w:p>
-        </w:tc>
-        <w:tc>
-          <w:tcPr>
-            <w:tcW w:w="6446" w:type="dxa"/>
-            <w:tcBorders>
-              <w:top w:val="single" w:sz="4" w:space="0" w:color="D9D9D9"/>
-              <w:left w:val="single" w:sz="4" w:space="0" w:color="D9D9D9"/>
-              <w:bottom w:val="single" w:sz="4" w:space="0" w:color="D9D9D9"/>
-              <w:right w:val="single" w:sz="4" w:space="0" w:color="D9D9D9"/>
-            </w:tcBorders>
-            <w:tcMar>
-              <w:top w:w="90" w:type="dxa"/>
-              <w:left w:w="130" w:type="dxa"/>
-              <w:bottom w:w="120" w:type="dxa"/>
-              <w:right w:w="130" w:type="dxa"/>
-            </w:tcMar>
-          </w:tcPr>
-          <w:p>
-            <w:pPr>
-              <w:spacing w:after="60"/>
-              <w:rPr>
-                <w:lang w:val="nl-NL"/>
-              </w:rPr>
-            </w:pPr>
-            <w:r>
-              <w:rPr>
-                <w:i/>
-                <w:iCs/>
-                <w:color w:val="595959"/>
-                <w:sz w:val="17"/>
-                <w:szCs w:val="17"/>
-                <w:lang w:val="nl-NL"/>
-              </w:rPr>
-              <w:t>E-én pagina of meer? Welke onderdelen, en in welke volgorde?</w:t>
-            </w:r>
-          </w:p>
-          <w:p>
-            <w:pPr>
-              <w:spacing w:before="40" w:after="40"/>
-            </w:pPr>
-            <w:r>
-              <w:rPr>
-                <w:i/>
-                <w:iCs/>
-                <w:color w:val="595959"/>
-                <w:sz w:val="18"/>
-                <w:szCs w:val="18"/>
-              </w:rPr>
-              <w:t>[ vul hier in ]</w:t>
-            </w:r>
-          </w:p>
-        </w:tc>
-      </w:tr>
-      <w:tr>
-        <w:tblPrEx>
-          <w:tblCellMar>
-            <w:top w:w="0" w:type="dxa"/>
-            <w:bottom w:w="0" w:type="dxa"/>
-          </w:tblCellMar>
-        </w:tblPrEx>
-        <w:tc>
-          <w:tcPr>
-            <w:tcW w:w="3300" w:type="dxa"/>
-            <w:tcBorders>
-              <w:top w:val="single" w:sz="4" w:space="0" w:color="D9D9D9"/>
-              <w:left w:val="single" w:sz="4" w:space="0" w:color="D9D9D9"/>
-              <w:bottom w:val="single" w:sz="4" w:space="0" w:color="D9D9D9"/>
-              <w:right w:val="single" w:sz="4" w:space="0" w:color="D9D9D9"/>
-            </w:tcBorders>
-            <w:shd w:val="clear" w:color="auto" w:fill="F4F4F4"/>
-            <w:tcMar>
-              <w:top w:w="90" w:type="dxa"/>
-              <w:left w:w="130" w:type="dxa"/>
-              <w:bottom w:w="90" w:type="dxa"/>
-              <w:right w:w="130" w:type="dxa"/>
-            </w:tcMar>
-          </w:tcPr>
-          <w:p>
-            <w:pPr>
-              <w:spacing w:after="30"/>
-              <w:rPr>
-                <w:lang w:val="nl-NL"/>
-              </w:rPr>
-            </w:pPr>
-            <w:r>
-              <w:rPr>
-                <w:b/>
-                <w:bCs/>
-                <w:sz w:val="19"/>
-                <w:szCs w:val="19"/>
-                <w:lang w:val="nl-NL"/>
-              </w:rPr>
-              <w:t>Inhoud</w:t>
-            </w:r>
-          </w:p>
-          <w:p>
-            <w:pPr>
-              <w:rPr>
-                <w:lang w:val="nl-NL"/>
-              </w:rPr>
-            </w:pPr>
-            <w:r>
-              <w:rPr>
-                <w:i/>
-                <w:iCs/>
-                <w:color w:val="E5007D"/>
-                <w:sz w:val="17"/>
-                <w:szCs w:val="17"/>
-                <w:lang w:val="nl-NL"/>
-              </w:rPr>
-              <w:t>Wat moet erop staan?</w:t>
-            </w:r>
-          </w:p>
-        </w:tc>
-        <w:tc>
-          <w:tcPr>
-            <w:tcW w:w="6446" w:type="dxa"/>
-            <w:tcBorders>
-              <w:top w:val="single" w:sz="4" w:space="0" w:color="D9D9D9"/>
-              <w:left w:val="single" w:sz="4" w:space="0" w:color="D9D9D9"/>
-              <w:bottom w:val="single" w:sz="4" w:space="0" w:color="D9D9D9"/>
-              <w:right w:val="single" w:sz="4" w:space="0" w:color="D9D9D9"/>
-            </w:tcBorders>
-            <w:tcMar>
-              <w:top w:w="90" w:type="dxa"/>
-              <w:left w:w="130" w:type="dxa"/>
-              <w:bottom w:w="120" w:type="dxa"/>
-              <w:right w:w="130" w:type="dxa"/>
-            </w:tcMar>
-          </w:tcPr>
-          <w:p>
-            <w:pPr>
-              <w:spacing w:after="60"/>
-              <w:rPr>
-                <w:lang w:val="nl-NL"/>
-              </w:rPr>
-            </w:pPr>
-            <w:r>
-              <w:rPr>
-                <w:i/>
-                <w:iCs/>
-                <w:color w:val="595959"/>
-                <w:sz w:val="17"/>
-                <w:szCs w:val="17"/>
-                <w:lang w:val="nl-NL"/>
-              </w:rPr>
-              <w:t>De belangrijkste boodschap, teksten, beelden en cijfers. Houd cijfers onderbouwd (09).</w:t>
-            </w:r>
-          </w:p>
-          <w:p>
-            <w:pPr>
-              <w:spacing w:before="40" w:after="40"/>
-              <w:rPr>
-                <w:lang w:val="nl-NL"/>
-              </w:rPr>
-            </w:pPr>
-            <w:r>
-              <w:rPr>
-                <w:i/>
-                <w:iCs/>
-                <w:color w:val="595959"/>
-                <w:sz w:val="18"/>
-                <w:szCs w:val="18"/>
-                <w:lang w:val="nl-NL"/>
-              </w:rPr>
-              <w:t>[ vul hier in ]</w:t>
-            </w:r>
-          </w:p>
-        </w:tc>
-      </w:tr>
-      <w:tr>
-        <w:tblPrEx>
-          <w:tblCellMar>
-            <w:top w:w="0" w:type="dxa"/>
-            <w:bottom w:w="0" w:type="dxa"/>
-          </w:tblCellMar>
-        </w:tblPrEx>
-        <w:tc>
-          <w:tcPr>
-            <w:tcW w:w="3300" w:type="dxa"/>
-            <w:tcBorders>
-              <w:top w:val="single" w:sz="4" w:space="0" w:color="D9D9D9"/>
-              <w:left w:val="single" w:sz="4" w:space="0" w:color="D9D9D9"/>
-              <w:bottom w:val="single" w:sz="4" w:space="0" w:color="D9D9D9"/>
-              <w:right w:val="single" w:sz="4" w:space="0" w:color="D9D9D9"/>
-            </w:tcBorders>
-            <w:shd w:val="clear" w:color="auto" w:fill="F4F4F4"/>
-            <w:tcMar>
-              <w:top w:w="90" w:type="dxa"/>
-              <w:left w:w="130" w:type="dxa"/>
-              <w:bottom w:w="90" w:type="dxa"/>
-              <w:right w:w="130" w:type="dxa"/>
-            </w:tcMar>
-          </w:tcPr>
-          <w:p>
-            <w:pPr>
-              <w:spacing w:after="30"/>
-              <w:rPr>
-                <w:lang w:val="nl-NL"/>
-              </w:rPr>
-            </w:pPr>
-            <w:r>
-              <w:rPr>
-                <w:b/>
-                <w:bCs/>
-                <w:sz w:val="19"/>
-                <w:szCs w:val="19"/>
-                <w:lang w:val="nl-NL"/>
-              </w:rPr>
-              <w:t>Stijl</w:t>
-            </w:r>
-          </w:p>
-          <w:p>
-            <w:pPr>
-              <w:rPr>
-                <w:lang w:val="nl-NL"/>
-              </w:rPr>
-            </w:pPr>
-            <w:r>
-              <w:rPr>
-                <w:i/>
-                <w:iCs/>
-                <w:color w:val="E5007D"/>
-                <w:sz w:val="17"/>
-                <w:szCs w:val="17"/>
-                <w:lang w:val="nl-NL"/>
-              </w:rPr>
-              <w:t>Hoe moet het eruitzien?</w:t>
-            </w:r>
-          </w:p>
-        </w:tc>
-        <w:tc>
-          <w:tcPr>
-            <w:tcW w:w="6446" w:type="dxa"/>
-            <w:tcBorders>
-              <w:top w:val="single" w:sz="4" w:space="0" w:color="D9D9D9"/>
-              <w:left w:val="single" w:sz="4" w:space="0" w:color="D9D9D9"/>
-              <w:bottom w:val="single" w:sz="4" w:space="0" w:color="D9D9D9"/>
-              <w:right w:val="single" w:sz="4" w:space="0" w:color="D9D9D9"/>
-            </w:tcBorders>
-            <w:tcMar>
-              <w:top w:w="90" w:type="dxa"/>
-              <w:left w:w="130" w:type="dxa"/>
-              <w:bottom w:w="120" w:type="dxa"/>
-              <w:right w:w="130" w:type="dxa"/>
-            </w:tcMar>
-          </w:tcPr>
-          <w:p>
-            <w:pPr>
-              <w:spacing w:after="60"/>
-              <w:rPr>
-                <w:lang w:val="nl-NL"/>
-              </w:rPr>
-            </w:pPr>
-            <w:r>
-              <w:rPr>
-                <w:i/>
-                <w:iCs/>
-                <w:color w:val="595959"/>
-                <w:sz w:val="17"/>
-                <w:szCs w:val="17"/>
-                <w:lang w:val="nl-NL"/>
-              </w:rPr>
-              <w:t>Kleuren, sfeer en de huisstijl van de opdrachtgever.</w:t>
-            </w:r>
-          </w:p>
-          <w:p>
-            <w:pPr>
-              <w:spacing w:before="40" w:after="40"/>
-            </w:pPr>
-            <w:r>
-              <w:rPr>
-                <w:i/>
-                <w:iCs/>
-                <w:color w:val="595959"/>
-                <w:sz w:val="18"/>
-                <w:szCs w:val="18"/>
-              </w:rPr>
-              <w:t>[ vul hier in ]</w:t>
-            </w:r>
-          </w:p>
-        </w:tc>
-      </w:tr>
-      <w:tr>
-        <w:tblPrEx>
-          <w:tblCellMar>
-            <w:top w:w="0" w:type="dxa"/>
-            <w:bottom w:w="0" w:type="dxa"/>
-          </w:tblCellMar>
-        </w:tblPrEx>
-        <w:tc>
-          <w:tcPr>
-            <w:tcW w:w="3300" w:type="dxa"/>
-            <w:tcBorders>
-              <w:top w:val="single" w:sz="4" w:space="0" w:color="D9D9D9"/>
-              <w:left w:val="single" w:sz="4" w:space="0" w:color="D9D9D9"/>
-              <w:bottom w:val="single" w:sz="4" w:space="0" w:color="D9D9D9"/>
-              <w:right w:val="single" w:sz="4" w:space="0" w:color="D9D9D9"/>
-            </w:tcBorders>
-            <w:shd w:val="clear" w:color="auto" w:fill="F4F4F4"/>
-            <w:tcMar>
-              <w:top w:w="90" w:type="dxa"/>
-              <w:left w:w="130" w:type="dxa"/>
-              <w:bottom w:w="90" w:type="dxa"/>
-              <w:right w:w="130" w:type="dxa"/>
-            </w:tcMar>
-          </w:tcPr>
-          <w:p>
-            <w:pPr>
-              <w:spacing w:after="30"/>
-              <w:rPr>
-                <w:lang w:val="nl-NL"/>
-              </w:rPr>
-            </w:pPr>
-            <w:r>
-              <w:rPr>
-                <w:b/>
-                <w:bCs/>
-                <w:sz w:val="19"/>
-                <w:szCs w:val="19"/>
-                <w:lang w:val="nl-NL"/>
-              </w:rPr>
-              <w:t>Must-haves</w:t>
-            </w:r>
-          </w:p>
-          <w:p>
-            <w:pPr>
-              <w:rPr>
-                <w:lang w:val="nl-NL"/>
-              </w:rPr>
-            </w:pPr>
-            <w:r>
-              <w:rPr>
-                <w:i/>
-                <w:iCs/>
-                <w:color w:val="E5007D"/>
-                <w:sz w:val="17"/>
-                <w:szCs w:val="17"/>
-                <w:lang w:val="nl-NL"/>
-              </w:rPr>
-              <w:t>Wat mag niet ontbreken?</w:t>
-            </w:r>
-          </w:p>
-        </w:tc>
-        <w:tc>
-          <w:tcPr>
-            <w:tcW w:w="6446" w:type="dxa"/>
-            <w:tcBorders>
-              <w:top w:val="single" w:sz="4" w:space="0" w:color="D9D9D9"/>
-              <w:left w:val="single" w:sz="4" w:space="0" w:color="D9D9D9"/>
-              <w:bottom w:val="single" w:sz="4" w:space="0" w:color="D9D9D9"/>
-              <w:right w:val="single" w:sz="4" w:space="0" w:color="D9D9D9"/>
-            </w:tcBorders>
-            <w:tcMar>
-              <w:top w:w="90" w:type="dxa"/>
-              <w:left w:w="130" w:type="dxa"/>
-              <w:bottom w:w="120" w:type="dxa"/>
-              <w:right w:w="130" w:type="dxa"/>
-            </w:tcMar>
-          </w:tcPr>
-          <w:p>
-            <w:pPr>
-              <w:spacing w:after="60"/>
-              <w:rPr>
-                <w:lang w:val="nl-NL"/>
-              </w:rPr>
-            </w:pPr>
-            <w:r>
-              <w:rPr>
-                <w:i/>
-                <w:iCs/>
-                <w:color w:val="595959"/>
-                <w:sz w:val="17"/>
-                <w:szCs w:val="17"/>
-                <w:lang w:val="nl-NL"/>
-              </w:rPr>
-              <w:t>Een specifieke knop, contactgegevens of functie.</w:t>
-            </w:r>
-          </w:p>
-          <w:p>
-            <w:pPr>
-              <w:spacing w:before="40" w:after="40"/>
-            </w:pPr>
-            <w:r>
-              <w:rPr>
-                <w:i/>
-                <w:iCs/>
-                <w:color w:val="595959"/>
-                <w:sz w:val="18"/>
-                <w:szCs w:val="18"/>
-              </w:rPr>
-              <w:t>[ vul hier in ]</w:t>
-            </w:r>
-          </w:p>
-        </w:tc>
-      </w:tr>
-    </w:tbl>
     <w:p>
       <w:pPr>
-        <w:spacing w:after="140"/>
-      </w:pPr>
+        <w:pStyle w:val="ListParagraph"/>
+        <w:numPr>
+          <w:ilvl w:val="0"/>
+          <w:numId w:val="901"/>
+        </w:numPr>
+        <w:spacing w:after="90" w:line="262" w:lineRule="auto"/>
+        <w:rPr>
+          <w:lang w:val="nl-NL"/>
+        </w:rPr>
+      </w:pPr>
+      <w:r>
+        <w:rPr>
+          <w:lang w:val="nl-NL"/>
+        </w:rPr>
+        <w:t xml:space="preserve">Wat ziet iemand als eerste, zonder te scrollen?</w:t>
+      </w:r>
     </w:p>
-    <w:tbl>
-      <w:tblPr>
-        <w:tblW w:w="9746" w:type="dxa"/>
-        <w:tblBorders>
-          <w:top w:val="single" w:sz="2" w:space="0" w:color="D9D9D9"/>
-          <w:left w:val="single" w:sz="28" w:space="4" w:color="E5007D"/>
-          <w:bottom w:val="single" w:sz="2" w:space="0" w:color="D9D9D9"/>
-          <w:right w:val="single" w:sz="2" w:space="0" w:color="D9D9D9"/>
-          <w:insideH w:val="single" w:sz="4" w:space="0" w:color="auto"/>
-          <w:insideV w:val="single" w:sz="4" w:space="0" w:color="auto"/>
-        </w:tblBorders>
-        <w:tblCellMar>
-          <w:left w:w="10" w:type="dxa"/>
-          <w:right w:w="10" w:type="dxa"/>
-        </w:tblCellMar>
-        <w:tblLook w:val="04A0" w:firstRow="1" w:lastRow="0" w:firstColumn="1" w:lastColumn="0" w:noHBand="0" w:noVBand="1"/>
-      </w:tblPr>
-      <w:tblGrid>
-        <w:gridCol w:w="9746"/>
-      </w:tblGrid>
-      <w:tr>
-        <w:tblPrEx>
-          <w:tblCellMar>
-            <w:top w:w="0" w:type="dxa"/>
-            <w:bottom w:w="0" w:type="dxa"/>
-          </w:tblCellMar>
-        </w:tblPrEx>
-        <w:tc>
-          <w:tcPr>
-            <w:tcW w:w="9746" w:type="dxa"/>
-            <w:tcBorders>
-              <w:top w:val="single" w:sz="2" w:space="0" w:color="D9D9D9"/>
-              <w:left w:val="single" w:sz="28" w:space="4" w:color="E5007D"/>
-              <w:bottom w:val="single" w:sz="2" w:space="0" w:color="D9D9D9"/>
-              <w:right w:val="single" w:sz="2" w:space="0" w:color="D9D9D9"/>
-            </w:tcBorders>
-            <w:shd w:val="clear" w:color="auto" w:fill="FCE7F1"/>
-            <w:tcMar>
-              <w:top w:w="150" w:type="dxa"/>
-              <w:left w:w="240" w:type="dxa"/>
-              <w:bottom w:w="150" w:type="dxa"/>
-              <w:right w:w="220" w:type="dxa"/>
-            </w:tcMar>
-          </w:tcPr>
-          <w:p>
-            <w:pPr>
-              <w:spacing w:after="90"/>
-            </w:pPr>
-            <w:r>
-              <w:rPr>
-                <w:b/>
-                <w:bCs/>
-                <w:color w:val="E5007D"/>
-                <w:spacing w:val="30"/>
-                <w:sz w:val="17"/>
-                <w:szCs w:val="17"/>
-              </w:rPr>
-              <w:t>TIP</w:t>
-            </w:r>
-          </w:p>
-          <w:p>
-            <w:pPr>
-              <w:pStyle w:val="ListParagraph"/>
-              <w:numPr>
-                <w:ilvl w:val="0"/>
-                <w:numId w:val="3"/>
-              </w:numPr>
-              <w:spacing w:after="60" w:line="260" w:lineRule="auto"/>
-              <w:rPr>
-                <w:lang w:val="nl-NL"/>
-              </w:rPr>
-            </w:pPr>
-            <w:r>
-              <w:rPr>
-                <w:lang w:val="nl-NL"/>
-              </w:rPr>
-              <w:t>Begin met één pagina. Een goede one-pager bouw je snel en verfijn je makkelijk; een hele site loopt al gauw vast.</w:t>
-            </w:r>
-          </w:p>
-          <w:p>
-            <w:pPr>
-              <w:pStyle w:val="ListParagraph"/>
-              <w:numPr>
-                <w:ilvl w:val="0"/>
-                <w:numId w:val="3"/>
-              </w:numPr>
-              <w:spacing w:after="60" w:line="260" w:lineRule="auto"/>
-              <w:rPr>
-                <w:lang w:val="nl-NL"/>
-              </w:rPr>
-            </w:pPr>
-            <w:r>
-              <w:rPr>
-                <w:lang w:val="nl-NL"/>
-              </w:rPr>
-              <w:t>Hergebruik je eigen werk. Je teksten, cijfers en keuzes staan al in je projectpaper (08) en onderbouwing (09); plak die in je briefing.</w:t>
-            </w:r>
-          </w:p>
-        </w:tc>
-      </w:tr>
-    </w:tbl>
+    <w:p>
+      <w:pPr>
+        <w:pStyle w:val="ListParagraph"/>
+        <w:numPr>
+          <w:ilvl w:val="0"/>
+          <w:numId w:val="901"/>
+        </w:numPr>
+        <w:spacing w:after="90" w:line="262" w:lineRule="auto"/>
+        <w:rPr>
+          <w:lang w:val="nl-NL"/>
+        </w:rPr>
+      </w:pPr>
+      <w:r>
+        <w:rPr>
+          <w:lang w:val="nl-NL"/>
+        </w:rPr>
+        <w:t xml:space="preserve">Welke secties volgen daarna, in welke volgorde?</w:t>
+      </w:r>
+    </w:p>
+    <w:p>
+      <w:pPr>
+        <w:pStyle w:val="ListParagraph"/>
+        <w:numPr>
+          <w:ilvl w:val="0"/>
+          <w:numId w:val="901"/>
+        </w:numPr>
+        <w:spacing w:after="90" w:line="262" w:lineRule="auto"/>
+        <w:rPr>
+          <w:lang w:val="nl-NL"/>
+        </w:rPr>
+      </w:pPr>
+      <w:r>
+        <w:rPr>
+          <w:lang w:val="nl-NL"/>
+        </w:rPr>
+        <w:t xml:space="preserve">Wat moet de bezoeker doen of onthouden aan het eind?</w:t>
+      </w:r>
+    </w:p>
+    <w:p>
+      <w:pPr>
+        <w:spacing w:after="120" w:line="264" w:lineRule="auto"/>
+        <w:rPr>
+          <w:lang w:val="nl-NL"/>
+        </w:rPr>
+      </w:pPr>
+      <w:r>
+        <w:rPr>
+          <w:lang w:val="nl-NL"/>
+        </w:rPr>
+        <w:t xml:space="preserve">Vijf minuten is genoeg. De schets is niet je ontwerp, het is je afspraak met jezelf over de opbouw. Zonder schets ga je in stap 5 verfijnen zonder te weten waar je naartoe verfijnt.</w:t>
+      </w:r>
+    </w:p>
+    <w:p>
+      <w:pPr>
+        <w:spacing w:after="120" w:line="264" w:lineRule="auto"/>
+        <w:rPr>
+          <w:lang w:val="nl-NL"/>
+        </w:rPr>
+      </w:pPr>
+      <w:r>
+        <w:rPr>
+          <w:b/>
+          <w:bCs/>
+          <w:lang w:val="nl-NL"/>
+        </w:rPr>
+        <w:t xml:space="preserve">Pak er twee voorbeelden bij</w:t>
+      </w:r>
+      <w:r>
+        <w:rPr>
+          <w:lang w:val="nl-NL"/>
+        </w:rPr>
+        <w:t xml:space="preserve"> van pagina's die je goed vindt, en noteer per voorbeeld wat je er precies goed aan vindt: de rust, de grote koppen, de manier waarop cijfers getoond worden. Dat gebruik je in je briefing.</w:t>
+      </w:r>
+    </w:p>
     <w:p>
       <w:pPr>
         <w:keepNext/>
@@ -1313,6 +748,9 @@
           <w:bottom w:val="single" w:sz="8" w:space="4" w:color="E5007D"/>
         </w:pBdr>
         <w:spacing w:before="360" w:after="140"/>
+        <w:rPr>
+          <w:lang w:val="nl-NL"/>
+        </w:rPr>
       </w:pPr>
       <w:r>
         <w:rPr>
@@ -1321,8 +759,74 @@
           <w:color w:val="E5007D"/>
           <w:sz w:val="28"/>
           <w:szCs w:val="28"/>
-        </w:rPr>
-        <w:t>Valkuilen</w:t>
+          <w:lang w:val="nl-NL"/>
+        </w:rPr>
+        <w:t xml:space="preserve">Stap 2: vul de mini-briefing in</w:t>
+      </w:r>
+    </w:p>
+    <w:p>
+      <w:pPr>
+        <w:spacing w:after="120" w:line="264" w:lineRule="auto"/>
+        <w:rPr>
+          <w:lang w:val="nl-NL"/>
+        </w:rPr>
+      </w:pPr>
+      <w:r>
+        <w:rPr>
+          <w:lang w:val="nl-NL"/>
+        </w:rPr>
+        <w:t xml:space="preserve">De briefing vertaalt je schets naar woorden die de AI kan gebruiken. Hoe concreter je hem invult, hoe minder rondes je in stap 5 nodig hebt. Het invulformat staat verderop in dit hulpmiddel.</w:t>
+      </w:r>
+    </w:p>
+    <w:p>
+      <w:pPr>
+        <w:spacing w:after="120" w:line="264" w:lineRule="auto"/>
+        <w:rPr>
+          <w:lang w:val="nl-NL"/>
+        </w:rPr>
+      </w:pPr>
+      <w:r>
+        <w:rPr>
+          <w:lang w:val="nl-NL"/>
+        </w:rPr>
+        <w:t xml:space="preserve">Vul hem echt in voordat je verdergaat. Een briefing die je alleen in je hoofd hebt, levert een pagina op die niemand kan beoordelen, jij ook niet.</w:t>
+      </w:r>
+    </w:p>
+    <w:p>
+      <w:pPr>
+        <w:keepNext/>
+        <w:pBdr>
+          <w:bottom w:val="single" w:sz="8" w:space="4" w:color="E5007D"/>
+        </w:pBdr>
+        <w:spacing w:before="360" w:after="140"/>
+        <w:rPr>
+          <w:lang w:val="nl-NL"/>
+        </w:rPr>
+      </w:pPr>
+      <w:r>
+        <w:rPr>
+          <w:b/>
+          <w:bCs/>
+          <w:color w:val="E5007D"/>
+          <w:sz w:val="28"/>
+          <w:szCs w:val="28"/>
+          <w:lang w:val="nl-NL"/>
+        </w:rPr>
+        <w:t xml:space="preserve">Stap 3: schrijf je bouwprompt</w:t>
+      </w:r>
+    </w:p>
+    <w:p>
+      <w:pPr>
+        <w:spacing w:after="120" w:line="264" w:lineRule="auto"/>
+        <w:rPr>
+          <w:lang w:val="nl-NL"/>
+        </w:rPr>
+      </w:pPr>
+      <w:r>
+        <w:rPr>
+          <w:lang w:val="nl-NL"/>
+        </w:rPr>
+        <w:t xml:space="preserve">Bouw je prompt op met rol, context, opdracht en output (zie 13 Slim AI gebruiken) en plak je briefing eronder. Vraag om één pagina, niet om een site.</w:t>
       </w:r>
     </w:p>
     <w:tbl>
@@ -1346,12 +850,9 @@
         <w:gridCol w:w="9746"/>
       </w:tblGrid>
       <w:tr>
-        <w:tblPrEx>
-          <w:tblCellMar>
-            <w:top w:w="0" w:type="dxa"/>
-            <w:bottom w:w="0" w:type="dxa"/>
-          </w:tblCellMar>
-        </w:tblPrEx>
+        <w:trPr>
+          <w:cantSplit/>
+        </w:trPr>
         <w:tc>
           <w:tcPr>
             <w:tcW w:w="9746" w:type="dxa"/>
@@ -1361,7 +862,7 @@
               <w:bottom w:val="single" w:sz="2" w:space="0" w:color="D9D9D9"/>
               <w:right w:val="single" w:sz="2" w:space="0" w:color="D9D9D9"/>
             </w:tcBorders>
-            <w:shd w:val="clear" w:color="auto" w:fill="F4F4F4"/>
+            <w:shd w:val="clear" w:color="auto" w:fill="FCE7F1"/>
             <w:tcMar>
               <w:top w:w="150" w:type="dxa"/>
               <w:left w:w="240" w:type="dxa"/>
@@ -1372,6 +873,9 @@
           <w:p>
             <w:pPr>
               <w:spacing w:after="90"/>
+              <w:rPr>
+                <w:lang w:val="nl-NL"/>
+              </w:rPr>
             </w:pPr>
             <w:r>
               <w:rPr>
@@ -1381,18 +885,17 @@
                 <w:spacing w:val="30"/>
                 <w:sz w:val="17"/>
                 <w:szCs w:val="17"/>
-              </w:rPr>
-              <w:t>VALKUILEN</w:t>
-            </w:r>
-          </w:p>
-          <w:p>
-            <w:pPr>
-              <w:pStyle w:val="ListParagraph"/>
-              <w:numPr>
-                <w:ilvl w:val="0"/>
-                <w:numId w:val="4"/>
-              </w:numPr>
-              <w:spacing w:after="80" w:line="258" w:lineRule="auto"/>
+                <w:lang w:val="nl-NL"/>
+              </w:rPr>
+              <w:t xml:space="preserve">VOORBEELD VAN EEN BOUWPROMPT</w:t>
+            </w:r>
+          </w:p>
+          <w:p>
+            <w:pPr>
+              <w:spacing w:after="80" w:line="260" w:lineRule="auto"/>
+              <w:rPr>
+                <w:lang w:val="nl-NL"/>
+              </w:rPr>
             </w:pPr>
             <w:r>
               <w:rPr>
@@ -1400,26 +903,21 @@
                 <w:bCs/>
                 <w:lang w:val="nl-NL"/>
               </w:rPr>
-              <w:t xml:space="preserve">Meteen prompten zonder schets. </w:t>
-            </w:r>
-            <w:r>
-              <w:rPr>
-                <w:lang w:val="nl-NL"/>
-              </w:rPr>
-              <w:t xml:space="preserve">Dan krijg je een willekeurige site. </w:t>
-            </w:r>
-            <w:r>
-              <w:t>Schets eerst de opbouw.</w:t>
-            </w:r>
-          </w:p>
-          <w:p>
-            <w:pPr>
-              <w:pStyle w:val="ListParagraph"/>
-              <w:numPr>
-                <w:ilvl w:val="0"/>
-                <w:numId w:val="4"/>
-              </w:numPr>
-              <w:spacing w:after="80" w:line="258" w:lineRule="auto"/>
+              <w:t xml:space="preserve">Rol:</w:t>
+            </w:r>
+            <w:r>
+              <w:rPr>
+                <w:lang w:val="nl-NL"/>
+              </w:rPr>
+              <w:t xml:space="preserve"> “Jij bent een webontwikkelaar die eenvoudige, goed leesbare one-pagers bouwt.”</w:t>
+            </w:r>
+          </w:p>
+          <w:p>
+            <w:pPr>
+              <w:spacing w:after="80" w:line="260" w:lineRule="auto"/>
+              <w:rPr>
+                <w:lang w:val="nl-NL"/>
+              </w:rPr>
             </w:pPr>
             <w:r>
               <w:rPr>
@@ -1427,26 +925,18 @@
                 <w:bCs/>
                 <w:lang w:val="nl-NL"/>
               </w:rPr>
-              <w:t xml:space="preserve">Te veel in één keer vragen. </w:t>
-            </w:r>
-            <w:r>
-              <w:rPr>
-                <w:lang w:val="nl-NL"/>
-              </w:rPr>
-              <w:t xml:space="preserve">Een complete site in één prompt wordt rommelig. </w:t>
-            </w:r>
-            <w:r>
-              <w:t>Bouw per onderdeel op.</w:t>
-            </w:r>
-          </w:p>
-          <w:p>
-            <w:pPr>
-              <w:pStyle w:val="ListParagraph"/>
-              <w:numPr>
-                <w:ilvl w:val="0"/>
-                <w:numId w:val="4"/>
-              </w:numPr>
-              <w:spacing w:after="80" w:line="258" w:lineRule="auto"/>
+              <w:t xml:space="preserve">Context:</w:t>
+            </w:r>
+            <w:r>
+              <w:rPr>
+                <w:lang w:val="nl-NL"/>
+              </w:rPr>
+              <w:t xml:space="preserve"> “Ik maak voor een schoolkantine een pagina die drie inkoopopties vergelijkt om voedselverspilling terug te dringen. De bezoeker is de inkoopafdeling; zij moeten na het lezen kunnen kiezen.”</w:t>
+            </w:r>
+          </w:p>
+          <w:p>
+            <w:pPr>
+              <w:spacing w:after="80" w:line="260" w:lineRule="auto"/>
               <w:rPr>
                 <w:lang w:val="nl-NL"/>
               </w:rPr>
@@ -1457,23 +947,21 @@
                 <w:bCs/>
                 <w:lang w:val="nl-NL"/>
               </w:rPr>
-              <w:t xml:space="preserve">De inhoud niet checken. </w:t>
-            </w:r>
-            <w:r>
-              <w:rPr>
-                <w:lang w:val="nl-NL"/>
-              </w:rPr>
-              <w:t>AI verzint soms teksten of cijfers. Controleer alles voordat je het toont (09).</w:t>
-            </w:r>
-          </w:p>
-          <w:p>
-            <w:pPr>
-              <w:pStyle w:val="ListParagraph"/>
-              <w:numPr>
-                <w:ilvl w:val="0"/>
-                <w:numId w:val="4"/>
-              </w:numPr>
-              <w:spacing w:after="80" w:line="258" w:lineRule="auto"/>
+              <w:t xml:space="preserve">Opdracht:</w:t>
+            </w:r>
+            <w:r>
+              <w:rPr>
+                <w:lang w:val="nl-NL"/>
+              </w:rPr>
+              <w:t xml:space="preserve"> “Bouw één pagina met deze secties, in deze volgorde: kop met de kernboodschap, korte probleemschets met twee cijfers, vergelijkingstabel met de drie opties, aanbeveling, contactblok. De inhoud staat hieronder.”</w:t>
+            </w:r>
+          </w:p>
+          <w:p>
+            <w:pPr>
+              <w:spacing w:after="80" w:line="260" w:lineRule="auto"/>
+              <w:rPr>
+                <w:lang w:val="nl-NL"/>
+              </w:rPr>
             </w:pPr>
             <w:r>
               <w:rPr>
@@ -1481,21 +969,62 @@
                 <w:bCs/>
                 <w:lang w:val="nl-NL"/>
               </w:rPr>
-              <w:t xml:space="preserve">Huisstijl vergeten. </w:t>
-            </w:r>
-            <w:r>
-              <w:rPr>
-                <w:lang w:val="nl-NL"/>
-              </w:rPr>
-              <w:t xml:space="preserve">Een site die niet bij de opdrachtgever past, oogt onaf. </w:t>
-            </w:r>
-            <w:r>
-              <w:t>Geef kleuren en sfeer mee.</w:t>
+              <w:t xml:space="preserve">Output:</w:t>
+            </w:r>
+            <w:r>
+              <w:rPr>
+                <w:lang w:val="nl-NL"/>
+              </w:rPr>
+              <w:t xml:space="preserve"> “Eén HTML-bestand met de opmaak erin, geen losse bestanden. Leesbaar op telefoon en laptop. Gebruik de kleuren [ ... ]. Zet er geen tekst in die ik je niet heb gegeven.”</w:t>
+            </w:r>
+          </w:p>
+          <w:p>
+            <w:pPr>
+              <w:spacing w:after="80" w:line="260" w:lineRule="auto"/>
+              <w:rPr>
+                <w:lang w:val="nl-NL"/>
+              </w:rPr>
+            </w:pPr>
+            <w:r>
+              <w:rPr>
+                <w:b/>
+                <w:bCs/>
+                <w:lang w:val="nl-NL"/>
+              </w:rPr>
+              <w:t xml:space="preserve">Inhoud:</w:t>
+            </w:r>
+            <w:r>
+              <w:rPr>
+                <w:lang w:val="nl-NL"/>
+              </w:rPr>
+              <w:t xml:space="preserve"> je ingevulde briefing en je eigen teksten.</w:t>
             </w:r>
           </w:p>
         </w:tc>
       </w:tr>
     </w:tbl>
+    <w:p>
+      <w:pPr>
+        <w:spacing w:after="120"/>
+        <w:rPr>
+          <w:lang w:val="nl-NL"/>
+        </w:rPr>
+      </w:pPr>
+    </w:p>
+    <w:p>
+      <w:pPr>
+        <w:spacing w:after="120" w:line="264" w:lineRule="auto"/>
+        <w:rPr>
+          <w:lang w:val="nl-NL"/>
+        </w:rPr>
+      </w:pPr>
+      <w:r>
+        <w:rPr>
+          <w:lang w:val="nl-NL"/>
+        </w:rPr>
+        <w:t xml:space="preserve">De laatste regel van de output is de belangrijkste. Zonder die instructie vult de AI je lege plekken op met verzonnen tekst en verzonnen cijfers.</w:t>
+      </w:r>
+    </w:p>
     <w:p>
       <w:pPr>
         <w:keepNext/>
@@ -1503,6 +1032,9 @@
           <w:bottom w:val="single" w:sz="8" w:space="4" w:color="E5007D"/>
         </w:pBdr>
         <w:spacing w:before="360" w:after="140"/>
+        <w:rPr>
+          <w:lang w:val="nl-NL"/>
+        </w:rPr>
       </w:pPr>
       <w:r>
         <w:rPr>
@@ -1511,9 +1043,2432 @@
           <w:color w:val="E5007D"/>
           <w:sz w:val="28"/>
           <w:szCs w:val="28"/>
-        </w:rPr>
-        <w:t>Meer weten</w:t>
+          <w:lang w:val="nl-NL"/>
+        </w:rPr>
+        <w:t xml:space="preserve">Stap 4: genereer en bekijk</w:t>
       </w:r>
+    </w:p>
+    <w:p>
+      <w:pPr>
+        <w:spacing w:after="120" w:line="264" w:lineRule="auto"/>
+        <w:rPr>
+          <w:lang w:val="nl-NL"/>
+        </w:rPr>
+      </w:pPr>
+      <w:r>
+        <w:rPr>
+          <w:lang w:val="nl-NL"/>
+        </w:rPr>
+        <w:t xml:space="preserve">Laat de eerste versie bouwen. Krijg je code terug, sla die dan op als index.html en open het bestand in je browser. Bekijk de pagina op een laptop en op een telefoon voordat je iets vraagt, en loop drie dingen na.</w:t>
+      </w:r>
+    </w:p>
+    <w:p>
+      <w:pPr>
+        <w:pStyle w:val="ListParagraph"/>
+        <w:numPr>
+          <w:ilvl w:val="0"/>
+          <w:numId w:val="902"/>
+        </w:numPr>
+        <w:spacing w:after="90" w:line="262" w:lineRule="auto"/>
+        <w:rPr>
+          <w:lang w:val="nl-NL"/>
+        </w:rPr>
+      </w:pPr>
+      <w:r>
+        <w:rPr>
+          <w:lang w:val="nl-NL"/>
+        </w:rPr>
+        <w:t xml:space="preserve">Staan alle secties er, in de volgorde van je schets?</w:t>
+      </w:r>
+    </w:p>
+    <w:p>
+      <w:pPr>
+        <w:pStyle w:val="ListParagraph"/>
+        <w:numPr>
+          <w:ilvl w:val="0"/>
+          <w:numId w:val="902"/>
+        </w:numPr>
+        <w:spacing w:after="90" w:line="262" w:lineRule="auto"/>
+        <w:rPr>
+          <w:lang w:val="nl-NL"/>
+        </w:rPr>
+      </w:pPr>
+      <w:r>
+        <w:rPr>
+          <w:lang w:val="nl-NL"/>
+        </w:rPr>
+        <w:t xml:space="preserve">Klopt alle tekst met wat jij hebt aangeleverd?</w:t>
+      </w:r>
+    </w:p>
+    <w:p>
+      <w:pPr>
+        <w:pStyle w:val="ListParagraph"/>
+        <w:numPr>
+          <w:ilvl w:val="0"/>
+          <w:numId w:val="902"/>
+        </w:numPr>
+        <w:spacing w:after="90" w:line="262" w:lineRule="auto"/>
+        <w:rPr>
+          <w:lang w:val="nl-NL"/>
+        </w:rPr>
+      </w:pPr>
+      <w:r>
+        <w:rPr>
+          <w:lang w:val="nl-NL"/>
+        </w:rPr>
+        <w:t xml:space="preserve">Is de pagina leesbaar op een klein scherm?</w:t>
+      </w:r>
+    </w:p>
+    <w:p>
+      <w:pPr>
+        <w:spacing w:after="120" w:line="264" w:lineRule="auto"/>
+        <w:rPr>
+          <w:lang w:val="nl-NL"/>
+        </w:rPr>
+      </w:pPr>
+      <w:r>
+        <w:rPr>
+          <w:lang w:val="nl-NL"/>
+        </w:rPr>
+        <w:t xml:space="preserve">Bewaar deze versie voordat je verdergaat. Dan kun je altijd terug.</w:t>
+      </w:r>
+    </w:p>
+    <w:p>
+      <w:pPr>
+        <w:keepNext/>
+        <w:pBdr>
+          <w:bottom w:val="single" w:sz="8" w:space="4" w:color="E5007D"/>
+        </w:pBdr>
+        <w:spacing w:before="360" w:after="140"/>
+        <w:rPr>
+          <w:lang w:val="nl-NL"/>
+        </w:rPr>
+      </w:pPr>
+      <w:r>
+        <w:rPr>
+          <w:b/>
+          <w:bCs/>
+          <w:color w:val="E5007D"/>
+          <w:sz w:val="28"/>
+          <w:szCs w:val="28"/>
+          <w:lang w:val="nl-NL"/>
+        </w:rPr>
+        <w:t xml:space="preserve">Stap 5: verfijn in rondes</w:t>
+      </w:r>
+    </w:p>
+    <w:p>
+      <w:pPr>
+        <w:spacing w:after="120" w:line="264" w:lineRule="auto"/>
+        <w:rPr>
+          <w:lang w:val="nl-NL"/>
+        </w:rPr>
+      </w:pPr>
+      <w:r>
+        <w:rPr>
+          <w:lang w:val="nl-NL"/>
+        </w:rPr>
+        <w:t xml:space="preserve">De eerste versie is nooit meteen goed. Vraag per ronde één ding, en beschrijf wat je wilt bereiken in plaats van wat je mooi vindt. Vage vragen leveren willekeurige aanpassingen op.</w:t>
+      </w:r>
+    </w:p>
+    <w:tbl>
+      <w:tblPr>
+        <w:tblW w:w="9746" w:type="dxa"/>
+        <w:tblBorders>
+          <w:top w:val="single" w:sz="4" w:space="0" w:color="auto"/>
+          <w:left w:val="single" w:sz="4" w:space="0" w:color="auto"/>
+          <w:bottom w:val="single" w:sz="4" w:space="0" w:color="auto"/>
+          <w:right w:val="single" w:sz="4" w:space="0" w:color="auto"/>
+          <w:insideH w:val="single" w:sz="4" w:space="0" w:color="auto"/>
+          <w:insideV w:val="single" w:sz="4" w:space="0" w:color="auto"/>
+        </w:tblBorders>
+        <w:tblCellMar>
+          <w:left w:w="10" w:type="dxa"/>
+          <w:right w:w="10" w:type="dxa"/>
+        </w:tblCellMar>
+        <w:tblLook w:val="04A0" w:firstRow="1" w:lastRow="0" w:firstColumn="1" w:lastColumn="0" w:noHBand="0" w:noVBand="1"/>
+      </w:tblPr>
+      <w:tblGrid>
+        <w:gridCol w:w="3400"/>
+        <w:gridCol w:w="6346"/>
+      </w:tblGrid>
+      <w:tr>
+        <w:trPr>
+          <w:tblHeader/>
+        </w:trPr>
+        <w:tc>
+          <w:tcPr>
+            <w:tcW w:w="3400" w:type="dxa"/>
+            <w:tcBorders>
+              <w:top w:val="single" w:sz="4" w:space="0" w:color="D9D9D9"/>
+              <w:left w:val="single" w:sz="4" w:space="0" w:color="D9D9D9"/>
+              <w:bottom w:val="single" w:sz="4" w:space="0" w:color="D9D9D9"/>
+              <w:right w:val="single" w:sz="4" w:space="0" w:color="D9D9D9"/>
+            </w:tcBorders>
+            <w:shd w:val="clear" w:color="auto" w:fill="E5007D"/>
+            <w:tcMar>
+              <w:top w:w="70" w:type="dxa"/>
+              <w:left w:w="130" w:type="dxa"/>
+              <w:bottom w:w="70" w:type="dxa"/>
+              <w:right w:w="130" w:type="dxa"/>
+            </w:tcMar>
+          </w:tcPr>
+          <w:p>
+            <w:pPr>
+              <w:rPr>
+                <w:lang w:val="nl-NL"/>
+              </w:rPr>
+            </w:pPr>
+            <w:r>
+              <w:rPr>
+                <w:b/>
+                <w:bCs/>
+                <w:color w:val="FFFFFF"/>
+                <w:sz w:val="18"/>
+                <w:szCs w:val="18"/>
+                <w:lang w:val="nl-NL"/>
+              </w:rPr>
+              <w:t xml:space="preserve">Wat studenten vaak vragen</w:t>
+            </w:r>
+          </w:p>
+        </w:tc>
+        <w:tc>
+          <w:tcPr>
+            <w:tcW w:w="6346" w:type="dxa"/>
+            <w:tcBorders>
+              <w:top w:val="single" w:sz="4" w:space="0" w:color="D9D9D9"/>
+              <w:left w:val="single" w:sz="4" w:space="0" w:color="D9D9D9"/>
+              <w:bottom w:val="single" w:sz="4" w:space="0" w:color="D9D9D9"/>
+              <w:right w:val="single" w:sz="4" w:space="0" w:color="D9D9D9"/>
+            </w:tcBorders>
+            <w:shd w:val="clear" w:color="auto" w:fill="E5007D"/>
+            <w:tcMar>
+              <w:top w:w="70" w:type="dxa"/>
+              <w:left w:w="130" w:type="dxa"/>
+              <w:bottom w:w="70" w:type="dxa"/>
+              <w:right w:w="130" w:type="dxa"/>
+            </w:tcMar>
+          </w:tcPr>
+          <w:p>
+            <w:pPr>
+              <w:rPr>
+                <w:lang w:val="nl-NL"/>
+              </w:rPr>
+            </w:pPr>
+            <w:r>
+              <w:rPr>
+                <w:b/>
+                <w:bCs/>
+                <w:color w:val="FFFFFF"/>
+                <w:sz w:val="18"/>
+                <w:szCs w:val="18"/>
+                <w:lang w:val="nl-NL"/>
+              </w:rPr>
+              <w:t xml:space="preserve">Wat de AI kan uitvoeren</w:t>
+            </w:r>
+          </w:p>
+        </w:tc>
+      </w:tr>
+      <w:tr>
+        <w:trPr>
+          <w:cantSplit/>
+        </w:trPr>
+        <w:tc>
+          <w:tcPr>
+            <w:tcW w:w="3400" w:type="dxa"/>
+            <w:tcBorders>
+              <w:top w:val="single" w:sz="4" w:space="0" w:color="D9D9D9"/>
+              <w:left w:val="single" w:sz="4" w:space="0" w:color="D9D9D9"/>
+              <w:bottom w:val="single" w:sz="4" w:space="0" w:color="D9D9D9"/>
+              <w:right w:val="single" w:sz="4" w:space="0" w:color="D9D9D9"/>
+            </w:tcBorders>
+            <w:tcMar>
+              <w:top w:w="90" w:type="dxa"/>
+              <w:left w:w="130" w:type="dxa"/>
+              <w:bottom w:w="90" w:type="dxa"/>
+              <w:right w:w="130" w:type="dxa"/>
+            </w:tcMar>
+          </w:tcPr>
+          <w:p>
+            <w:pPr>
+              <w:rPr>
+                <w:lang w:val="nl-NL"/>
+              </w:rPr>
+            </w:pPr>
+            <w:r>
+              <w:rPr>
+                <w:i/>
+                <w:iCs/>
+                <w:color w:val="595959"/>
+                <w:sz w:val="18"/>
+                <w:szCs w:val="18"/>
+                <w:lang w:val="nl-NL"/>
+              </w:rPr>
+              <w:t xml:space="preserve">Maak het mooier</w:t>
+            </w:r>
+          </w:p>
+        </w:tc>
+        <w:tc>
+          <w:tcPr>
+            <w:tcW w:w="6346" w:type="dxa"/>
+            <w:tcBorders>
+              <w:top w:val="single" w:sz="4" w:space="0" w:color="D9D9D9"/>
+              <w:left w:val="single" w:sz="4" w:space="0" w:color="D9D9D9"/>
+              <w:bottom w:val="single" w:sz="4" w:space="0" w:color="D9D9D9"/>
+              <w:right w:val="single" w:sz="4" w:space="0" w:color="D9D9D9"/>
+            </w:tcBorders>
+            <w:tcMar>
+              <w:top w:w="90" w:type="dxa"/>
+              <w:left w:w="130" w:type="dxa"/>
+              <w:bottom w:w="90" w:type="dxa"/>
+              <w:right w:w="130" w:type="dxa"/>
+            </w:tcMar>
+          </w:tcPr>
+          <w:p>
+            <w:pPr>
+              <w:rPr>
+                <w:lang w:val="nl-NL"/>
+              </w:rPr>
+            </w:pPr>
+            <w:r>
+              <w:rPr>
+                <w:sz w:val="18"/>
+                <w:szCs w:val="18"/>
+                <w:lang w:val="nl-NL"/>
+              </w:rPr>
+              <w:t xml:space="preserve">Meer witruimte tussen de secties, en de koppen groter dan de tekst</w:t>
+            </w:r>
+          </w:p>
+        </w:tc>
+      </w:tr>
+      <w:tr>
+        <w:trPr>
+          <w:cantSplit/>
+        </w:trPr>
+        <w:tc>
+          <w:tcPr>
+            <w:tcW w:w="3400" w:type="dxa"/>
+            <w:tcBorders>
+              <w:top w:val="single" w:sz="4" w:space="0" w:color="D9D9D9"/>
+              <w:left w:val="single" w:sz="4" w:space="0" w:color="D9D9D9"/>
+              <w:bottom w:val="single" w:sz="4" w:space="0" w:color="D9D9D9"/>
+              <w:right w:val="single" w:sz="4" w:space="0" w:color="D9D9D9"/>
+            </w:tcBorders>
+            <w:tcMar>
+              <w:top w:w="90" w:type="dxa"/>
+              <w:left w:w="130" w:type="dxa"/>
+              <w:bottom w:w="90" w:type="dxa"/>
+              <w:right w:w="130" w:type="dxa"/>
+            </w:tcMar>
+          </w:tcPr>
+          <w:p>
+            <w:pPr>
+              <w:rPr>
+                <w:lang w:val="nl-NL"/>
+              </w:rPr>
+            </w:pPr>
+            <w:r>
+              <w:rPr>
+                <w:i/>
+                <w:iCs/>
+                <w:color w:val="595959"/>
+                <w:sz w:val="18"/>
+                <w:szCs w:val="18"/>
+                <w:lang w:val="nl-NL"/>
+              </w:rPr>
+              <w:t xml:space="preserve">Het loopt niet lekker</w:t>
+            </w:r>
+          </w:p>
+        </w:tc>
+        <w:tc>
+          <w:tcPr>
+            <w:tcW w:w="6346" w:type="dxa"/>
+            <w:tcBorders>
+              <w:top w:val="single" w:sz="4" w:space="0" w:color="D9D9D9"/>
+              <w:left w:val="single" w:sz="4" w:space="0" w:color="D9D9D9"/>
+              <w:bottom w:val="single" w:sz="4" w:space="0" w:color="D9D9D9"/>
+              <w:right w:val="single" w:sz="4" w:space="0" w:color="D9D9D9"/>
+            </w:tcBorders>
+            <w:tcMar>
+              <w:top w:w="90" w:type="dxa"/>
+              <w:left w:w="130" w:type="dxa"/>
+              <w:bottom w:w="90" w:type="dxa"/>
+              <w:right w:w="130" w:type="dxa"/>
+            </w:tcMar>
+          </w:tcPr>
+          <w:p>
+            <w:pPr>
+              <w:rPr>
+                <w:lang w:val="nl-NL"/>
+              </w:rPr>
+            </w:pPr>
+            <w:r>
+              <w:rPr>
+                <w:sz w:val="18"/>
+                <w:szCs w:val="18"/>
+                <w:lang w:val="nl-NL"/>
+              </w:rPr>
+              <w:t xml:space="preserve">Zet de aanbeveling boven de tabel, zodat de lezer de conclusie eerst ziet</w:t>
+            </w:r>
+          </w:p>
+        </w:tc>
+      </w:tr>
+      <w:tr>
+        <w:trPr>
+          <w:cantSplit/>
+        </w:trPr>
+        <w:tc>
+          <w:tcPr>
+            <w:tcW w:w="3400" w:type="dxa"/>
+            <w:tcBorders>
+              <w:top w:val="single" w:sz="4" w:space="0" w:color="D9D9D9"/>
+              <w:left w:val="single" w:sz="4" w:space="0" w:color="D9D9D9"/>
+              <w:bottom w:val="single" w:sz="4" w:space="0" w:color="D9D9D9"/>
+              <w:right w:val="single" w:sz="4" w:space="0" w:color="D9D9D9"/>
+            </w:tcBorders>
+            <w:tcMar>
+              <w:top w:w="90" w:type="dxa"/>
+              <w:left w:w="130" w:type="dxa"/>
+              <w:bottom w:w="90" w:type="dxa"/>
+              <w:right w:w="130" w:type="dxa"/>
+            </w:tcMar>
+          </w:tcPr>
+          <w:p>
+            <w:pPr>
+              <w:rPr>
+                <w:lang w:val="nl-NL"/>
+              </w:rPr>
+            </w:pPr>
+            <w:r>
+              <w:rPr>
+                <w:i/>
+                <w:iCs/>
+                <w:color w:val="595959"/>
+                <w:sz w:val="18"/>
+                <w:szCs w:val="18"/>
+                <w:lang w:val="nl-NL"/>
+              </w:rPr>
+              <w:t xml:space="preserve">De tabel is onduidelijk</w:t>
+            </w:r>
+          </w:p>
+        </w:tc>
+        <w:tc>
+          <w:tcPr>
+            <w:tcW w:w="6346" w:type="dxa"/>
+            <w:tcBorders>
+              <w:top w:val="single" w:sz="4" w:space="0" w:color="D9D9D9"/>
+              <w:left w:val="single" w:sz="4" w:space="0" w:color="D9D9D9"/>
+              <w:bottom w:val="single" w:sz="4" w:space="0" w:color="D9D9D9"/>
+              <w:right w:val="single" w:sz="4" w:space="0" w:color="D9D9D9"/>
+            </w:tcBorders>
+            <w:tcMar>
+              <w:top w:w="90" w:type="dxa"/>
+              <w:left w:w="130" w:type="dxa"/>
+              <w:bottom w:w="90" w:type="dxa"/>
+              <w:right w:w="130" w:type="dxa"/>
+            </w:tcMar>
+          </w:tcPr>
+          <w:p>
+            <w:pPr>
+              <w:rPr>
+                <w:lang w:val="nl-NL"/>
+              </w:rPr>
+            </w:pPr>
+            <w:r>
+              <w:rPr>
+                <w:sz w:val="18"/>
+                <w:szCs w:val="18"/>
+                <w:lang w:val="nl-NL"/>
+              </w:rPr>
+              <w:t xml:space="preserve">Geef de aanbevolen optie een gekleurde achtergrond en zet die als eerste kolom</w:t>
+            </w:r>
+          </w:p>
+        </w:tc>
+      </w:tr>
+      <w:tr>
+        <w:trPr>
+          <w:cantSplit/>
+        </w:trPr>
+        <w:tc>
+          <w:tcPr>
+            <w:tcW w:w="3400" w:type="dxa"/>
+            <w:tcBorders>
+              <w:top w:val="single" w:sz="4" w:space="0" w:color="D9D9D9"/>
+              <w:left w:val="single" w:sz="4" w:space="0" w:color="D9D9D9"/>
+              <w:bottom w:val="single" w:sz="4" w:space="0" w:color="D9D9D9"/>
+              <w:right w:val="single" w:sz="4" w:space="0" w:color="D9D9D9"/>
+            </w:tcBorders>
+            <w:tcMar>
+              <w:top w:w="90" w:type="dxa"/>
+              <w:left w:w="130" w:type="dxa"/>
+              <w:bottom w:w="90" w:type="dxa"/>
+              <w:right w:w="130" w:type="dxa"/>
+            </w:tcMar>
+          </w:tcPr>
+          <w:p>
+            <w:pPr>
+              <w:rPr>
+                <w:lang w:val="nl-NL"/>
+              </w:rPr>
+            </w:pPr>
+            <w:r>
+              <w:rPr>
+                <w:i/>
+                <w:iCs/>
+                <w:color w:val="595959"/>
+                <w:sz w:val="18"/>
+                <w:szCs w:val="18"/>
+                <w:lang w:val="nl-NL"/>
+              </w:rPr>
+              <w:t xml:space="preserve">Doe er iets mee</w:t>
+            </w:r>
+          </w:p>
+        </w:tc>
+        <w:tc>
+          <w:tcPr>
+            <w:tcW w:w="6346" w:type="dxa"/>
+            <w:tcBorders>
+              <w:top w:val="single" w:sz="4" w:space="0" w:color="D9D9D9"/>
+              <w:left w:val="single" w:sz="4" w:space="0" w:color="D9D9D9"/>
+              <w:bottom w:val="single" w:sz="4" w:space="0" w:color="D9D9D9"/>
+              <w:right w:val="single" w:sz="4" w:space="0" w:color="D9D9D9"/>
+            </w:tcBorders>
+            <w:tcMar>
+              <w:top w:w="90" w:type="dxa"/>
+              <w:left w:w="130" w:type="dxa"/>
+              <w:bottom w:w="90" w:type="dxa"/>
+              <w:right w:w="130" w:type="dxa"/>
+            </w:tcMar>
+          </w:tcPr>
+          <w:p>
+            <w:pPr>
+              <w:rPr>
+                <w:lang w:val="nl-NL"/>
+              </w:rPr>
+            </w:pPr>
+            <w:r>
+              <w:rPr>
+                <w:sz w:val="18"/>
+                <w:szCs w:val="18"/>
+                <w:lang w:val="nl-NL"/>
+              </w:rPr>
+              <w:t xml:space="preserve">Vervang de drie losse alinea's door drie kaarten naast elkaar</w:t>
+            </w:r>
+          </w:p>
+        </w:tc>
+      </w:tr>
+    </w:tbl>
+    <w:p>
+      <w:pPr>
+        <w:spacing w:after="120"/>
+        <w:rPr>
+          <w:lang w:val="nl-NL"/>
+        </w:rPr>
+      </w:pPr>
+    </w:p>
+    <w:p>
+      <w:pPr>
+        <w:spacing w:after="120" w:line="264" w:lineRule="auto"/>
+        <w:rPr>
+          <w:lang w:val="nl-NL"/>
+        </w:rPr>
+      </w:pPr>
+      <w:r>
+        <w:rPr>
+          <w:lang w:val="nl-NL"/>
+        </w:rPr>
+        <w:t xml:space="preserve">Blijft een probleem na twee pogingen bestaan, dan is je briefing het probleem en niet je prompt. Ga terug naar stap 2. Verandert de AI dingen die je niet hebt gevraagd, zeg dat dan expliciet: laat de rest van de pagina ongewijzigd.</w:t>
+      </w:r>
+    </w:p>
+    <w:p>
+      <w:pPr>
+        <w:keepNext/>
+        <w:pBdr>
+          <w:bottom w:val="single" w:sz="8" w:space="4" w:color="E5007D"/>
+        </w:pBdr>
+        <w:spacing w:before="360" w:after="140"/>
+        <w:rPr>
+          <w:lang w:val="nl-NL"/>
+        </w:rPr>
+      </w:pPr>
+      <w:r>
+        <w:rPr>
+          <w:b/>
+          <w:bCs/>
+          <w:color w:val="E5007D"/>
+          <w:sz w:val="28"/>
+          <w:szCs w:val="28"/>
+          <w:lang w:val="nl-NL"/>
+        </w:rPr>
+        <w:t xml:space="preserve">Stap 6: controleer voordat je hem laat zien</w:t>
+      </w:r>
+    </w:p>
+    <w:tbl>
+      <w:tblPr>
+        <w:tblW w:w="9746" w:type="dxa"/>
+        <w:tblBorders>
+          <w:top w:val="single" w:sz="4" w:space="0" w:color="auto"/>
+          <w:left w:val="single" w:sz="4" w:space="0" w:color="auto"/>
+          <w:bottom w:val="single" w:sz="4" w:space="0" w:color="auto"/>
+          <w:right w:val="single" w:sz="4" w:space="0" w:color="auto"/>
+          <w:insideH w:val="single" w:sz="4" w:space="0" w:color="auto"/>
+          <w:insideV w:val="single" w:sz="4" w:space="0" w:color="auto"/>
+        </w:tblBorders>
+        <w:tblCellMar>
+          <w:left w:w="10" w:type="dxa"/>
+          <w:right w:w="10" w:type="dxa"/>
+        </w:tblCellMar>
+        <w:tblLook w:val="04A0" w:firstRow="1" w:lastRow="0" w:firstColumn="1" w:lastColumn="0" w:noHBand="0" w:noVBand="1"/>
+      </w:tblPr>
+      <w:tblGrid>
+        <w:gridCol w:w="7846"/>
+        <w:gridCol w:w="1900"/>
+      </w:tblGrid>
+      <w:tr>
+        <w:trPr>
+          <w:tblHeader/>
+        </w:trPr>
+        <w:tc>
+          <w:tcPr>
+            <w:tcW w:w="7846" w:type="dxa"/>
+            <w:tcBorders>
+              <w:top w:val="single" w:sz="4" w:space="0" w:color="D9D9D9"/>
+              <w:left w:val="single" w:sz="4" w:space="0" w:color="D9D9D9"/>
+              <w:bottom w:val="single" w:sz="4" w:space="0" w:color="D9D9D9"/>
+              <w:right w:val="single" w:sz="4" w:space="0" w:color="D9D9D9"/>
+            </w:tcBorders>
+            <w:shd w:val="clear" w:color="auto" w:fill="E5007D"/>
+            <w:tcMar>
+              <w:top w:w="70" w:type="dxa"/>
+              <w:left w:w="130" w:type="dxa"/>
+              <w:bottom w:w="70" w:type="dxa"/>
+              <w:right w:w="130" w:type="dxa"/>
+            </w:tcMar>
+          </w:tcPr>
+          <w:p>
+            <w:pPr>
+              <w:rPr>
+                <w:lang w:val="nl-NL"/>
+              </w:rPr>
+            </w:pPr>
+            <w:r>
+              <w:rPr>
+                <w:b/>
+                <w:bCs/>
+                <w:color w:val="FFFFFF"/>
+                <w:sz w:val="18"/>
+                <w:szCs w:val="18"/>
+                <w:lang w:val="nl-NL"/>
+              </w:rPr>
+              <w:t xml:space="preserve">Controlepunt</w:t>
+            </w:r>
+          </w:p>
+        </w:tc>
+        <w:tc>
+          <w:tcPr>
+            <w:tcW w:w="1900" w:type="dxa"/>
+            <w:tcBorders>
+              <w:top w:val="single" w:sz="4" w:space="0" w:color="D9D9D9"/>
+              <w:left w:val="single" w:sz="4" w:space="0" w:color="D9D9D9"/>
+              <w:bottom w:val="single" w:sz="4" w:space="0" w:color="D9D9D9"/>
+              <w:right w:val="single" w:sz="4" w:space="0" w:color="D9D9D9"/>
+            </w:tcBorders>
+            <w:shd w:val="clear" w:color="auto" w:fill="E5007D"/>
+            <w:tcMar>
+              <w:top w:w="70" w:type="dxa"/>
+              <w:left w:w="130" w:type="dxa"/>
+              <w:bottom w:w="70" w:type="dxa"/>
+              <w:right w:w="130" w:type="dxa"/>
+            </w:tcMar>
+          </w:tcPr>
+          <w:p>
+            <w:pPr>
+              <w:rPr>
+                <w:lang w:val="nl-NL"/>
+              </w:rPr>
+            </w:pPr>
+            <w:r>
+              <w:rPr>
+                <w:b/>
+                <w:bCs/>
+                <w:color w:val="FFFFFF"/>
+                <w:sz w:val="18"/>
+                <w:szCs w:val="18"/>
+                <w:lang w:val="nl-NL"/>
+              </w:rPr>
+              <w:t xml:space="preserve">Akkoord?</w:t>
+            </w:r>
+          </w:p>
+        </w:tc>
+      </w:tr>
+      <w:tr>
+        <w:trPr>
+          <w:cantSplit/>
+        </w:trPr>
+        <w:tc>
+          <w:tcPr>
+            <w:tcW w:w="7846" w:type="dxa"/>
+            <w:tcBorders>
+              <w:top w:val="single" w:sz="4" w:space="0" w:color="D9D9D9"/>
+              <w:left w:val="single" w:sz="4" w:space="0" w:color="D9D9D9"/>
+              <w:bottom w:val="single" w:sz="4" w:space="0" w:color="D9D9D9"/>
+              <w:right w:val="single" w:sz="4" w:space="0" w:color="D9D9D9"/>
+            </w:tcBorders>
+            <w:tcMar>
+              <w:top w:w="90" w:type="dxa"/>
+              <w:left w:w="130" w:type="dxa"/>
+              <w:bottom w:w="90" w:type="dxa"/>
+              <w:right w:w="130" w:type="dxa"/>
+            </w:tcMar>
+          </w:tcPr>
+          <w:p>
+            <w:pPr>
+              <w:rPr>
+                <w:lang w:val="nl-NL"/>
+              </w:rPr>
+            </w:pPr>
+            <w:r>
+              <w:rPr>
+                <w:sz w:val="18"/>
+                <w:szCs w:val="18"/>
+                <w:lang w:val="nl-NL"/>
+              </w:rPr>
+              <w:t xml:space="preserve">Alle cijfers en claims komen uit je eigen onderbouwing (09)</w:t>
+            </w:r>
+          </w:p>
+        </w:tc>
+        <w:tc>
+          <w:tcPr>
+            <w:tcW w:w="1900" w:type="dxa"/>
+            <w:tcBorders>
+              <w:top w:val="single" w:sz="4" w:space="0" w:color="D9D9D9"/>
+              <w:left w:val="single" w:sz="4" w:space="0" w:color="D9D9D9"/>
+              <w:bottom w:val="single" w:sz="4" w:space="0" w:color="D9D9D9"/>
+              <w:right w:val="single" w:sz="4" w:space="0" w:color="D9D9D9"/>
+            </w:tcBorders>
+            <w:tcMar>
+              <w:top w:w="90" w:type="dxa"/>
+              <w:left w:w="130" w:type="dxa"/>
+              <w:bottom w:w="90" w:type="dxa"/>
+              <w:right w:w="130" w:type="dxa"/>
+            </w:tcMar>
+          </w:tcPr>
+          <w:p>
+            <w:pPr>
+              <w:spacing w:before="40" w:after="40"/>
+              <w:rPr>
+                <w:lang w:val="nl-NL"/>
+              </w:rPr>
+            </w:pPr>
+            <w:r>
+              <w:rPr>
+                <w:i/>
+                <w:iCs/>
+                <w:color w:val="595959"/>
+                <w:sz w:val="18"/>
+                <w:szCs w:val="18"/>
+                <w:lang w:val="nl-NL"/>
+              </w:rPr>
+              <w:t xml:space="preserve">[ ja / nee ]</w:t>
+            </w:r>
+          </w:p>
+        </w:tc>
+      </w:tr>
+      <w:tr>
+        <w:trPr>
+          <w:cantSplit/>
+        </w:trPr>
+        <w:tc>
+          <w:tcPr>
+            <w:tcW w:w="7846" w:type="dxa"/>
+            <w:tcBorders>
+              <w:top w:val="single" w:sz="4" w:space="0" w:color="D9D9D9"/>
+              <w:left w:val="single" w:sz="4" w:space="0" w:color="D9D9D9"/>
+              <w:bottom w:val="single" w:sz="4" w:space="0" w:color="D9D9D9"/>
+              <w:right w:val="single" w:sz="4" w:space="0" w:color="D9D9D9"/>
+            </w:tcBorders>
+            <w:tcMar>
+              <w:top w:w="90" w:type="dxa"/>
+              <w:left w:w="130" w:type="dxa"/>
+              <w:bottom w:w="90" w:type="dxa"/>
+              <w:right w:w="130" w:type="dxa"/>
+            </w:tcMar>
+          </w:tcPr>
+          <w:p>
+            <w:pPr>
+              <w:rPr>
+                <w:lang w:val="nl-NL"/>
+              </w:rPr>
+            </w:pPr>
+            <w:r>
+              <w:rPr>
+                <w:sz w:val="18"/>
+                <w:szCs w:val="18"/>
+                <w:lang w:val="nl-NL"/>
+              </w:rPr>
+              <w:t xml:space="preserve">Er staat geen tekst op die de AI zelf heeft bedacht</w:t>
+            </w:r>
+          </w:p>
+        </w:tc>
+        <w:tc>
+          <w:tcPr>
+            <w:tcW w:w="1900" w:type="dxa"/>
+            <w:tcBorders>
+              <w:top w:val="single" w:sz="4" w:space="0" w:color="D9D9D9"/>
+              <w:left w:val="single" w:sz="4" w:space="0" w:color="D9D9D9"/>
+              <w:bottom w:val="single" w:sz="4" w:space="0" w:color="D9D9D9"/>
+              <w:right w:val="single" w:sz="4" w:space="0" w:color="D9D9D9"/>
+            </w:tcBorders>
+            <w:tcMar>
+              <w:top w:w="90" w:type="dxa"/>
+              <w:left w:w="130" w:type="dxa"/>
+              <w:bottom w:w="90" w:type="dxa"/>
+              <w:right w:w="130" w:type="dxa"/>
+            </w:tcMar>
+          </w:tcPr>
+          <w:p>
+            <w:pPr>
+              <w:spacing w:before="40" w:after="40"/>
+              <w:rPr>
+                <w:lang w:val="nl-NL"/>
+              </w:rPr>
+            </w:pPr>
+            <w:r>
+              <w:rPr>
+                <w:i/>
+                <w:iCs/>
+                <w:color w:val="595959"/>
+                <w:sz w:val="18"/>
+                <w:szCs w:val="18"/>
+                <w:lang w:val="nl-NL"/>
+              </w:rPr>
+              <w:t xml:space="preserve">[ ja / nee ]</w:t>
+            </w:r>
+          </w:p>
+        </w:tc>
+      </w:tr>
+      <w:tr>
+        <w:trPr>
+          <w:cantSplit/>
+        </w:trPr>
+        <w:tc>
+          <w:tcPr>
+            <w:tcW w:w="7846" w:type="dxa"/>
+            <w:tcBorders>
+              <w:top w:val="single" w:sz="4" w:space="0" w:color="D9D9D9"/>
+              <w:left w:val="single" w:sz="4" w:space="0" w:color="D9D9D9"/>
+              <w:bottom w:val="single" w:sz="4" w:space="0" w:color="D9D9D9"/>
+              <w:right w:val="single" w:sz="4" w:space="0" w:color="D9D9D9"/>
+            </w:tcBorders>
+            <w:tcMar>
+              <w:top w:w="90" w:type="dxa"/>
+              <w:left w:w="130" w:type="dxa"/>
+              <w:bottom w:w="90" w:type="dxa"/>
+              <w:right w:w="130" w:type="dxa"/>
+            </w:tcMar>
+          </w:tcPr>
+          <w:p>
+            <w:pPr>
+              <w:rPr>
+                <w:lang w:val="nl-NL"/>
+              </w:rPr>
+            </w:pPr>
+            <w:r>
+              <w:rPr>
+                <w:sz w:val="18"/>
+                <w:szCs w:val="18"/>
+                <w:lang w:val="nl-NL"/>
+              </w:rPr>
+              <w:t xml:space="preserve">Bronnen staan erbij of zijn navolgbaar</w:t>
+            </w:r>
+          </w:p>
+        </w:tc>
+        <w:tc>
+          <w:tcPr>
+            <w:tcW w:w="1900" w:type="dxa"/>
+            <w:tcBorders>
+              <w:top w:val="single" w:sz="4" w:space="0" w:color="D9D9D9"/>
+              <w:left w:val="single" w:sz="4" w:space="0" w:color="D9D9D9"/>
+              <w:bottom w:val="single" w:sz="4" w:space="0" w:color="D9D9D9"/>
+              <w:right w:val="single" w:sz="4" w:space="0" w:color="D9D9D9"/>
+            </w:tcBorders>
+            <w:tcMar>
+              <w:top w:w="90" w:type="dxa"/>
+              <w:left w:w="130" w:type="dxa"/>
+              <w:bottom w:w="90" w:type="dxa"/>
+              <w:right w:w="130" w:type="dxa"/>
+            </w:tcMar>
+          </w:tcPr>
+          <w:p>
+            <w:pPr>
+              <w:spacing w:before="40" w:after="40"/>
+              <w:rPr>
+                <w:lang w:val="nl-NL"/>
+              </w:rPr>
+            </w:pPr>
+            <w:r>
+              <w:rPr>
+                <w:i/>
+                <w:iCs/>
+                <w:color w:val="595959"/>
+                <w:sz w:val="18"/>
+                <w:szCs w:val="18"/>
+                <w:lang w:val="nl-NL"/>
+              </w:rPr>
+              <w:t xml:space="preserve">[ ja / nee ]</w:t>
+            </w:r>
+          </w:p>
+        </w:tc>
+      </w:tr>
+      <w:tr>
+        <w:trPr>
+          <w:cantSplit/>
+        </w:trPr>
+        <w:tc>
+          <w:tcPr>
+            <w:tcW w:w="7846" w:type="dxa"/>
+            <w:tcBorders>
+              <w:top w:val="single" w:sz="4" w:space="0" w:color="D9D9D9"/>
+              <w:left w:val="single" w:sz="4" w:space="0" w:color="D9D9D9"/>
+              <w:bottom w:val="single" w:sz="4" w:space="0" w:color="D9D9D9"/>
+              <w:right w:val="single" w:sz="4" w:space="0" w:color="D9D9D9"/>
+            </w:tcBorders>
+            <w:tcMar>
+              <w:top w:w="90" w:type="dxa"/>
+              <w:left w:w="130" w:type="dxa"/>
+              <w:bottom w:w="90" w:type="dxa"/>
+              <w:right w:w="130" w:type="dxa"/>
+            </w:tcMar>
+          </w:tcPr>
+          <w:p>
+            <w:pPr>
+              <w:rPr>
+                <w:lang w:val="nl-NL"/>
+              </w:rPr>
+            </w:pPr>
+            <w:r>
+              <w:rPr>
+                <w:sz w:val="18"/>
+                <w:szCs w:val="18"/>
+                <w:lang w:val="nl-NL"/>
+              </w:rPr>
+              <w:t xml:space="preserve">Leesbaar op telefoon en laptop</w:t>
+            </w:r>
+          </w:p>
+        </w:tc>
+        <w:tc>
+          <w:tcPr>
+            <w:tcW w:w="1900" w:type="dxa"/>
+            <w:tcBorders>
+              <w:top w:val="single" w:sz="4" w:space="0" w:color="D9D9D9"/>
+              <w:left w:val="single" w:sz="4" w:space="0" w:color="D9D9D9"/>
+              <w:bottom w:val="single" w:sz="4" w:space="0" w:color="D9D9D9"/>
+              <w:right w:val="single" w:sz="4" w:space="0" w:color="D9D9D9"/>
+            </w:tcBorders>
+            <w:tcMar>
+              <w:top w:w="90" w:type="dxa"/>
+              <w:left w:w="130" w:type="dxa"/>
+              <w:bottom w:w="90" w:type="dxa"/>
+              <w:right w:w="130" w:type="dxa"/>
+            </w:tcMar>
+          </w:tcPr>
+          <w:p>
+            <w:pPr>
+              <w:spacing w:before="40" w:after="40"/>
+              <w:rPr>
+                <w:lang w:val="nl-NL"/>
+              </w:rPr>
+            </w:pPr>
+            <w:r>
+              <w:rPr>
+                <w:i/>
+                <w:iCs/>
+                <w:color w:val="595959"/>
+                <w:sz w:val="18"/>
+                <w:szCs w:val="18"/>
+                <w:lang w:val="nl-NL"/>
+              </w:rPr>
+              <w:t xml:space="preserve">[ ja / nee ]</w:t>
+            </w:r>
+          </w:p>
+        </w:tc>
+      </w:tr>
+      <w:tr>
+        <w:trPr>
+          <w:cantSplit/>
+        </w:trPr>
+        <w:tc>
+          <w:tcPr>
+            <w:tcW w:w="7846" w:type="dxa"/>
+            <w:tcBorders>
+              <w:top w:val="single" w:sz="4" w:space="0" w:color="D9D9D9"/>
+              <w:left w:val="single" w:sz="4" w:space="0" w:color="D9D9D9"/>
+              <w:bottom w:val="single" w:sz="4" w:space="0" w:color="D9D9D9"/>
+              <w:right w:val="single" w:sz="4" w:space="0" w:color="D9D9D9"/>
+            </w:tcBorders>
+            <w:tcMar>
+              <w:top w:w="90" w:type="dxa"/>
+              <w:left w:w="130" w:type="dxa"/>
+              <w:bottom w:w="90" w:type="dxa"/>
+              <w:right w:w="130" w:type="dxa"/>
+            </w:tcMar>
+          </w:tcPr>
+          <w:p>
+            <w:pPr>
+              <w:rPr>
+                <w:lang w:val="nl-NL"/>
+              </w:rPr>
+            </w:pPr>
+            <w:r>
+              <w:rPr>
+                <w:sz w:val="18"/>
+                <w:szCs w:val="18"/>
+                <w:lang w:val="nl-NL"/>
+              </w:rPr>
+              <w:t xml:space="preserve">Geen persoonsgegevens of vertrouwelijke data van de opdrachtgever</w:t>
+            </w:r>
+          </w:p>
+        </w:tc>
+        <w:tc>
+          <w:tcPr>
+            <w:tcW w:w="1900" w:type="dxa"/>
+            <w:tcBorders>
+              <w:top w:val="single" w:sz="4" w:space="0" w:color="D9D9D9"/>
+              <w:left w:val="single" w:sz="4" w:space="0" w:color="D9D9D9"/>
+              <w:bottom w:val="single" w:sz="4" w:space="0" w:color="D9D9D9"/>
+              <w:right w:val="single" w:sz="4" w:space="0" w:color="D9D9D9"/>
+            </w:tcBorders>
+            <w:tcMar>
+              <w:top w:w="90" w:type="dxa"/>
+              <w:left w:w="130" w:type="dxa"/>
+              <w:bottom w:w="90" w:type="dxa"/>
+              <w:right w:w="130" w:type="dxa"/>
+            </w:tcMar>
+          </w:tcPr>
+          <w:p>
+            <w:pPr>
+              <w:spacing w:before="40" w:after="40"/>
+              <w:rPr>
+                <w:lang w:val="nl-NL"/>
+              </w:rPr>
+            </w:pPr>
+            <w:r>
+              <w:rPr>
+                <w:i/>
+                <w:iCs/>
+                <w:color w:val="595959"/>
+                <w:sz w:val="18"/>
+                <w:szCs w:val="18"/>
+                <w:lang w:val="nl-NL"/>
+              </w:rPr>
+              <w:t xml:space="preserve">[ ja / nee ]</w:t>
+            </w:r>
+          </w:p>
+        </w:tc>
+      </w:tr>
+      <w:tr>
+        <w:trPr>
+          <w:cantSplit/>
+        </w:trPr>
+        <w:tc>
+          <w:tcPr>
+            <w:tcW w:w="7846" w:type="dxa"/>
+            <w:tcBorders>
+              <w:top w:val="single" w:sz="4" w:space="0" w:color="D9D9D9"/>
+              <w:left w:val="single" w:sz="4" w:space="0" w:color="D9D9D9"/>
+              <w:bottom w:val="single" w:sz="4" w:space="0" w:color="D9D9D9"/>
+              <w:right w:val="single" w:sz="4" w:space="0" w:color="D9D9D9"/>
+            </w:tcBorders>
+            <w:tcMar>
+              <w:top w:w="90" w:type="dxa"/>
+              <w:left w:w="130" w:type="dxa"/>
+              <w:bottom w:w="90" w:type="dxa"/>
+              <w:right w:w="130" w:type="dxa"/>
+            </w:tcMar>
+          </w:tcPr>
+          <w:p>
+            <w:pPr>
+              <w:rPr>
+                <w:lang w:val="nl-NL"/>
+              </w:rPr>
+            </w:pPr>
+            <w:r>
+              <w:rPr>
+                <w:sz w:val="18"/>
+                <w:szCs w:val="18"/>
+                <w:lang w:val="nl-NL"/>
+              </w:rPr>
+              <w:t xml:space="preserve">Je mag het beeldmateriaal gebruiken (rechtenvrij of eigen werk)</w:t>
+            </w:r>
+          </w:p>
+        </w:tc>
+        <w:tc>
+          <w:tcPr>
+            <w:tcW w:w="1900" w:type="dxa"/>
+            <w:tcBorders>
+              <w:top w:val="single" w:sz="4" w:space="0" w:color="D9D9D9"/>
+              <w:left w:val="single" w:sz="4" w:space="0" w:color="D9D9D9"/>
+              <w:bottom w:val="single" w:sz="4" w:space="0" w:color="D9D9D9"/>
+              <w:right w:val="single" w:sz="4" w:space="0" w:color="D9D9D9"/>
+            </w:tcBorders>
+            <w:tcMar>
+              <w:top w:w="90" w:type="dxa"/>
+              <w:left w:w="130" w:type="dxa"/>
+              <w:bottom w:w="90" w:type="dxa"/>
+              <w:right w:w="130" w:type="dxa"/>
+            </w:tcMar>
+          </w:tcPr>
+          <w:p>
+            <w:pPr>
+              <w:spacing w:before="40" w:after="40"/>
+              <w:rPr>
+                <w:lang w:val="nl-NL"/>
+              </w:rPr>
+            </w:pPr>
+            <w:r>
+              <w:rPr>
+                <w:i/>
+                <w:iCs/>
+                <w:color w:val="595959"/>
+                <w:sz w:val="18"/>
+                <w:szCs w:val="18"/>
+                <w:lang w:val="nl-NL"/>
+              </w:rPr>
+              <w:t xml:space="preserve">[ ja / nee ]</w:t>
+            </w:r>
+          </w:p>
+        </w:tc>
+      </w:tr>
+      <w:tr>
+        <w:trPr>
+          <w:cantSplit/>
+        </w:trPr>
+        <w:tc>
+          <w:tcPr>
+            <w:tcW w:w="7846" w:type="dxa"/>
+            <w:tcBorders>
+              <w:top w:val="single" w:sz="4" w:space="0" w:color="D9D9D9"/>
+              <w:left w:val="single" w:sz="4" w:space="0" w:color="D9D9D9"/>
+              <w:bottom w:val="single" w:sz="4" w:space="0" w:color="D9D9D9"/>
+              <w:right w:val="single" w:sz="4" w:space="0" w:color="D9D9D9"/>
+            </w:tcBorders>
+            <w:tcMar>
+              <w:top w:w="90" w:type="dxa"/>
+              <w:left w:w="130" w:type="dxa"/>
+              <w:bottom w:w="90" w:type="dxa"/>
+              <w:right w:w="130" w:type="dxa"/>
+            </w:tcMar>
+          </w:tcPr>
+          <w:p>
+            <w:pPr>
+              <w:rPr>
+                <w:lang w:val="nl-NL"/>
+              </w:rPr>
+            </w:pPr>
+            <w:r>
+              <w:rPr>
+                <w:sz w:val="18"/>
+                <w:szCs w:val="18"/>
+                <w:lang w:val="nl-NL"/>
+              </w:rPr>
+              <w:t xml:space="preserve">Iemand die het project niet kent, snapt binnen tien seconden waar het over gaat</w:t>
+            </w:r>
+          </w:p>
+        </w:tc>
+        <w:tc>
+          <w:tcPr>
+            <w:tcW w:w="1900" w:type="dxa"/>
+            <w:tcBorders>
+              <w:top w:val="single" w:sz="4" w:space="0" w:color="D9D9D9"/>
+              <w:left w:val="single" w:sz="4" w:space="0" w:color="D9D9D9"/>
+              <w:bottom w:val="single" w:sz="4" w:space="0" w:color="D9D9D9"/>
+              <w:right w:val="single" w:sz="4" w:space="0" w:color="D9D9D9"/>
+            </w:tcBorders>
+            <w:tcMar>
+              <w:top w:w="90" w:type="dxa"/>
+              <w:left w:w="130" w:type="dxa"/>
+              <w:bottom w:w="90" w:type="dxa"/>
+              <w:right w:w="130" w:type="dxa"/>
+            </w:tcMar>
+          </w:tcPr>
+          <w:p>
+            <w:pPr>
+              <w:spacing w:before="40" w:after="40"/>
+              <w:rPr>
+                <w:lang w:val="nl-NL"/>
+              </w:rPr>
+            </w:pPr>
+            <w:r>
+              <w:rPr>
+                <w:i/>
+                <w:iCs/>
+                <w:color w:val="595959"/>
+                <w:sz w:val="18"/>
+                <w:szCs w:val="18"/>
+                <w:lang w:val="nl-NL"/>
+              </w:rPr>
+              <w:t xml:space="preserve">[ ja / nee ]</w:t>
+            </w:r>
+          </w:p>
+        </w:tc>
+      </w:tr>
+    </w:tbl>
+    <w:p>
+      <w:pPr>
+        <w:spacing w:after="120"/>
+        <w:rPr>
+          <w:lang w:val="nl-NL"/>
+        </w:rPr>
+      </w:pPr>
+    </w:p>
+    <w:p>
+      <w:pPr>
+        <w:spacing w:after="120" w:line="264" w:lineRule="auto"/>
+        <w:rPr>
+          <w:lang w:val="nl-NL"/>
+        </w:rPr>
+      </w:pPr>
+      <w:r>
+        <w:rPr>
+          <w:lang w:val="nl-NL"/>
+        </w:rPr>
+        <w:t xml:space="preserve">De laatste vraag test je het snelst door je pagina aan iemand van een ander duo te laten zien.</w:t>
+      </w:r>
+    </w:p>
+    <w:p>
+      <w:pPr>
+        <w:keepNext/>
+        <w:pBdr>
+          <w:bottom w:val="single" w:sz="8" w:space="4" w:color="E5007D"/>
+        </w:pBdr>
+        <w:spacing w:before="360" w:after="140"/>
+        <w:rPr>
+          <w:lang w:val="nl-NL"/>
+        </w:rPr>
+      </w:pPr>
+      <w:r>
+        <w:rPr>
+          <w:b/>
+          <w:bCs/>
+          <w:color w:val="E5007D"/>
+          <w:sz w:val="28"/>
+          <w:szCs w:val="28"/>
+          <w:lang w:val="nl-NL"/>
+        </w:rPr>
+        <w:t xml:space="preserve">Stap 7: delen of publiceren</w:t>
+      </w:r>
+    </w:p>
+    <w:p>
+      <w:pPr>
+        <w:spacing w:after="120" w:line="264" w:lineRule="auto"/>
+        <w:rPr>
+          <w:lang w:val="nl-NL"/>
+        </w:rPr>
+      </w:pPr>
+      <w:r>
+        <w:rPr>
+          <w:lang w:val="nl-NL"/>
+        </w:rPr>
+        <w:t xml:space="preserve">Bepaal eerst of de pagina openbaar mag zijn. Een pagina met gegevens van je opdrachtgever hoort niet zomaar op het open web; vraag het na (zie 06 Opdrachtgever-afspraken). Er zijn drie manieren om te delen, van besloten naar openbaar.</w:t>
+      </w:r>
+    </w:p>
+    <w:p>
+      <w:pPr>
+        <w:pStyle w:val="ListParagraph"/>
+        <w:numPr>
+          <w:ilvl w:val="0"/>
+          <w:numId w:val="900"/>
+        </w:numPr>
+        <w:spacing w:after="90" w:line="262" w:lineRule="auto"/>
+        <w:rPr>
+          <w:lang w:val="nl-NL"/>
+        </w:rPr>
+      </w:pPr>
+      <w:r>
+        <w:rPr>
+          <w:b/>
+          <w:bCs/>
+          <w:lang w:val="nl-NL"/>
+        </w:rPr>
+        <w:t xml:space="preserve">Het bestand zelf.</w:t>
+      </w:r>
+      <w:r>
+        <w:rPr>
+          <w:lang w:val="nl-NL"/>
+        </w:rPr>
+        <w:t xml:space="preserve"> Stuur je HTML-bestand mee of open het op je eigen laptop tijdens het gesprek. Niets online, altijd goed voor een prototype.</w:t>
+      </w:r>
+    </w:p>
+    <w:p>
+      <w:pPr>
+        <w:pStyle w:val="ListParagraph"/>
+        <w:numPr>
+          <w:ilvl w:val="0"/>
+          <w:numId w:val="900"/>
+        </w:numPr>
+        <w:spacing w:after="90" w:line="262" w:lineRule="auto"/>
+        <w:rPr>
+          <w:lang w:val="nl-NL"/>
+        </w:rPr>
+      </w:pPr>
+      <w:r>
+        <w:rPr>
+          <w:b/>
+          <w:bCs/>
+          <w:lang w:val="nl-NL"/>
+        </w:rPr>
+        <w:t xml:space="preserve">De deellink van je AI-tool.</w:t>
+      </w:r>
+      <w:r>
+        <w:rPr>
+          <w:lang w:val="nl-NL"/>
+        </w:rPr>
+        <w:t xml:space="preserve"> Snel, maar controleer wie de link kan openen en hoe lang die blijft werken.</w:t>
+      </w:r>
+    </w:p>
+    <w:p>
+      <w:pPr>
+        <w:pStyle w:val="ListParagraph"/>
+        <w:numPr>
+          <w:ilvl w:val="0"/>
+          <w:numId w:val="900"/>
+        </w:numPr>
+        <w:spacing w:after="90" w:line="262" w:lineRule="auto"/>
+        <w:rPr>
+          <w:lang w:val="nl-NL"/>
+        </w:rPr>
+      </w:pPr>
+      <w:r>
+        <w:rPr>
+          <w:b/>
+          <w:bCs/>
+          <w:lang w:val="nl-NL"/>
+        </w:rPr>
+        <w:t xml:space="preserve">Openbaar publiceren.</w:t>
+      </w:r>
+      <w:r>
+        <w:rPr>
+          <w:lang w:val="nl-NL"/>
+        </w:rPr>
+        <w:t xml:space="preserve"> Kan gratis via een hostingdienst waar je een HTML-bestand uploadt. Doe dit alleen na akkoord van je opdrachtgever, en zet je pagina niet online met concept-cijfers erin.</w:t>
+      </w:r>
+    </w:p>
+    <w:p>
+      <w:pPr>
+        <w:spacing w:after="120" w:line="264" w:lineRule="auto"/>
+        <w:rPr>
+          <w:lang w:val="nl-NL"/>
+        </w:rPr>
+      </w:pPr>
+      <w:r>
+        <w:rPr>
+          <w:lang w:val="nl-NL"/>
+        </w:rPr>
+        <w:t xml:space="preserve">Haal daarna gericht feedback op. Stel geen open vraag, maar leg de vraag voor die je hebt: klopt de aanbeveling, en mist er informatie die nodig is om te kiezen?</w:t>
+      </w:r>
+    </w:p>
+    <w:p>
+      <w:pPr>
+        <w:keepNext/>
+        <w:pBdr>
+          <w:bottom w:val="single" w:sz="8" w:space="4" w:color="E5007D"/>
+        </w:pBdr>
+        <w:spacing w:before="360" w:after="140"/>
+        <w:rPr>
+          <w:lang w:val="nl-NL"/>
+        </w:rPr>
+      </w:pPr>
+      <w:r>
+        <w:rPr>
+          <w:b/>
+          <w:bCs/>
+          <w:color w:val="E5007D"/>
+          <w:sz w:val="28"/>
+          <w:szCs w:val="28"/>
+          <w:lang w:val="nl-NL"/>
+        </w:rPr>
+        <w:t xml:space="preserve">Invulbaar: mini-briefing</w:t>
+      </w:r>
+    </w:p>
+    <w:p>
+      <w:pPr>
+        <w:spacing w:after="120" w:line="264" w:lineRule="auto"/>
+        <w:rPr>
+          <w:lang w:val="nl-NL"/>
+        </w:rPr>
+      </w:pPr>
+      <w:r>
+        <w:rPr>
+          <w:lang w:val="nl-NL"/>
+        </w:rPr>
+        <w:t xml:space="preserve">Vul dit in voordat je gaat prompten. Hoe scherper je briefing, hoe beter de pagina.</w:t>
+      </w:r>
+    </w:p>
+    <w:tbl>
+      <w:tblPr>
+        <w:tblW w:w="9746" w:type="dxa"/>
+        <w:tblBorders>
+          <w:top w:val="single" w:sz="4" w:space="0" w:color="auto"/>
+          <w:left w:val="single" w:sz="4" w:space="0" w:color="auto"/>
+          <w:bottom w:val="single" w:sz="4" w:space="0" w:color="auto"/>
+          <w:right w:val="single" w:sz="4" w:space="0" w:color="auto"/>
+          <w:insideH w:val="single" w:sz="4" w:space="0" w:color="auto"/>
+          <w:insideV w:val="single" w:sz="4" w:space="0" w:color="auto"/>
+        </w:tblBorders>
+        <w:tblCellMar>
+          <w:left w:w="10" w:type="dxa"/>
+          <w:right w:w="10" w:type="dxa"/>
+        </w:tblCellMar>
+        <w:tblLook w:val="04A0" w:firstRow="1" w:lastRow="0" w:firstColumn="1" w:lastColumn="0" w:noHBand="0" w:noVBand="1"/>
+      </w:tblPr>
+      <w:tblGrid>
+        <w:gridCol w:w="2600"/>
+        <w:gridCol w:w="7146"/>
+      </w:tblGrid>
+      <w:tr>
+        <w:trPr>
+          <w:cantSplit/>
+          <w:trHeight w:val="2000" w:hRule="atLeast"/>
+        </w:trPr>
+        <w:tc>
+          <w:tcPr>
+            <w:tcW w:w="2600" w:type="dxa"/>
+            <w:tcBorders>
+              <w:top w:val="single" w:sz="4" w:space="0" w:color="D9D9D9"/>
+              <w:left w:val="single" w:sz="4" w:space="0" w:color="D9D9D9"/>
+              <w:bottom w:val="single" w:sz="4" w:space="0" w:color="D9D9D9"/>
+              <w:right w:val="single" w:sz="4" w:space="0" w:color="D9D9D9"/>
+            </w:tcBorders>
+            <w:shd w:val="clear" w:color="auto" w:fill="F4F4F4"/>
+            <w:tcMar>
+              <w:top w:w="90" w:type="dxa"/>
+              <w:left w:w="130" w:type="dxa"/>
+              <w:bottom w:w="90" w:type="dxa"/>
+              <w:right w:w="130" w:type="dxa"/>
+            </w:tcMar>
+          </w:tcPr>
+          <w:p>
+            <w:pPr>
+              <w:spacing w:after="30"/>
+              <w:rPr>
+                <w:lang w:val="nl-NL"/>
+              </w:rPr>
+            </w:pPr>
+            <w:r>
+              <w:rPr>
+                <w:b/>
+                <w:bCs/>
+                <w:sz w:val="19"/>
+                <w:szCs w:val="19"/>
+                <w:lang w:val="nl-NL"/>
+              </w:rPr>
+              <w:t xml:space="preserve">Doel van de pagina</w:t>
+            </w:r>
+          </w:p>
+          <w:p>
+            <w:pPr>
+              <w:rPr>
+                <w:lang w:val="nl-NL"/>
+              </w:rPr>
+            </w:pPr>
+            <w:r>
+              <w:rPr>
+                <w:i/>
+                <w:iCs/>
+                <w:color w:val="E5007D"/>
+                <w:sz w:val="17"/>
+                <w:szCs w:val="17"/>
+                <w:lang w:val="nl-NL"/>
+              </w:rPr>
+              <w:t xml:space="preserve">Wat moet de pagina doen?</w:t>
+            </w:r>
+          </w:p>
+        </w:tc>
+        <w:tc>
+          <w:tcPr>
+            <w:tcW w:w="7146" w:type="dxa"/>
+            <w:tcBorders>
+              <w:top w:val="single" w:sz="4" w:space="0" w:color="D9D9D9"/>
+              <w:left w:val="single" w:sz="4" w:space="0" w:color="D9D9D9"/>
+              <w:bottom w:val="single" w:sz="4" w:space="0" w:color="D9D9D9"/>
+              <w:right w:val="single" w:sz="4" w:space="0" w:color="D9D9D9"/>
+            </w:tcBorders>
+            <w:tcMar>
+              <w:top w:w="90" w:type="dxa"/>
+              <w:left w:w="130" w:type="dxa"/>
+              <w:bottom w:w="90" w:type="dxa"/>
+              <w:right w:w="130" w:type="dxa"/>
+            </w:tcMar>
+          </w:tcPr>
+          <w:p>
+            <w:pPr>
+              <w:spacing w:after="60"/>
+              <w:rPr>
+                <w:lang w:val="nl-NL"/>
+              </w:rPr>
+            </w:pPr>
+            <w:r>
+              <w:rPr>
+                <w:i/>
+                <w:iCs/>
+                <w:color w:val="595959"/>
+                <w:sz w:val="17"/>
+                <w:szCs w:val="17"/>
+                <w:lang w:val="nl-NL"/>
+              </w:rPr>
+              <w:t xml:space="preserve">Informeren, overtuigen, een product tonen of feedback ophalen? Beschrijf ook wat de bezoeker moet doen of besluiten na het lezen.</w:t>
+            </w:r>
+          </w:p>
+          <w:p>
+            <w:pPr>
+              <w:spacing w:before="40" w:after="40"/>
+              <w:rPr>
+                <w:lang w:val="nl-NL"/>
+              </w:rPr>
+            </w:pPr>
+            <w:r>
+              <w:rPr>
+                <w:i/>
+                <w:iCs/>
+                <w:color w:val="595959"/>
+                <w:sz w:val="18"/>
+                <w:szCs w:val="18"/>
+                <w:lang w:val="nl-NL"/>
+              </w:rPr>
+              <w:t xml:space="preserve">[ vul hier in ]</w:t>
+            </w:r>
+          </w:p>
+          <w:p>
+            <w:pPr>
+              <w:spacing w:before="40" w:after="40"/>
+              <w:rPr>
+                <w:lang w:val="nl-NL"/>
+              </w:rPr>
+            </w:pPr>
+          </w:p>
+          <w:p>
+            <w:pPr>
+              <w:spacing w:before="40" w:after="40"/>
+              <w:rPr>
+                <w:lang w:val="nl-NL"/>
+              </w:rPr>
+            </w:pPr>
+          </w:p>
+          <w:p>
+            <w:pPr>
+              <w:spacing w:before="40" w:after="40"/>
+              <w:rPr>
+                <w:lang w:val="nl-NL"/>
+              </w:rPr>
+            </w:pPr>
+          </w:p>
+        </w:tc>
+      </w:tr>
+      <w:tr>
+        <w:trPr>
+          <w:cantSplit/>
+          <w:trHeight w:val="2400" w:hRule="atLeast"/>
+        </w:trPr>
+        <w:tc>
+          <w:tcPr>
+            <w:tcW w:w="2600" w:type="dxa"/>
+            <w:tcBorders>
+              <w:top w:val="single" w:sz="4" w:space="0" w:color="D9D9D9"/>
+              <w:left w:val="single" w:sz="4" w:space="0" w:color="D9D9D9"/>
+              <w:bottom w:val="single" w:sz="4" w:space="0" w:color="D9D9D9"/>
+              <w:right w:val="single" w:sz="4" w:space="0" w:color="D9D9D9"/>
+            </w:tcBorders>
+            <w:shd w:val="clear" w:color="auto" w:fill="F4F4F4"/>
+            <w:tcMar>
+              <w:top w:w="90" w:type="dxa"/>
+              <w:left w:w="130" w:type="dxa"/>
+              <w:bottom w:w="90" w:type="dxa"/>
+              <w:right w:w="130" w:type="dxa"/>
+            </w:tcMar>
+          </w:tcPr>
+          <w:p>
+            <w:pPr>
+              <w:spacing w:after="30"/>
+              <w:rPr>
+                <w:lang w:val="nl-NL"/>
+              </w:rPr>
+            </w:pPr>
+            <w:r>
+              <w:rPr>
+                <w:b/>
+                <w:bCs/>
+                <w:sz w:val="19"/>
+                <w:szCs w:val="19"/>
+                <w:lang w:val="nl-NL"/>
+              </w:rPr>
+              <w:t xml:space="preserve">Voor wie</w:t>
+            </w:r>
+          </w:p>
+          <w:p>
+            <w:pPr>
+              <w:rPr>
+                <w:lang w:val="nl-NL"/>
+              </w:rPr>
+            </w:pPr>
+            <w:r>
+              <w:rPr>
+                <w:i/>
+                <w:iCs/>
+                <w:color w:val="E5007D"/>
+                <w:sz w:val="17"/>
+                <w:szCs w:val="17"/>
+                <w:lang w:val="nl-NL"/>
+              </w:rPr>
+              <w:t xml:space="preserve">Wie is de bezoeker?</w:t>
+            </w:r>
+          </w:p>
+        </w:tc>
+        <w:tc>
+          <w:tcPr>
+            <w:tcW w:w="7146" w:type="dxa"/>
+            <w:tcBorders>
+              <w:top w:val="single" w:sz="4" w:space="0" w:color="D9D9D9"/>
+              <w:left w:val="single" w:sz="4" w:space="0" w:color="D9D9D9"/>
+              <w:bottom w:val="single" w:sz="4" w:space="0" w:color="D9D9D9"/>
+              <w:right w:val="single" w:sz="4" w:space="0" w:color="D9D9D9"/>
+            </w:tcBorders>
+            <w:tcMar>
+              <w:top w:w="90" w:type="dxa"/>
+              <w:left w:w="130" w:type="dxa"/>
+              <w:bottom w:w="90" w:type="dxa"/>
+              <w:right w:w="130" w:type="dxa"/>
+            </w:tcMar>
+          </w:tcPr>
+          <w:p>
+            <w:pPr>
+              <w:spacing w:after="60"/>
+              <w:rPr>
+                <w:lang w:val="nl-NL"/>
+              </w:rPr>
+            </w:pPr>
+            <w:r>
+              <w:rPr>
+                <w:i/>
+                <w:iCs/>
+                <w:color w:val="595959"/>
+                <w:sz w:val="17"/>
+                <w:szCs w:val="17"/>
+                <w:lang w:val="nl-NL"/>
+              </w:rPr>
+              <w:t xml:space="preserve">Je doelgroep en je opdrachtgever. Wat weten zij al, wat weten zij nog niet, en waar zijn zij kritisch op?</w:t>
+            </w:r>
+          </w:p>
+          <w:p>
+            <w:pPr>
+              <w:spacing w:before="40" w:after="40"/>
+              <w:rPr>
+                <w:lang w:val="nl-NL"/>
+              </w:rPr>
+            </w:pPr>
+            <w:r>
+              <w:rPr>
+                <w:i/>
+                <w:iCs/>
+                <w:color w:val="595959"/>
+                <w:sz w:val="18"/>
+                <w:szCs w:val="18"/>
+                <w:lang w:val="nl-NL"/>
+              </w:rPr>
+              <w:t xml:space="preserve">[ vul hier in ]</w:t>
+            </w:r>
+          </w:p>
+          <w:p>
+            <w:pPr>
+              <w:spacing w:before="40" w:after="40"/>
+              <w:rPr>
+                <w:lang w:val="nl-NL"/>
+              </w:rPr>
+            </w:pPr>
+          </w:p>
+          <w:p>
+            <w:pPr>
+              <w:spacing w:before="40" w:after="40"/>
+              <w:rPr>
+                <w:lang w:val="nl-NL"/>
+              </w:rPr>
+            </w:pPr>
+          </w:p>
+          <w:p>
+            <w:pPr>
+              <w:spacing w:before="40" w:after="40"/>
+              <w:rPr>
+                <w:lang w:val="nl-NL"/>
+              </w:rPr>
+            </w:pPr>
+          </w:p>
+          <w:p>
+            <w:pPr>
+              <w:spacing w:before="40" w:after="40"/>
+              <w:rPr>
+                <w:lang w:val="nl-NL"/>
+              </w:rPr>
+            </w:pPr>
+          </w:p>
+        </w:tc>
+      </w:tr>
+      <w:tr>
+        <w:trPr>
+          <w:cantSplit/>
+          <w:trHeight w:val="2800" w:hRule="atLeast"/>
+        </w:trPr>
+        <w:tc>
+          <w:tcPr>
+            <w:tcW w:w="2600" w:type="dxa"/>
+            <w:tcBorders>
+              <w:top w:val="single" w:sz="4" w:space="0" w:color="D9D9D9"/>
+              <w:left w:val="single" w:sz="4" w:space="0" w:color="D9D9D9"/>
+              <w:bottom w:val="single" w:sz="4" w:space="0" w:color="D9D9D9"/>
+              <w:right w:val="single" w:sz="4" w:space="0" w:color="D9D9D9"/>
+            </w:tcBorders>
+            <w:shd w:val="clear" w:color="auto" w:fill="F4F4F4"/>
+            <w:tcMar>
+              <w:top w:w="90" w:type="dxa"/>
+              <w:left w:w="130" w:type="dxa"/>
+              <w:bottom w:w="90" w:type="dxa"/>
+              <w:right w:w="130" w:type="dxa"/>
+            </w:tcMar>
+          </w:tcPr>
+          <w:p>
+            <w:pPr>
+              <w:spacing w:after="30"/>
+              <w:rPr>
+                <w:lang w:val="nl-NL"/>
+              </w:rPr>
+            </w:pPr>
+            <w:r>
+              <w:rPr>
+                <w:b/>
+                <w:bCs/>
+                <w:sz w:val="19"/>
+                <w:szCs w:val="19"/>
+                <w:lang w:val="nl-NL"/>
+              </w:rPr>
+              <w:t xml:space="preserve">Secties</w:t>
+            </w:r>
+          </w:p>
+          <w:p>
+            <w:pPr>
+              <w:rPr>
+                <w:lang w:val="nl-NL"/>
+              </w:rPr>
+            </w:pPr>
+            <w:r>
+              <w:rPr>
+                <w:i/>
+                <w:iCs/>
+                <w:color w:val="E5007D"/>
+                <w:sz w:val="17"/>
+                <w:szCs w:val="17"/>
+                <w:lang w:val="nl-NL"/>
+              </w:rPr>
+              <w:t xml:space="preserve">Hoe is het opgebouwd?</w:t>
+            </w:r>
+          </w:p>
+        </w:tc>
+        <w:tc>
+          <w:tcPr>
+            <w:tcW w:w="7146" w:type="dxa"/>
+            <w:tcBorders>
+              <w:top w:val="single" w:sz="4" w:space="0" w:color="D9D9D9"/>
+              <w:left w:val="single" w:sz="4" w:space="0" w:color="D9D9D9"/>
+              <w:bottom w:val="single" w:sz="4" w:space="0" w:color="D9D9D9"/>
+              <w:right w:val="single" w:sz="4" w:space="0" w:color="D9D9D9"/>
+            </w:tcBorders>
+            <w:tcMar>
+              <w:top w:w="90" w:type="dxa"/>
+              <w:left w:w="130" w:type="dxa"/>
+              <w:bottom w:w="90" w:type="dxa"/>
+              <w:right w:w="130" w:type="dxa"/>
+            </w:tcMar>
+          </w:tcPr>
+          <w:p>
+            <w:pPr>
+              <w:spacing w:after="60"/>
+              <w:rPr>
+                <w:lang w:val="nl-NL"/>
+              </w:rPr>
+            </w:pPr>
+            <w:r>
+              <w:rPr>
+                <w:i/>
+                <w:iCs/>
+                <w:color w:val="595959"/>
+                <w:sz w:val="17"/>
+                <w:szCs w:val="17"/>
+                <w:lang w:val="nl-NL"/>
+              </w:rPr>
+              <w:t xml:space="preserve">De blokken uit je schets, in volgorde van boven naar beneden. Zet per blok in één zin wat het doet voor de lezer.</w:t>
+            </w:r>
+          </w:p>
+          <w:p>
+            <w:pPr>
+              <w:spacing w:before="40" w:after="40"/>
+              <w:rPr>
+                <w:lang w:val="nl-NL"/>
+              </w:rPr>
+            </w:pPr>
+            <w:r>
+              <w:rPr>
+                <w:i/>
+                <w:iCs/>
+                <w:color w:val="595959"/>
+                <w:sz w:val="18"/>
+                <w:szCs w:val="18"/>
+                <w:lang w:val="nl-NL"/>
+              </w:rPr>
+              <w:t xml:space="preserve">[ vul hier in ]</w:t>
+            </w:r>
+          </w:p>
+          <w:p>
+            <w:pPr>
+              <w:spacing w:before="40" w:after="40"/>
+              <w:rPr>
+                <w:lang w:val="nl-NL"/>
+              </w:rPr>
+            </w:pPr>
+          </w:p>
+          <w:p>
+            <w:pPr>
+              <w:spacing w:before="40" w:after="40"/>
+              <w:rPr>
+                <w:lang w:val="nl-NL"/>
+              </w:rPr>
+            </w:pPr>
+          </w:p>
+          <w:p>
+            <w:pPr>
+              <w:spacing w:before="40" w:after="40"/>
+              <w:rPr>
+                <w:lang w:val="nl-NL"/>
+              </w:rPr>
+            </w:pPr>
+          </w:p>
+          <w:p>
+            <w:pPr>
+              <w:spacing w:before="40" w:after="40"/>
+              <w:rPr>
+                <w:lang w:val="nl-NL"/>
+              </w:rPr>
+            </w:pPr>
+          </w:p>
+          <w:p>
+            <w:pPr>
+              <w:spacing w:before="40" w:after="40"/>
+              <w:rPr>
+                <w:lang w:val="nl-NL"/>
+              </w:rPr>
+            </w:pPr>
+          </w:p>
+        </w:tc>
+      </w:tr>
+      <w:tr>
+        <w:trPr>
+          <w:cantSplit/>
+          <w:trHeight w:val="3400" w:hRule="atLeast"/>
+        </w:trPr>
+        <w:tc>
+          <w:tcPr>
+            <w:tcW w:w="2600" w:type="dxa"/>
+            <w:tcBorders>
+              <w:top w:val="single" w:sz="4" w:space="0" w:color="D9D9D9"/>
+              <w:left w:val="single" w:sz="4" w:space="0" w:color="D9D9D9"/>
+              <w:bottom w:val="single" w:sz="4" w:space="0" w:color="D9D9D9"/>
+              <w:right w:val="single" w:sz="4" w:space="0" w:color="D9D9D9"/>
+            </w:tcBorders>
+            <w:shd w:val="clear" w:color="auto" w:fill="F4F4F4"/>
+            <w:tcMar>
+              <w:top w:w="90" w:type="dxa"/>
+              <w:left w:w="130" w:type="dxa"/>
+              <w:bottom w:w="90" w:type="dxa"/>
+              <w:right w:w="130" w:type="dxa"/>
+            </w:tcMar>
+          </w:tcPr>
+          <w:p>
+            <w:pPr>
+              <w:spacing w:after="30"/>
+              <w:rPr>
+                <w:lang w:val="nl-NL"/>
+              </w:rPr>
+            </w:pPr>
+            <w:r>
+              <w:rPr>
+                <w:b/>
+                <w:bCs/>
+                <w:sz w:val="19"/>
+                <w:szCs w:val="19"/>
+                <w:lang w:val="nl-NL"/>
+              </w:rPr>
+              <w:t xml:space="preserve">Inhoud</w:t>
+            </w:r>
+          </w:p>
+          <w:p>
+            <w:pPr>
+              <w:rPr>
+                <w:lang w:val="nl-NL"/>
+              </w:rPr>
+            </w:pPr>
+            <w:r>
+              <w:rPr>
+                <w:i/>
+                <w:iCs/>
+                <w:color w:val="E5007D"/>
+                <w:sz w:val="17"/>
+                <w:szCs w:val="17"/>
+                <w:lang w:val="nl-NL"/>
+              </w:rPr>
+              <w:t xml:space="preserve">Wat moet erop staan?</w:t>
+            </w:r>
+          </w:p>
+        </w:tc>
+        <w:tc>
+          <w:tcPr>
+            <w:tcW w:w="7146" w:type="dxa"/>
+            <w:tcBorders>
+              <w:top w:val="single" w:sz="4" w:space="0" w:color="D9D9D9"/>
+              <w:left w:val="single" w:sz="4" w:space="0" w:color="D9D9D9"/>
+              <w:bottom w:val="single" w:sz="4" w:space="0" w:color="D9D9D9"/>
+              <w:right w:val="single" w:sz="4" w:space="0" w:color="D9D9D9"/>
+            </w:tcBorders>
+            <w:tcMar>
+              <w:top w:w="90" w:type="dxa"/>
+              <w:left w:w="130" w:type="dxa"/>
+              <w:bottom w:w="90" w:type="dxa"/>
+              <w:right w:w="130" w:type="dxa"/>
+            </w:tcMar>
+          </w:tcPr>
+          <w:p>
+            <w:pPr>
+              <w:spacing w:after="60"/>
+              <w:rPr>
+                <w:lang w:val="nl-NL"/>
+              </w:rPr>
+            </w:pPr>
+            <w:r>
+              <w:rPr>
+                <w:i/>
+                <w:iCs/>
+                <w:color w:val="595959"/>
+                <w:sz w:val="17"/>
+                <w:szCs w:val="17"/>
+                <w:lang w:val="nl-NL"/>
+              </w:rPr>
+              <w:t xml:space="preserve">De kernboodschap, teksten, cijfers en beelden. Noteer per cijfer waar het vandaan komt, zodat je het later kunt terugvinden (zie 09 Onderbouwen).</w:t>
+            </w:r>
+          </w:p>
+          <w:p>
+            <w:pPr>
+              <w:spacing w:before="40" w:after="40"/>
+              <w:rPr>
+                <w:lang w:val="nl-NL"/>
+              </w:rPr>
+            </w:pPr>
+            <w:r>
+              <w:rPr>
+                <w:i/>
+                <w:iCs/>
+                <w:color w:val="595959"/>
+                <w:sz w:val="18"/>
+                <w:szCs w:val="18"/>
+                <w:lang w:val="nl-NL"/>
+              </w:rPr>
+              <w:t xml:space="preserve">[ vul hier in ]</w:t>
+            </w:r>
+          </w:p>
+          <w:p>
+            <w:pPr>
+              <w:spacing w:before="40" w:after="40"/>
+              <w:rPr>
+                <w:lang w:val="nl-NL"/>
+              </w:rPr>
+            </w:pPr>
+          </w:p>
+          <w:p>
+            <w:pPr>
+              <w:spacing w:before="40" w:after="40"/>
+              <w:rPr>
+                <w:lang w:val="nl-NL"/>
+              </w:rPr>
+            </w:pPr>
+          </w:p>
+          <w:p>
+            <w:pPr>
+              <w:spacing w:before="40" w:after="40"/>
+              <w:rPr>
+                <w:lang w:val="nl-NL"/>
+              </w:rPr>
+            </w:pPr>
+          </w:p>
+          <w:p>
+            <w:pPr>
+              <w:spacing w:before="40" w:after="40"/>
+              <w:rPr>
+                <w:lang w:val="nl-NL"/>
+              </w:rPr>
+            </w:pPr>
+          </w:p>
+          <w:p>
+            <w:pPr>
+              <w:spacing w:before="40" w:after="40"/>
+              <w:rPr>
+                <w:lang w:val="nl-NL"/>
+              </w:rPr>
+            </w:pPr>
+          </w:p>
+          <w:p>
+            <w:pPr>
+              <w:spacing w:before="40" w:after="40"/>
+              <w:rPr>
+                <w:lang w:val="nl-NL"/>
+              </w:rPr>
+            </w:pPr>
+          </w:p>
+          <w:p>
+            <w:pPr>
+              <w:spacing w:before="40" w:after="40"/>
+              <w:rPr>
+                <w:lang w:val="nl-NL"/>
+              </w:rPr>
+            </w:pPr>
+          </w:p>
+        </w:tc>
+      </w:tr>
+      <w:tr>
+        <w:trPr>
+          <w:cantSplit/>
+          <w:trHeight w:val="2400" w:hRule="atLeast"/>
+        </w:trPr>
+        <w:tc>
+          <w:tcPr>
+            <w:tcW w:w="2600" w:type="dxa"/>
+            <w:tcBorders>
+              <w:top w:val="single" w:sz="4" w:space="0" w:color="D9D9D9"/>
+              <w:left w:val="single" w:sz="4" w:space="0" w:color="D9D9D9"/>
+              <w:bottom w:val="single" w:sz="4" w:space="0" w:color="D9D9D9"/>
+              <w:right w:val="single" w:sz="4" w:space="0" w:color="D9D9D9"/>
+            </w:tcBorders>
+            <w:shd w:val="clear" w:color="auto" w:fill="F4F4F4"/>
+            <w:tcMar>
+              <w:top w:w="90" w:type="dxa"/>
+              <w:left w:w="130" w:type="dxa"/>
+              <w:bottom w:w="90" w:type="dxa"/>
+              <w:right w:w="130" w:type="dxa"/>
+            </w:tcMar>
+          </w:tcPr>
+          <w:p>
+            <w:pPr>
+              <w:spacing w:after="30"/>
+              <w:rPr>
+                <w:lang w:val="nl-NL"/>
+              </w:rPr>
+            </w:pPr>
+            <w:r>
+              <w:rPr>
+                <w:b/>
+                <w:bCs/>
+                <w:sz w:val="19"/>
+                <w:szCs w:val="19"/>
+                <w:lang w:val="nl-NL"/>
+              </w:rPr>
+              <w:t xml:space="preserve">Stijl</w:t>
+            </w:r>
+          </w:p>
+          <w:p>
+            <w:pPr>
+              <w:rPr>
+                <w:lang w:val="nl-NL"/>
+              </w:rPr>
+            </w:pPr>
+            <w:r>
+              <w:rPr>
+                <w:i/>
+                <w:iCs/>
+                <w:color w:val="E5007D"/>
+                <w:sz w:val="17"/>
+                <w:szCs w:val="17"/>
+                <w:lang w:val="nl-NL"/>
+              </w:rPr>
+              <w:t xml:space="preserve">Hoe moet het eruitzien?</w:t>
+            </w:r>
+          </w:p>
+        </w:tc>
+        <w:tc>
+          <w:tcPr>
+            <w:tcW w:w="7146" w:type="dxa"/>
+            <w:tcBorders>
+              <w:top w:val="single" w:sz="4" w:space="0" w:color="D9D9D9"/>
+              <w:left w:val="single" w:sz="4" w:space="0" w:color="D9D9D9"/>
+              <w:bottom w:val="single" w:sz="4" w:space="0" w:color="D9D9D9"/>
+              <w:right w:val="single" w:sz="4" w:space="0" w:color="D9D9D9"/>
+            </w:tcBorders>
+            <w:tcMar>
+              <w:top w:w="90" w:type="dxa"/>
+              <w:left w:w="130" w:type="dxa"/>
+              <w:bottom w:w="90" w:type="dxa"/>
+              <w:right w:w="130" w:type="dxa"/>
+            </w:tcMar>
+          </w:tcPr>
+          <w:p>
+            <w:pPr>
+              <w:spacing w:after="60"/>
+              <w:rPr>
+                <w:lang w:val="nl-NL"/>
+              </w:rPr>
+            </w:pPr>
+            <w:r>
+              <w:rPr>
+                <w:i/>
+                <w:iCs/>
+                <w:color w:val="595959"/>
+                <w:sz w:val="17"/>
+                <w:szCs w:val="17"/>
+                <w:lang w:val="nl-NL"/>
+              </w:rPr>
+              <w:t xml:space="preserve">Kleuren, sfeer en de huisstijl van de opdrachtgever. Noem je twee voorbeeldpagina's en schrijf per voorbeeld op wat je er precies goed aan vindt.</w:t>
+            </w:r>
+          </w:p>
+          <w:p>
+            <w:pPr>
+              <w:spacing w:before="40" w:after="40"/>
+              <w:rPr>
+                <w:lang w:val="nl-NL"/>
+              </w:rPr>
+            </w:pPr>
+            <w:r>
+              <w:rPr>
+                <w:i/>
+                <w:iCs/>
+                <w:color w:val="595959"/>
+                <w:sz w:val="18"/>
+                <w:szCs w:val="18"/>
+                <w:lang w:val="nl-NL"/>
+              </w:rPr>
+              <w:t xml:space="preserve">[ vul hier in ]</w:t>
+            </w:r>
+          </w:p>
+          <w:p>
+            <w:pPr>
+              <w:spacing w:before="40" w:after="40"/>
+              <w:rPr>
+                <w:lang w:val="nl-NL"/>
+              </w:rPr>
+            </w:pPr>
+          </w:p>
+          <w:p>
+            <w:pPr>
+              <w:spacing w:before="40" w:after="40"/>
+              <w:rPr>
+                <w:lang w:val="nl-NL"/>
+              </w:rPr>
+            </w:pPr>
+          </w:p>
+          <w:p>
+            <w:pPr>
+              <w:spacing w:before="40" w:after="40"/>
+              <w:rPr>
+                <w:lang w:val="nl-NL"/>
+              </w:rPr>
+            </w:pPr>
+          </w:p>
+          <w:p>
+            <w:pPr>
+              <w:spacing w:before="40" w:after="40"/>
+              <w:rPr>
+                <w:lang w:val="nl-NL"/>
+              </w:rPr>
+            </w:pPr>
+          </w:p>
+        </w:tc>
+      </w:tr>
+      <w:tr>
+        <w:trPr>
+          <w:cantSplit/>
+          <w:trHeight w:val="2000" w:hRule="atLeast"/>
+        </w:trPr>
+        <w:tc>
+          <w:tcPr>
+            <w:tcW w:w="2600" w:type="dxa"/>
+            <w:tcBorders>
+              <w:top w:val="single" w:sz="4" w:space="0" w:color="D9D9D9"/>
+              <w:left w:val="single" w:sz="4" w:space="0" w:color="D9D9D9"/>
+              <w:bottom w:val="single" w:sz="4" w:space="0" w:color="D9D9D9"/>
+              <w:right w:val="single" w:sz="4" w:space="0" w:color="D9D9D9"/>
+            </w:tcBorders>
+            <w:shd w:val="clear" w:color="auto" w:fill="F4F4F4"/>
+            <w:tcMar>
+              <w:top w:w="90" w:type="dxa"/>
+              <w:left w:w="130" w:type="dxa"/>
+              <w:bottom w:w="90" w:type="dxa"/>
+              <w:right w:w="130" w:type="dxa"/>
+            </w:tcMar>
+          </w:tcPr>
+          <w:p>
+            <w:pPr>
+              <w:spacing w:after="30"/>
+              <w:rPr>
+                <w:lang w:val="nl-NL"/>
+              </w:rPr>
+            </w:pPr>
+            <w:r>
+              <w:rPr>
+                <w:b/>
+                <w:bCs/>
+                <w:sz w:val="19"/>
+                <w:szCs w:val="19"/>
+                <w:lang w:val="nl-NL"/>
+              </w:rPr>
+              <w:t xml:space="preserve">Must-haves</w:t>
+            </w:r>
+          </w:p>
+          <w:p>
+            <w:pPr>
+              <w:rPr>
+                <w:lang w:val="nl-NL"/>
+              </w:rPr>
+            </w:pPr>
+            <w:r>
+              <w:rPr>
+                <w:i/>
+                <w:iCs/>
+                <w:color w:val="E5007D"/>
+                <w:sz w:val="17"/>
+                <w:szCs w:val="17"/>
+                <w:lang w:val="nl-NL"/>
+              </w:rPr>
+              <w:t xml:space="preserve">Wat mag niet ontbreken?</w:t>
+            </w:r>
+          </w:p>
+        </w:tc>
+        <w:tc>
+          <w:tcPr>
+            <w:tcW w:w="7146" w:type="dxa"/>
+            <w:tcBorders>
+              <w:top w:val="single" w:sz="4" w:space="0" w:color="D9D9D9"/>
+              <w:left w:val="single" w:sz="4" w:space="0" w:color="D9D9D9"/>
+              <w:bottom w:val="single" w:sz="4" w:space="0" w:color="D9D9D9"/>
+              <w:right w:val="single" w:sz="4" w:space="0" w:color="D9D9D9"/>
+            </w:tcBorders>
+            <w:tcMar>
+              <w:top w:w="90" w:type="dxa"/>
+              <w:left w:w="130" w:type="dxa"/>
+              <w:bottom w:w="90" w:type="dxa"/>
+              <w:right w:w="130" w:type="dxa"/>
+            </w:tcMar>
+          </w:tcPr>
+          <w:p>
+            <w:pPr>
+              <w:spacing w:after="60"/>
+              <w:rPr>
+                <w:lang w:val="nl-NL"/>
+              </w:rPr>
+            </w:pPr>
+            <w:r>
+              <w:rPr>
+                <w:i/>
+                <w:iCs/>
+                <w:color w:val="595959"/>
+                <w:sz w:val="17"/>
+                <w:szCs w:val="17"/>
+                <w:lang w:val="nl-NL"/>
+              </w:rPr>
+              <w:t xml:space="preserve">Een specifieke knop, contactgegevens, een tabel of een functie. Zet erbij waarom het niet mag ontbreken.</w:t>
+            </w:r>
+          </w:p>
+          <w:p>
+            <w:pPr>
+              <w:spacing w:before="40" w:after="40"/>
+              <w:rPr>
+                <w:lang w:val="nl-NL"/>
+              </w:rPr>
+            </w:pPr>
+            <w:r>
+              <w:rPr>
+                <w:i/>
+                <w:iCs/>
+                <w:color w:val="595959"/>
+                <w:sz w:val="18"/>
+                <w:szCs w:val="18"/>
+                <w:lang w:val="nl-NL"/>
+              </w:rPr>
+              <w:t xml:space="preserve">[ vul hier in ]</w:t>
+            </w:r>
+          </w:p>
+          <w:p>
+            <w:pPr>
+              <w:spacing w:before="40" w:after="40"/>
+              <w:rPr>
+                <w:lang w:val="nl-NL"/>
+              </w:rPr>
+            </w:pPr>
+          </w:p>
+          <w:p>
+            <w:pPr>
+              <w:spacing w:before="40" w:after="40"/>
+              <w:rPr>
+                <w:lang w:val="nl-NL"/>
+              </w:rPr>
+            </w:pPr>
+          </w:p>
+          <w:p>
+            <w:pPr>
+              <w:spacing w:before="40" w:after="40"/>
+              <w:rPr>
+                <w:lang w:val="nl-NL"/>
+              </w:rPr>
+            </w:pPr>
+          </w:p>
+        </w:tc>
+      </w:tr>
+      <w:tr>
+        <w:trPr>
+          <w:cantSplit/>
+          <w:trHeight w:val="2000" w:hRule="atLeast"/>
+        </w:trPr>
+        <w:tc>
+          <w:tcPr>
+            <w:tcW w:w="2600" w:type="dxa"/>
+            <w:tcBorders>
+              <w:top w:val="single" w:sz="4" w:space="0" w:color="D9D9D9"/>
+              <w:left w:val="single" w:sz="4" w:space="0" w:color="D9D9D9"/>
+              <w:bottom w:val="single" w:sz="4" w:space="0" w:color="D9D9D9"/>
+              <w:right w:val="single" w:sz="4" w:space="0" w:color="D9D9D9"/>
+            </w:tcBorders>
+            <w:shd w:val="clear" w:color="auto" w:fill="F4F4F4"/>
+            <w:tcMar>
+              <w:top w:w="90" w:type="dxa"/>
+              <w:left w:w="130" w:type="dxa"/>
+              <w:bottom w:w="90" w:type="dxa"/>
+              <w:right w:w="130" w:type="dxa"/>
+            </w:tcMar>
+          </w:tcPr>
+          <w:p>
+            <w:pPr>
+              <w:spacing w:after="30"/>
+              <w:rPr>
+                <w:lang w:val="nl-NL"/>
+              </w:rPr>
+            </w:pPr>
+            <w:r>
+              <w:rPr>
+                <w:b/>
+                <w:bCs/>
+                <w:sz w:val="19"/>
+                <w:szCs w:val="19"/>
+                <w:lang w:val="nl-NL"/>
+              </w:rPr>
+              <w:t xml:space="preserve">Wat er niet op mag</w:t>
+            </w:r>
+          </w:p>
+          <w:p>
+            <w:pPr>
+              <w:rPr>
+                <w:lang w:val="nl-NL"/>
+              </w:rPr>
+            </w:pPr>
+            <w:r>
+              <w:rPr>
+                <w:i/>
+                <w:iCs/>
+                <w:color w:val="E5007D"/>
+                <w:sz w:val="17"/>
+                <w:szCs w:val="17"/>
+                <w:lang w:val="nl-NL"/>
+              </w:rPr>
+              <w:t xml:space="preserve">Waar blijft de AI vanaf?</w:t>
+            </w:r>
+          </w:p>
+        </w:tc>
+        <w:tc>
+          <w:tcPr>
+            <w:tcW w:w="7146" w:type="dxa"/>
+            <w:tcBorders>
+              <w:top w:val="single" w:sz="4" w:space="0" w:color="D9D9D9"/>
+              <w:left w:val="single" w:sz="4" w:space="0" w:color="D9D9D9"/>
+              <w:bottom w:val="single" w:sz="4" w:space="0" w:color="D9D9D9"/>
+              <w:right w:val="single" w:sz="4" w:space="0" w:color="D9D9D9"/>
+            </w:tcBorders>
+            <w:tcMar>
+              <w:top w:w="90" w:type="dxa"/>
+              <w:left w:w="130" w:type="dxa"/>
+              <w:bottom w:w="90" w:type="dxa"/>
+              <w:right w:w="130" w:type="dxa"/>
+            </w:tcMar>
+          </w:tcPr>
+          <w:p>
+            <w:pPr>
+              <w:spacing w:after="60"/>
+              <w:rPr>
+                <w:lang w:val="nl-NL"/>
+              </w:rPr>
+            </w:pPr>
+            <w:r>
+              <w:rPr>
+                <w:i/>
+                <w:iCs/>
+                <w:color w:val="595959"/>
+                <w:sz w:val="17"/>
+                <w:szCs w:val="17"/>
+                <w:lang w:val="nl-NL"/>
+              </w:rPr>
+              <w:t xml:space="preserve">Verzonnen cijfers, tekst die je niet hebt aangeleverd, vertrouwelijke gegevens, claims die je niet kunt onderbouwen.</w:t>
+            </w:r>
+          </w:p>
+          <w:p>
+            <w:pPr>
+              <w:spacing w:before="40" w:after="40"/>
+              <w:rPr>
+                <w:lang w:val="nl-NL"/>
+              </w:rPr>
+            </w:pPr>
+            <w:r>
+              <w:rPr>
+                <w:i/>
+                <w:iCs/>
+                <w:color w:val="595959"/>
+                <w:sz w:val="18"/>
+                <w:szCs w:val="18"/>
+                <w:lang w:val="nl-NL"/>
+              </w:rPr>
+              <w:t xml:space="preserve">[ vul hier in ]</w:t>
+            </w:r>
+          </w:p>
+          <w:p>
+            <w:pPr>
+              <w:spacing w:before="40" w:after="40"/>
+              <w:rPr>
+                <w:lang w:val="nl-NL"/>
+              </w:rPr>
+            </w:pPr>
+          </w:p>
+          <w:p>
+            <w:pPr>
+              <w:spacing w:before="40" w:after="40"/>
+              <w:rPr>
+                <w:lang w:val="nl-NL"/>
+              </w:rPr>
+            </w:pPr>
+          </w:p>
+          <w:p>
+            <w:pPr>
+              <w:spacing w:before="40" w:after="40"/>
+              <w:rPr>
+                <w:lang w:val="nl-NL"/>
+              </w:rPr>
+            </w:pPr>
+          </w:p>
+        </w:tc>
+      </w:tr>
+    </w:tbl>
+    <w:p>
+      <w:pPr>
+        <w:spacing w:after="120"/>
+        <w:rPr>
+          <w:lang w:val="nl-NL"/>
+        </w:rPr>
+      </w:pPr>
     </w:p>
     <w:tbl>
       <w:tblPr>
@@ -1536,12 +3491,9 @@
         <w:gridCol w:w="9746"/>
       </w:tblGrid>
       <w:tr>
-        <w:tblPrEx>
-          <w:tblCellMar>
-            <w:top w:w="0" w:type="dxa"/>
-            <w:bottom w:w="0" w:type="dxa"/>
-          </w:tblCellMar>
-        </w:tblPrEx>
+        <w:trPr>
+          <w:cantSplit/>
+        </w:trPr>
         <w:tc>
           <w:tcPr>
             <w:tcW w:w="9746" w:type="dxa"/>
@@ -1562,6 +3514,9 @@
           <w:p>
             <w:pPr>
               <w:spacing w:after="90"/>
+              <w:rPr>
+                <w:lang w:val="nl-NL"/>
+              </w:rPr>
             </w:pPr>
             <w:r>
               <w:rPr>
@@ -1571,8 +3526,9 @@
                 <w:spacing w:val="30"/>
                 <w:sz w:val="17"/>
                 <w:szCs w:val="17"/>
-              </w:rPr>
-              <w:t>MEER WETEN</w:t>
+                <w:lang w:val="nl-NL"/>
+              </w:rPr>
+              <w:t xml:space="preserve">TIP</w:t>
             </w:r>
           </w:p>
           <w:p>
@@ -1580,9 +3536,9 @@
               <w:pStyle w:val="ListParagraph"/>
               <w:numPr>
                 <w:ilvl w:val="0"/>
-                <w:numId w:val="3"/>
+                <w:numId w:val="900"/>
               </w:numPr>
-              <w:spacing w:after="60" w:line="260" w:lineRule="auto"/>
+              <w:spacing w:after="90" w:line="262" w:lineRule="auto"/>
               <w:rPr>
                 <w:lang w:val="nl-NL"/>
               </w:rPr>
@@ -1593,13 +3549,13 @@
                 <w:bCs/>
                 <w:lang w:val="nl-NL"/>
               </w:rPr>
-              <w:t xml:space="preserve">In deze toolkit: </w:t>
-            </w:r>
-            <w:r>
-              <w:rPr>
-                <w:lang w:val="nl-NL"/>
-              </w:rPr>
-              <w:t>slim AI gebruiken en de promptopbouw (13), je content en cijfers onderbouwen (09), en afstemmen met de opdrachtgever (06).</w:t>
+              <w:t xml:space="preserve">Begin met één pagina.</w:t>
+            </w:r>
+            <w:r>
+              <w:rPr>
+                <w:lang w:val="nl-NL"/>
+              </w:rPr>
+              <w:t xml:space="preserve"> Een goede one-pager bouw je snel en verfijn je makkelijk; een hele site loopt al gauw vast op navigatie en samenhang.</w:t>
             </w:r>
           </w:p>
           <w:p>
@@ -1607,9 +3563,9 @@
               <w:pStyle w:val="ListParagraph"/>
               <w:numPr>
                 <w:ilvl w:val="0"/>
-                <w:numId w:val="3"/>
+                <w:numId w:val="900"/>
               </w:numPr>
-              <w:spacing w:after="60" w:line="260" w:lineRule="auto"/>
+              <w:spacing w:after="90" w:line="262" w:lineRule="auto"/>
               <w:rPr>
                 <w:lang w:val="nl-NL"/>
               </w:rPr>
@@ -1620,13 +3576,40 @@
                 <w:bCs/>
                 <w:lang w:val="nl-NL"/>
               </w:rPr>
-              <w:t xml:space="preserve">Tools: </w:t>
-            </w:r>
-            <w:r>
-              <w:rPr>
-                <w:lang w:val="nl-NL"/>
-              </w:rPr>
-              <w:t>er zijn AI-tools die op basis van een prompt een werkende webpagina genereren. Kies er een die de HAN toestaat, en zet er geen vertrouwelijke gegevens in (zie het AI-kader van de HAN op han.nl).</w:t>
+              <w:t xml:space="preserve">Hergebruik je eigen werk.</w:t>
+            </w:r>
+            <w:r>
+              <w:rPr>
+                <w:lang w:val="nl-NL"/>
+              </w:rPr>
+              <w:t xml:space="preserve"> Je teksten, cijfers en keuzes staan al in je projectpaper (08) en je onderbouwing (09). Plak die in je briefing in plaats van ze opnieuw te bedenken.</w:t>
+            </w:r>
+          </w:p>
+          <w:p>
+            <w:pPr>
+              <w:pStyle w:val="ListParagraph"/>
+              <w:numPr>
+                <w:ilvl w:val="0"/>
+                <w:numId w:val="900"/>
+              </w:numPr>
+              <w:spacing w:after="90" w:line="262" w:lineRule="auto"/>
+              <w:rPr>
+                <w:lang w:val="nl-NL"/>
+              </w:rPr>
+            </w:pPr>
+            <w:r>
+              <w:rPr>
+                <w:b/>
+                <w:bCs/>
+                <w:lang w:val="nl-NL"/>
+              </w:rPr>
+              <w:t xml:space="preserve">Bewaar elke versie die werkt,</w:t>
+            </w:r>
+            <w:r>
+              <w:rPr>
+                <w:lang w:val="nl-NL"/>
+              </w:rPr>
+              <w:t xml:space="preserve"> met een nummer in de bestandsnaam. Verfijnen gaat soms de verkeerde kant op.</w:t>
             </w:r>
           </w:p>
         </w:tc>
@@ -1634,23 +3617,11 @@
     </w:tbl>
     <w:p>
       <w:pPr>
-        <w:keepNext/>
-        <w:pBdr>
-          <w:bottom w:val="single" w:sz="8" w:space="4" w:color="E5007D"/>
-        </w:pBdr>
-        <w:spacing w:before="360" w:after="140"/>
-      </w:pPr>
-      <w:r>
-        <w:rPr>
-          <w:b/>
-          <w:bCs/>
-          <w:color w:val="E5007D"/>
-          <w:sz w:val="28"/>
-          <w:szCs w:val="28"/>
-        </w:rPr>
-        <w:lastRenderedPageBreak/>
-        <w:t>Mini-voorbeeld</w:t>
-      </w:r>
+        <w:spacing w:after="120"/>
+        <w:rPr>
+          <w:lang w:val="nl-NL"/>
+        </w:rPr>
+      </w:pPr>
     </w:p>
     <w:tbl>
       <w:tblPr>
@@ -1673,12 +3644,9 @@
         <w:gridCol w:w="9746"/>
       </w:tblGrid>
       <w:tr>
-        <w:tblPrEx>
-          <w:tblCellMar>
-            <w:top w:w="0" w:type="dxa"/>
-            <w:bottom w:w="0" w:type="dxa"/>
-          </w:tblCellMar>
-        </w:tblPrEx>
+        <w:trPr>
+          <w:cantSplit/>
+        </w:trPr>
         <w:tc>
           <w:tcPr>
             <w:tcW w:w="9746" w:type="dxa"/>
@@ -1713,12 +3681,17 @@
                 <w:szCs w:val="17"/>
                 <w:lang w:val="nl-NL"/>
               </w:rPr>
-              <w:t>MINI-VOORBEELD · SCHOOLKANTINE</w:t>
-            </w:r>
-          </w:p>
-          <w:p>
-            <w:pPr>
-              <w:spacing w:after="120" w:line="264" w:lineRule="auto"/>
+              <w:t xml:space="preserve">VALKUILEN</w:t>
+            </w:r>
+          </w:p>
+          <w:p>
+            <w:pPr>
+              <w:pStyle w:val="ListParagraph"/>
+              <w:numPr>
+                <w:ilvl w:val="0"/>
+                <w:numId w:val="900"/>
+              </w:numPr>
+              <w:spacing w:after="90" w:line="262" w:lineRule="auto"/>
               <w:rPr>
                 <w:lang w:val="nl-NL"/>
               </w:rPr>
@@ -1729,18 +3702,23 @@
                 <w:bCs/>
                 <w:lang w:val="nl-NL"/>
               </w:rPr>
-              <w:t xml:space="preserve">Schets: </w:t>
-            </w:r>
-            <w:r>
-              <w:rPr>
-                <w:lang w:val="nl-NL"/>
-              </w:rPr>
-              <w:t>een one-pager met bovenaan het probleem, daaronder de drie inkoopopties naast elkaar, en onderaan de aanbeveling.</w:t>
-            </w:r>
-          </w:p>
-          <w:p>
-            <w:pPr>
-              <w:spacing w:after="120" w:line="264" w:lineRule="auto"/>
+              <w:t xml:space="preserve">Meteen prompten zonder schets.</w:t>
+            </w:r>
+            <w:r>
+              <w:rPr>
+                <w:lang w:val="nl-NL"/>
+              </w:rPr>
+              <w:t xml:space="preserve"> Dan krijg je een willekeurige pagina en weet je niet wat je moet bijsturen. Schets eerst de opbouw.</w:t>
+            </w:r>
+          </w:p>
+          <w:p>
+            <w:pPr>
+              <w:pStyle w:val="ListParagraph"/>
+              <w:numPr>
+                <w:ilvl w:val="0"/>
+                <w:numId w:val="900"/>
+              </w:numPr>
+              <w:spacing w:after="90" w:line="262" w:lineRule="auto"/>
               <w:rPr>
                 <w:lang w:val="nl-NL"/>
               </w:rPr>
@@ -1751,18 +3729,23 @@
                 <w:bCs/>
                 <w:lang w:val="nl-NL"/>
               </w:rPr>
-              <w:t xml:space="preserve">Briefing: </w:t>
-            </w:r>
-            <w:r>
-              <w:rPr>
-                <w:lang w:val="nl-NL"/>
-              </w:rPr>
-              <w:t>doel is de opdrachtgever overtuigen; stijl in de kleuren van de kantine; must-have is een duidelijke vergelijkingstabel.</w:t>
-            </w:r>
-          </w:p>
-          <w:p>
-            <w:pPr>
-              <w:spacing w:line="264" w:lineRule="auto"/>
+              <w:t xml:space="preserve">Te veel in één keer vragen.</w:t>
+            </w:r>
+            <w:r>
+              <w:rPr>
+                <w:lang w:val="nl-NL"/>
+              </w:rPr>
+              <w:t xml:space="preserve"> Een complete site in één prompt wordt rommelig. Bouw per sectie op en verfijn per ronde één ding.</w:t>
+            </w:r>
+          </w:p>
+          <w:p>
+            <w:pPr>
+              <w:pStyle w:val="ListParagraph"/>
+              <w:numPr>
+                <w:ilvl w:val="0"/>
+                <w:numId w:val="900"/>
+              </w:numPr>
+              <w:spacing w:after="90" w:line="262" w:lineRule="auto"/>
               <w:rPr>
                 <w:lang w:val="nl-NL"/>
               </w:rPr>
@@ -1773,13 +3756,94 @@
                 <w:bCs/>
                 <w:lang w:val="nl-NL"/>
               </w:rPr>
-              <w:t xml:space="preserve">Prompt en verfijnen: </w:t>
-            </w:r>
-            <w:r>
-              <w:rPr>
-                <w:lang w:val="nl-NL"/>
-              </w:rPr>
-              <w:t>eerste versie laten bouwen, daarna de tabel leesbaarder maken en de aanbeveling sterker neerzetten.</w:t>
+              <w:t xml:space="preserve">De inhoud niet checken.</w:t>
+            </w:r>
+            <w:r>
+              <w:rPr>
+                <w:lang w:val="nl-NL"/>
+              </w:rPr>
+              <w:t xml:space="preserve"> AI vult lege plekken op met verzonnen tekst en cijfers die er overtuigend uitzien. Controleer alles tegen je onderbouwing (09).</w:t>
+            </w:r>
+          </w:p>
+          <w:p>
+            <w:pPr>
+              <w:pStyle w:val="ListParagraph"/>
+              <w:numPr>
+                <w:ilvl w:val="0"/>
+                <w:numId w:val="900"/>
+              </w:numPr>
+              <w:spacing w:after="90" w:line="262" w:lineRule="auto"/>
+              <w:rPr>
+                <w:lang w:val="nl-NL"/>
+              </w:rPr>
+            </w:pPr>
+            <w:r>
+              <w:rPr>
+                <w:b/>
+                <w:bCs/>
+                <w:lang w:val="nl-NL"/>
+              </w:rPr>
+              <w:t xml:space="preserve">Op smaak verfijnen in plaats van op doel.</w:t>
+            </w:r>
+            <w:r>
+              <w:rPr>
+                <w:lang w:val="nl-NL"/>
+              </w:rPr>
+              <w:t xml:space="preserve"> “Mooier” is geen opdracht. Beschrijf wat de bezoeker moet kunnen zien of doen.</w:t>
+            </w:r>
+          </w:p>
+          <w:p>
+            <w:pPr>
+              <w:pStyle w:val="ListParagraph"/>
+              <w:numPr>
+                <w:ilvl w:val="0"/>
+                <w:numId w:val="900"/>
+              </w:numPr>
+              <w:spacing w:after="90" w:line="262" w:lineRule="auto"/>
+              <w:rPr>
+                <w:lang w:val="nl-NL"/>
+              </w:rPr>
+            </w:pPr>
+            <w:r>
+              <w:rPr>
+                <w:b/>
+                <w:bCs/>
+                <w:lang w:val="nl-NL"/>
+              </w:rPr>
+              <w:t xml:space="preserve">Huisstijl vergeten.</w:t>
+            </w:r>
+            <w:r>
+              <w:rPr>
+                <w:lang w:val="nl-NL"/>
+              </w:rPr>
+              <w:t xml:space="preserve"> Een pagina die niet bij de opdrachtgever past, oogt onaf. Geef kleuren en sfeer mee in je briefing.</w:t>
+            </w:r>
+          </w:p>
+          <w:p>
+            <w:pPr>
+              <w:pStyle w:val="ListParagraph"/>
+              <w:numPr>
+                <w:ilvl w:val="0"/>
+                <w:numId w:val="900"/>
+              </w:numPr>
+              <w:spacing w:after="90" w:line="262" w:lineRule="auto"/>
+              <w:rPr>
+                <w:lang w:val="nl-NL"/>
+              </w:rPr>
+            </w:pPr>
+            <w:r>
+              <w:rPr>
+                <w:b/>
+                <w:bCs/>
+                <w:lang w:val="nl-NL"/>
+              </w:rPr>
+              <w:t xml:space="preserve">Publiceren zonder te vragen.</w:t>
+            </w:r>
+            <w:r>
+              <w:rPr>
+                <w:lang w:val="nl-NL"/>
+              </w:rPr>
+              <w:t xml:space="preserve"> Gegevens van je opdrachtgever horen niet zomaar op het open web.</w:t>
             </w:r>
           </w:p>
         </w:tc>
@@ -1787,6 +3851,337 @@
     </w:tbl>
     <w:p>
       <w:pPr>
+        <w:spacing w:after="120"/>
+        <w:rPr>
+          <w:lang w:val="nl-NL"/>
+        </w:rPr>
+      </w:pPr>
+    </w:p>
+    <w:tbl>
+      <w:tblPr>
+        <w:tblW w:w="9746" w:type="dxa"/>
+        <w:tblBorders>
+          <w:top w:val="single" w:sz="2" w:space="0" w:color="D9D9D9"/>
+          <w:left w:val="single" w:sz="28" w:space="4" w:color="E5007D"/>
+          <w:bottom w:val="single" w:sz="2" w:space="0" w:color="D9D9D9"/>
+          <w:right w:val="single" w:sz="2" w:space="0" w:color="D9D9D9"/>
+          <w:insideH w:val="single" w:sz="4" w:space="0" w:color="auto"/>
+          <w:insideV w:val="single" w:sz="4" w:space="0" w:color="auto"/>
+        </w:tblBorders>
+        <w:tblCellMar>
+          <w:left w:w="10" w:type="dxa"/>
+          <w:right w:w="10" w:type="dxa"/>
+        </w:tblCellMar>
+        <w:tblLook w:val="04A0" w:firstRow="1" w:lastRow="0" w:firstColumn="1" w:lastColumn="0" w:noHBand="0" w:noVBand="1"/>
+      </w:tblPr>
+      <w:tblGrid>
+        <w:gridCol w:w="9746"/>
+      </w:tblGrid>
+      <w:tr>
+        <w:trPr>
+          <w:cantSplit/>
+        </w:trPr>
+        <w:tc>
+          <w:tcPr>
+            <w:tcW w:w="9746" w:type="dxa"/>
+            <w:tcBorders>
+              <w:top w:val="single" w:sz="2" w:space="0" w:color="D9D9D9"/>
+              <w:left w:val="single" w:sz="28" w:space="4" w:color="E5007D"/>
+              <w:bottom w:val="single" w:sz="2" w:space="0" w:color="D9D9D9"/>
+              <w:right w:val="single" w:sz="2" w:space="0" w:color="D9D9D9"/>
+            </w:tcBorders>
+            <w:shd w:val="clear" w:color="auto" w:fill="FCE7F1"/>
+            <w:tcMar>
+              <w:top w:w="150" w:type="dxa"/>
+              <w:left w:w="240" w:type="dxa"/>
+              <w:bottom w:w="150" w:type="dxa"/>
+              <w:right w:w="220" w:type="dxa"/>
+            </w:tcMar>
+          </w:tcPr>
+          <w:p>
+            <w:pPr>
+              <w:spacing w:after="90"/>
+              <w:rPr>
+                <w:lang w:val="nl-NL"/>
+              </w:rPr>
+            </w:pPr>
+            <w:r>
+              <w:rPr>
+                <w:b/>
+                <w:bCs/>
+                <w:color w:val="E5007D"/>
+                <w:spacing w:val="30"/>
+                <w:sz w:val="17"/>
+                <w:szCs w:val="17"/>
+                <w:lang w:val="nl-NL"/>
+              </w:rPr>
+              <w:t xml:space="preserve">MEER WETEN</w:t>
+            </w:r>
+          </w:p>
+          <w:p>
+            <w:pPr>
+              <w:pStyle w:val="ListParagraph"/>
+              <w:numPr>
+                <w:ilvl w:val="0"/>
+                <w:numId w:val="900"/>
+              </w:numPr>
+              <w:spacing w:after="90" w:line="262" w:lineRule="auto"/>
+              <w:rPr>
+                <w:lang w:val="nl-NL"/>
+              </w:rPr>
+            </w:pPr>
+            <w:r>
+              <w:rPr>
+                <w:b/>
+                <w:bCs/>
+                <w:lang w:val="nl-NL"/>
+              </w:rPr>
+              <w:t xml:space="preserve">In deze toolkit:</w:t>
+            </w:r>
+            <w:r>
+              <w:rPr>
+                <w:lang w:val="nl-NL"/>
+              </w:rPr>
+              <w:t xml:space="preserve"> de promptopbouw en de regels voor AI-gebruik (13 Slim AI gebruiken), je content en cijfers onderbouwen (09 Onderbouwen), en afstemmen over publiceren (06 Opdrachtgever-afspraken).</w:t>
+            </w:r>
+          </w:p>
+          <w:p>
+            <w:pPr>
+              <w:pStyle w:val="ListParagraph"/>
+              <w:numPr>
+                <w:ilvl w:val="0"/>
+                <w:numId w:val="900"/>
+              </w:numPr>
+              <w:spacing w:after="90" w:line="262" w:lineRule="auto"/>
+              <w:rPr>
+                <w:lang w:val="nl-NL"/>
+              </w:rPr>
+            </w:pPr>
+            <w:r>
+              <w:rPr>
+                <w:b/>
+                <w:bCs/>
+                <w:lang w:val="nl-NL"/>
+              </w:rPr>
+              <w:t xml:space="preserve">Tools:</w:t>
+            </w:r>
+            <w:r>
+              <w:rPr>
+                <w:lang w:val="nl-NL"/>
+              </w:rPr>
+              <w:t xml:space="preserve"> kies een AI-tool die de HAN toestaat en zet er geen vertrouwelijke gegevens in. Zie het AI-kader van de HAN op han.nl.</w:t>
+            </w:r>
+          </w:p>
+        </w:tc>
+      </w:tr>
+    </w:tbl>
+    <w:p>
+      <w:pPr>
+        <w:spacing w:after="120"/>
+        <w:rPr>
+          <w:lang w:val="nl-NL"/>
+        </w:rPr>
+      </w:pPr>
+    </w:p>
+    <w:tbl>
+      <w:tblPr>
+        <w:tblW w:w="9746" w:type="dxa"/>
+        <w:tblBorders>
+          <w:top w:val="single" w:sz="2" w:space="0" w:color="D9D9D9"/>
+          <w:left w:val="single" w:sz="28" w:space="4" w:color="E5007D"/>
+          <w:bottom w:val="single" w:sz="2" w:space="0" w:color="D9D9D9"/>
+          <w:right w:val="single" w:sz="2" w:space="0" w:color="D9D9D9"/>
+          <w:insideH w:val="single" w:sz="4" w:space="0" w:color="auto"/>
+          <w:insideV w:val="single" w:sz="4" w:space="0" w:color="auto"/>
+        </w:tblBorders>
+        <w:tblCellMar>
+          <w:left w:w="10" w:type="dxa"/>
+          <w:right w:w="10" w:type="dxa"/>
+        </w:tblCellMar>
+        <w:tblLook w:val="04A0" w:firstRow="1" w:lastRow="0" w:firstColumn="1" w:lastColumn="0" w:noHBand="0" w:noVBand="1"/>
+      </w:tblPr>
+      <w:tblGrid>
+        <w:gridCol w:w="9746"/>
+      </w:tblGrid>
+      <w:tr>
+        <w:trPr>
+          <w:cantSplit/>
+        </w:trPr>
+        <w:tc>
+          <w:tcPr>
+            <w:tcW w:w="9746" w:type="dxa"/>
+            <w:tcBorders>
+              <w:top w:val="single" w:sz="2" w:space="0" w:color="D9D9D9"/>
+              <w:left w:val="single" w:sz="28" w:space="4" w:color="E5007D"/>
+              <w:bottom w:val="single" w:sz="2" w:space="0" w:color="D9D9D9"/>
+              <w:right w:val="single" w:sz="2" w:space="0" w:color="D9D9D9"/>
+            </w:tcBorders>
+            <w:shd w:val="clear" w:color="auto" w:fill="FCE7F1"/>
+            <w:tcMar>
+              <w:top w:w="150" w:type="dxa"/>
+              <w:left w:w="240" w:type="dxa"/>
+              <w:bottom w:w="150" w:type="dxa"/>
+              <w:right w:w="220" w:type="dxa"/>
+            </w:tcMar>
+          </w:tcPr>
+          <w:p>
+            <w:pPr>
+              <w:spacing w:after="90"/>
+              <w:rPr>
+                <w:lang w:val="nl-NL"/>
+              </w:rPr>
+            </w:pPr>
+            <w:r>
+              <w:rPr>
+                <w:b/>
+                <w:bCs/>
+                <w:color w:val="E5007D"/>
+                <w:spacing w:val="30"/>
+                <w:sz w:val="17"/>
+                <w:szCs w:val="17"/>
+                <w:lang w:val="nl-NL"/>
+              </w:rPr>
+              <w:t xml:space="preserve">MINI-VOORBEELD · SCHOOLKANTINE</w:t>
+            </w:r>
+          </w:p>
+          <w:p>
+            <w:pPr>
+              <w:spacing w:after="80" w:line="260" w:lineRule="auto"/>
+              <w:rPr>
+                <w:lang w:val="nl-NL"/>
+              </w:rPr>
+            </w:pPr>
+            <w:r>
+              <w:rPr>
+                <w:b/>
+                <w:bCs/>
+                <w:lang w:val="nl-NL"/>
+              </w:rPr>
+              <w:t xml:space="preserve">Schets:</w:t>
+            </w:r>
+            <w:r>
+              <w:rPr>
+                <w:lang w:val="nl-NL"/>
+              </w:rPr>
+              <w:t xml:space="preserve"> een one-pager met bovenaan de kernboodschap, daaronder het probleem met twee cijfers, dan de drie inkoopopties naast elkaar, en onderaan de aanbeveling met een contactblok.</w:t>
+            </w:r>
+          </w:p>
+          <w:p>
+            <w:pPr>
+              <w:spacing w:after="80" w:line="260" w:lineRule="auto"/>
+              <w:rPr>
+                <w:lang w:val="nl-NL"/>
+              </w:rPr>
+            </w:pPr>
+            <w:r>
+              <w:rPr>
+                <w:b/>
+                <w:bCs/>
+                <w:lang w:val="nl-NL"/>
+              </w:rPr>
+              <w:t xml:space="preserve">Briefing:</w:t>
+            </w:r>
+            <w:r>
+              <w:rPr>
+                <w:lang w:val="nl-NL"/>
+              </w:rPr>
+              <w:t xml:space="preserve"> doel is de inkoopafdeling laten kiezen; de bezoeker weet al dat er verspilling is, maar niet hoeveel; stijl in de kleuren van de kantine; must-have is een vergelijkingstabel; niet op de pagina: cijfers die niet uit de afvalmeting komen.</w:t>
+            </w:r>
+          </w:p>
+          <w:p>
+            <w:pPr>
+              <w:spacing w:after="80" w:line="260" w:lineRule="auto"/>
+              <w:rPr>
+                <w:lang w:val="nl-NL"/>
+              </w:rPr>
+            </w:pPr>
+            <w:r>
+              <w:rPr>
+                <w:b/>
+                <w:bCs/>
+                <w:lang w:val="nl-NL"/>
+              </w:rPr>
+              <w:t xml:space="preserve">Bouwen:</w:t>
+            </w:r>
+            <w:r>
+              <w:rPr>
+                <w:lang w:val="nl-NL"/>
+              </w:rPr>
+              <w:t xml:space="preserve"> eerste versie in één prompt, met de briefing en de teksten erbij.</w:t>
+            </w:r>
+          </w:p>
+          <w:p>
+            <w:pPr>
+              <w:spacing w:after="80" w:line="260" w:lineRule="auto"/>
+              <w:rPr>
+                <w:lang w:val="nl-NL"/>
+              </w:rPr>
+            </w:pPr>
+            <w:r>
+              <w:rPr>
+                <w:b/>
+                <w:bCs/>
+                <w:lang w:val="nl-NL"/>
+              </w:rPr>
+              <w:t xml:space="preserve">Verfijnen in drie rondes:</w:t>
+            </w:r>
+            <w:r>
+              <w:rPr>
+                <w:lang w:val="nl-NL"/>
+              </w:rPr>
+              <w:t xml:space="preserve"> de aanbeveling boven de tabel gezet, de aanbevolen optie een gekleurde achtergrond gegeven, en de tekst op de telefoon groter gemaakt.</w:t>
+            </w:r>
+          </w:p>
+          <w:p>
+            <w:pPr>
+              <w:spacing w:after="80" w:line="260" w:lineRule="auto"/>
+              <w:rPr>
+                <w:lang w:val="nl-NL"/>
+              </w:rPr>
+            </w:pPr>
+            <w:r>
+              <w:rPr>
+                <w:b/>
+                <w:bCs/>
+                <w:lang w:val="nl-NL"/>
+              </w:rPr>
+              <w:t xml:space="preserve">Controle:</w:t>
+            </w:r>
+            <w:r>
+              <w:rPr>
+                <w:lang w:val="nl-NL"/>
+              </w:rPr>
+              <w:t xml:space="preserve"> beide cijfers teruggevoerd op de afvalmeting van de opdrachtgever en het WUR-rapport uit het logboek; één verzonnen zin over een landelijk gemiddelde verwijderd.</w:t>
+            </w:r>
+          </w:p>
+          <w:p>
+            <w:pPr>
+              <w:spacing w:after="80" w:line="260" w:lineRule="auto"/>
+              <w:rPr>
+                <w:lang w:val="nl-NL"/>
+              </w:rPr>
+            </w:pPr>
+            <w:r>
+              <w:rPr>
+                <w:b/>
+                <w:bCs/>
+                <w:lang w:val="nl-NL"/>
+              </w:rPr>
+              <w:t xml:space="preserve">Delen:</w:t>
+            </w:r>
+            <w:r>
+              <w:rPr>
+                <w:lang w:val="nl-NL"/>
+              </w:rPr>
+              <w:t xml:space="preserve"> niet openbaar gepubliceerd, maar als bestand getoond in de sprintreview, met de vraag of de aanbeveling klopt.</w:t>
+            </w:r>
+          </w:p>
+        </w:tc>
+      </w:tr>
+    </w:tbl>
+    <w:p>
+      <w:pPr>
+        <w:spacing w:after="120"/>
         <w:rPr>
           <w:lang w:val="nl-NL"/>
         </w:rPr>
@@ -2267,6 +4662,120 @@
       </w:pPr>
     </w:lvl>
   </w:abstractNum>
+  <w:abstractNum w:abstractNumId="900">
+    <w:nsid w:val="5A110001"/>
+    <w:multiLevelType w:val="hybridMultilevel"/>
+    <w:lvl w:ilvl="0">
+      <w:start w:val="1"/>
+      <w:numFmt w:val="bullet"/>
+      <w:lvlText w:val="•"/>
+      <w:lvlJc w:val="left"/>
+      <w:pPr>
+        <w:ind w:left="460" w:hanging="260"/>
+      </w:pPr>
+      <w:rPr>
+        <w:color w:val="E5007D"/>
+      </w:rPr>
+    </w:lvl>
+    <w:lvl w:ilvl="1">
+      <w:numFmt w:val="decimal"/>
+      <w:lvlText w:val=""/>
+      <w:lvlJc w:val="left"/>
+    </w:lvl>
+    <w:lvl w:ilvl="2">
+      <w:numFmt w:val="decimal"/>
+      <w:lvlText w:val=""/>
+      <w:lvlJc w:val="left"/>
+    </w:lvl>
+    <w:lvl w:ilvl="3">
+      <w:numFmt w:val="decimal"/>
+      <w:lvlText w:val=""/>
+      <w:lvlJc w:val="left"/>
+    </w:lvl>
+    <w:lvl w:ilvl="4">
+      <w:numFmt w:val="decimal"/>
+      <w:lvlText w:val=""/>
+      <w:lvlJc w:val="left"/>
+    </w:lvl>
+    <w:lvl w:ilvl="5">
+      <w:numFmt w:val="decimal"/>
+      <w:lvlText w:val=""/>
+      <w:lvlJc w:val="left"/>
+    </w:lvl>
+    <w:lvl w:ilvl="6">
+      <w:numFmt w:val="decimal"/>
+      <w:lvlText w:val=""/>
+      <w:lvlJc w:val="left"/>
+    </w:lvl>
+    <w:lvl w:ilvl="7">
+      <w:numFmt w:val="decimal"/>
+      <w:lvlText w:val=""/>
+      <w:lvlJc w:val="left"/>
+    </w:lvl>
+    <w:lvl w:ilvl="8">
+      <w:numFmt w:val="decimal"/>
+      <w:lvlText w:val=""/>
+      <w:lvlJc w:val="left"/>
+    </w:lvl>
+  </w:abstractNum>
+  <w:abstractNum w:abstractNumId="901">
+    <w:nsid w:val="5A110002"/>
+    <w:multiLevelType w:val="hybridMultilevel"/>
+    <w:lvl w:ilvl="0">
+      <w:start w:val="1"/>
+      <w:numFmt w:val="decimal"/>
+      <w:lvlText w:val="%1."/>
+      <w:lvlJc w:val="left"/>
+      <w:pPr>
+        <w:ind w:left="460" w:hanging="360"/>
+      </w:pPr>
+      <w:rPr>
+        <w:b/>
+        <w:bCs/>
+        <w:color w:val="E5007D"/>
+      </w:rPr>
+    </w:lvl>
+    <w:lvl w:ilvl="1">
+      <w:numFmt w:val="decimal"/>
+      <w:lvlText w:val=""/>
+      <w:lvlJc w:val="left"/>
+    </w:lvl>
+    <w:lvl w:ilvl="2">
+      <w:numFmt w:val="decimal"/>
+      <w:lvlText w:val=""/>
+      <w:lvlJc w:val="left"/>
+    </w:lvl>
+    <w:lvl w:ilvl="3">
+      <w:numFmt w:val="decimal"/>
+      <w:lvlText w:val=""/>
+      <w:lvlJc w:val="left"/>
+    </w:lvl>
+    <w:lvl w:ilvl="4">
+      <w:numFmt w:val="decimal"/>
+      <w:lvlText w:val=""/>
+      <w:lvlJc w:val="left"/>
+    </w:lvl>
+    <w:lvl w:ilvl="5">
+      <w:numFmt w:val="decimal"/>
+      <w:lvlText w:val=""/>
+      <w:lvlJc w:val="left"/>
+    </w:lvl>
+    <w:lvl w:ilvl="6">
+      <w:numFmt w:val="decimal"/>
+      <w:lvlText w:val=""/>
+      <w:lvlJc w:val="left"/>
+    </w:lvl>
+    <w:lvl w:ilvl="7">
+      <w:numFmt w:val="decimal"/>
+      <w:lvlText w:val=""/>
+      <w:lvlJc w:val="left"/>
+    </w:lvl>
+    <w:lvl w:ilvl="8">
+      <w:numFmt w:val="decimal"/>
+      <w:lvlText w:val=""/>
+      <w:lvlJc w:val="left"/>
+    </w:lvl>
+  </w:abstractNum>
   <w:num w:numId="1" w16cid:durableId="1514609253">
     <w:abstractNumId w:val="4"/>
     <w:lvlOverride w:ilvl="0">
@@ -2287,6 +4796,21 @@
   </w:num>
   <w:num w:numId="4" w16cid:durableId="1852527053">
     <w:abstractNumId w:val="0"/>
+    <w:lvlOverride w:ilvl="0">
+      <w:startOverride w:val="1"/>
+    </w:lvlOverride>
+  </w:num>
+  <w:num w:numId="900">
+    <w:abstractNumId w:val="900"/>
+  </w:num>
+  <w:num w:numId="901">
+    <w:abstractNumId w:val="901"/>
+    <w:lvlOverride w:ilvl="0">
+      <w:startOverride w:val="1"/>
+    </w:lvlOverride>
+  </w:num>
+  <w:num w:numId="902">
+    <w:abstractNumId w:val="901"/>
     <w:lvlOverride w:ilvl="0">
       <w:startOverride w:val="1"/>
     </w:lvlOverride>
